--- a/flow/20230914_vu_template/drafts/2024-11-u/21-ЧТ-Введення.docx
+++ b/flow/20230914_vu_template/drafts/2024-11-u/21-ЧТ-Введення.docx
@@ -11394,11 +11394,22 @@
           <w:color w:val="000000"/>
           <w:sz w:val="24"/>
         </w:rPr>
-        <w:t>Го</w:t>
-      </w:r>
-      <w:r>
-        <w:rPr>
-          <w:rFonts w:ascii="Times New Roman" w:hAnsi="Times New Roman"/>
+        <w:t xml:space="preserve">Го́споди, взива́ю я до Те́бе, ви́слухай мене́.* </w:t>
+      </w:r>
+      <w:r>
+        <w:rPr>
+          <w:rFonts w:ascii="Times New Roman" w:hAnsi="Times New Roman"/>
+          <w:b/>
+          <w:color w:val="000000"/>
+          <w:sz w:val="24"/>
+        </w:rPr>
+        <w:t>Ви</w:t>
+      </w:r>
+      <w:r>
+        <w:rPr>
+          <w:rFonts w:ascii="Times New Roman" w:hAnsi="Times New Roman"/>
+          <w:b/>
+          <w:color w:val="000000"/>
           <w:sz w:val="24"/>
         </w:rPr>
         <w:t>́</w:t>
@@ -11410,7 +11421,7 @@
           <w:color w:val="000000"/>
           <w:sz w:val="24"/>
         </w:rPr>
-        <w:t>споди,</w:t>
+        <w:t>слухай мене</w:t>
       </w:r>
       <w:r>
         <w:rPr>
@@ -11419,7 +11430,7 @@
           <w:color w:val="000000"/>
           <w:sz w:val="24"/>
         </w:rPr>
-        <w:t xml:space="preserve"> </w:t>
+        <w:t>́</w:t>
       </w:r>
       <w:r>
         <w:rPr>
@@ -11428,11 +11439,13 @@
           <w:color w:val="000000"/>
           <w:sz w:val="24"/>
         </w:rPr>
-        <w:t>взива</w:t>
-      </w:r>
-      <w:r>
-        <w:rPr>
-          <w:rFonts w:ascii="Times New Roman" w:hAnsi="Times New Roman"/>
+        <w:t>, Го</w:t>
+      </w:r>
+      <w:r>
+        <w:rPr>
+          <w:rFonts w:ascii="Times New Roman" w:hAnsi="Times New Roman"/>
+          <w:b/>
+          <w:color w:val="000000"/>
           <w:sz w:val="24"/>
         </w:rPr>
         <w:t>́</w:t>
@@ -11444,7 +11457,7 @@
           <w:color w:val="000000"/>
           <w:sz w:val="24"/>
         </w:rPr>
-        <w:t>ю</w:t>
+        <w:t>споди.* Го</w:t>
       </w:r>
       <w:r>
         <w:rPr>
@@ -11453,7 +11466,7 @@
           <w:color w:val="000000"/>
           <w:sz w:val="24"/>
         </w:rPr>
-        <w:t xml:space="preserve"> </w:t>
+        <w:t>́</w:t>
       </w:r>
       <w:r>
         <w:rPr>
@@ -11462,7 +11475,7 @@
           <w:color w:val="000000"/>
           <w:sz w:val="24"/>
         </w:rPr>
-        <w:t>я</w:t>
+        <w:t>споди, взива</w:t>
       </w:r>
       <w:r>
         <w:rPr>
@@ -11471,7 +11484,7 @@
           <w:color w:val="000000"/>
           <w:sz w:val="24"/>
         </w:rPr>
-        <w:t xml:space="preserve"> </w:t>
+        <w:t>́</w:t>
       </w:r>
       <w:r>
         <w:rPr>
@@ -11480,7 +11493,7 @@
           <w:color w:val="000000"/>
           <w:sz w:val="24"/>
         </w:rPr>
-        <w:t>до</w:t>
+        <w:t>ю я до Те</w:t>
       </w:r>
       <w:r>
         <w:rPr>
@@ -11489,7 +11502,7 @@
           <w:color w:val="000000"/>
           <w:sz w:val="24"/>
         </w:rPr>
-        <w:t xml:space="preserve"> </w:t>
+        <w:t>́</w:t>
       </w:r>
       <w:r>
         <w:rPr>
@@ -11498,11 +11511,13 @@
           <w:color w:val="000000"/>
           <w:sz w:val="24"/>
         </w:rPr>
-        <w:t>Те</w:t>
-      </w:r>
-      <w:r>
-        <w:rPr>
-          <w:rFonts w:ascii="Times New Roman" w:hAnsi="Times New Roman"/>
+        <w:t>бе, ви</w:t>
+      </w:r>
+      <w:r>
+        <w:rPr>
+          <w:rFonts w:ascii="Times New Roman" w:hAnsi="Times New Roman"/>
+          <w:b/>
+          <w:color w:val="000000"/>
           <w:sz w:val="24"/>
         </w:rPr>
         <w:t>́</w:t>
@@ -11514,7 +11529,7 @@
           <w:color w:val="000000"/>
           <w:sz w:val="24"/>
         </w:rPr>
-        <w:t>бе,</w:t>
+        <w:t>слухай мене</w:t>
       </w:r>
       <w:r>
         <w:rPr>
@@ -11523,7 +11538,7 @@
           <w:color w:val="000000"/>
           <w:sz w:val="24"/>
         </w:rPr>
-        <w:t xml:space="preserve"> </w:t>
+        <w:t>́</w:t>
       </w:r>
       <w:r>
         <w:rPr>
@@ -11532,11 +11547,13 @@
           <w:color w:val="000000"/>
           <w:sz w:val="24"/>
         </w:rPr>
-        <w:t>ви</w:t>
-      </w:r>
-      <w:r>
-        <w:rPr>
-          <w:rFonts w:ascii="Times New Roman" w:hAnsi="Times New Roman"/>
+        <w:t>.* Почу</w:t>
+      </w:r>
+      <w:r>
+        <w:rPr>
+          <w:rFonts w:ascii="Times New Roman" w:hAnsi="Times New Roman"/>
+          <w:b/>
+          <w:color w:val="000000"/>
           <w:sz w:val="24"/>
         </w:rPr>
         <w:t>́</w:t>
@@ -11548,7 +11565,7 @@
           <w:color w:val="000000"/>
           <w:sz w:val="24"/>
         </w:rPr>
-        <w:t>слухай</w:t>
+        <w:t>й го</w:t>
       </w:r>
       <w:r>
         <w:rPr>
@@ -11557,7 +11574,7 @@
           <w:color w:val="000000"/>
           <w:sz w:val="24"/>
         </w:rPr>
-        <w:t xml:space="preserve"> </w:t>
+        <w:t>́</w:t>
       </w:r>
       <w:r>
         <w:rPr>
@@ -11566,11 +11583,13 @@
           <w:color w:val="000000"/>
           <w:sz w:val="24"/>
         </w:rPr>
-        <w:t>мене</w:t>
-      </w:r>
-      <w:r>
-        <w:rPr>
-          <w:rFonts w:ascii="Times New Roman" w:hAnsi="Times New Roman"/>
+        <w:t>лос молі</w:t>
+      </w:r>
+      <w:r>
+        <w:rPr>
+          <w:rFonts w:ascii="Times New Roman" w:hAnsi="Times New Roman"/>
+          <w:b/>
+          <w:color w:val="000000"/>
           <w:sz w:val="24"/>
         </w:rPr>
         <w:t>́</w:t>
@@ -11582,7 +11601,7 @@
           <w:color w:val="000000"/>
           <w:sz w:val="24"/>
         </w:rPr>
-        <w:t>.*</w:t>
+        <w:t>ння мого</w:t>
       </w:r>
       <w:r>
         <w:rPr>
@@ -11591,7 +11610,7 @@
           <w:color w:val="000000"/>
           <w:sz w:val="24"/>
         </w:rPr>
-        <w:t xml:space="preserve"> </w:t>
+        <w:t>́</w:t>
       </w:r>
       <w:r>
         <w:rPr>
@@ -11600,11 +11619,343 @@
           <w:color w:val="000000"/>
           <w:sz w:val="24"/>
         </w:rPr>
+        <w:t>,* коли</w:t>
+      </w:r>
+      <w:r>
+        <w:rPr>
+          <w:rFonts w:ascii="Times New Roman" w:hAnsi="Times New Roman"/>
+          <w:b/>
+          <w:color w:val="000000"/>
+          <w:sz w:val="24"/>
+        </w:rPr>
+        <w:t>́</w:t>
+      </w:r>
+      <w:r>
+        <w:rPr>
+          <w:rFonts w:ascii="Times New Roman" w:hAnsi="Times New Roman"/>
+          <w:b/>
+          <w:color w:val="000000"/>
+          <w:sz w:val="24"/>
+        </w:rPr>
+        <w:t xml:space="preserve"> взива</w:t>
+      </w:r>
+      <w:r>
+        <w:rPr>
+          <w:rFonts w:ascii="Times New Roman" w:hAnsi="Times New Roman"/>
+          <w:b/>
+          <w:color w:val="000000"/>
+          <w:sz w:val="24"/>
+        </w:rPr>
+        <w:t>́</w:t>
+      </w:r>
+      <w:r>
+        <w:rPr>
+          <w:rFonts w:ascii="Times New Roman" w:hAnsi="Times New Roman"/>
+          <w:b/>
+          <w:color w:val="000000"/>
+          <w:sz w:val="24"/>
+        </w:rPr>
+        <w:t>ю до Те</w:t>
+      </w:r>
+      <w:r>
+        <w:rPr>
+          <w:rFonts w:ascii="Times New Roman" w:hAnsi="Times New Roman"/>
+          <w:b/>
+          <w:color w:val="000000"/>
+          <w:sz w:val="24"/>
+        </w:rPr>
+        <w:t>́</w:t>
+      </w:r>
+      <w:r>
+        <w:rPr>
+          <w:rFonts w:ascii="Times New Roman" w:hAnsi="Times New Roman"/>
+          <w:b/>
+          <w:color w:val="000000"/>
+          <w:sz w:val="24"/>
+        </w:rPr>
+        <w:t>бе.* Ви</w:t>
+      </w:r>
+      <w:r>
+        <w:rPr>
+          <w:rFonts w:ascii="Times New Roman" w:hAnsi="Times New Roman"/>
+          <w:b/>
+          <w:color w:val="000000"/>
+          <w:sz w:val="24"/>
+        </w:rPr>
+        <w:t>́</w:t>
+      </w:r>
+      <w:r>
+        <w:rPr>
+          <w:rFonts w:ascii="Times New Roman" w:hAnsi="Times New Roman"/>
+          <w:b/>
+          <w:color w:val="000000"/>
+          <w:sz w:val="24"/>
+        </w:rPr>
+        <w:t>слухай мене</w:t>
+      </w:r>
+      <w:r>
+        <w:rPr>
+          <w:rFonts w:ascii="Times New Roman" w:hAnsi="Times New Roman"/>
+          <w:b/>
+          <w:color w:val="000000"/>
+          <w:sz w:val="24"/>
+        </w:rPr>
+        <w:t>́</w:t>
+      </w:r>
+      <w:r>
+        <w:rPr>
+          <w:rFonts w:ascii="Times New Roman" w:hAnsi="Times New Roman"/>
+          <w:b/>
+          <w:color w:val="000000"/>
+          <w:sz w:val="24"/>
+        </w:rPr>
+        <w:t>, Го</w:t>
+      </w:r>
+      <w:r>
+        <w:rPr>
+          <w:rFonts w:ascii="Times New Roman" w:hAnsi="Times New Roman"/>
+          <w:b/>
+          <w:color w:val="000000"/>
+          <w:sz w:val="24"/>
+        </w:rPr>
+        <w:t>́</w:t>
+      </w:r>
+      <w:r>
+        <w:rPr>
+          <w:rFonts w:ascii="Times New Roman" w:hAnsi="Times New Roman"/>
+          <w:b/>
+          <w:color w:val="000000"/>
+          <w:sz w:val="24"/>
+        </w:rPr>
+        <w:t>споди.</w:t>
+      </w:r>
+    </w:p>
+    <w:p>
+      <w:pPr>
+        <w:pStyle w:val="Normal"/>
+        <w:spacing w:after="120"/>
+      </w:pPr>
+      <w:r>
+        <w:rPr>
+          <w:rFonts w:ascii="Times New Roman" w:hAnsi="Times New Roman"/>
+          <w:b/>
+          <w:color w:val="000000"/>
+          <w:sz w:val="24"/>
+        </w:rPr>
+        <w:t>Неха</w:t>
+      </w:r>
+      <w:r>
+        <w:rPr>
+          <w:rFonts w:ascii="Times New Roman" w:hAnsi="Times New Roman"/>
+          <w:b/>
+          <w:color w:val="000000"/>
+          <w:sz w:val="24"/>
+        </w:rPr>
+        <w:t>́</w:t>
+      </w:r>
+      <w:r>
+        <w:rPr>
+          <w:rFonts w:ascii="Times New Roman" w:hAnsi="Times New Roman"/>
+          <w:b/>
+          <w:color w:val="000000"/>
+          <w:sz w:val="24"/>
+        </w:rPr>
+        <w:t>й піднесе</w:t>
+      </w:r>
+      <w:r>
+        <w:rPr>
+          <w:rFonts w:ascii="Times New Roman" w:hAnsi="Times New Roman"/>
+          <w:b/>
+          <w:color w:val="000000"/>
+          <w:sz w:val="24"/>
+        </w:rPr>
+        <w:t>́</w:t>
+      </w:r>
+      <w:r>
+        <w:rPr>
+          <w:rFonts w:ascii="Times New Roman" w:hAnsi="Times New Roman"/>
+          <w:b/>
+          <w:color w:val="000000"/>
+          <w:sz w:val="24"/>
+        </w:rPr>
+        <w:t>ться моли</w:t>
+      </w:r>
+      <w:r>
+        <w:rPr>
+          <w:rFonts w:ascii="Times New Roman" w:hAnsi="Times New Roman"/>
+          <w:b/>
+          <w:color w:val="000000"/>
+          <w:sz w:val="24"/>
+        </w:rPr>
+        <w:t>́</w:t>
+      </w:r>
+      <w:r>
+        <w:rPr>
+          <w:rFonts w:ascii="Times New Roman" w:hAnsi="Times New Roman"/>
+          <w:b/>
+          <w:color w:val="000000"/>
+          <w:sz w:val="24"/>
+        </w:rPr>
+        <w:t>тва моя</w:t>
+      </w:r>
+      <w:r>
+        <w:rPr>
+          <w:rFonts w:ascii="Times New Roman" w:hAnsi="Times New Roman"/>
+          <w:b/>
+          <w:color w:val="000000"/>
+          <w:sz w:val="24"/>
+        </w:rPr>
+        <w:t>́</w:t>
+      </w:r>
+      <w:r>
+        <w:rPr>
+          <w:rFonts w:ascii="Times New Roman" w:hAnsi="Times New Roman"/>
+          <w:b/>
+          <w:color w:val="000000"/>
+          <w:sz w:val="24"/>
+        </w:rPr>
+        <w:t>,* мов кади</w:t>
+      </w:r>
+      <w:r>
+        <w:rPr>
+          <w:rFonts w:ascii="Times New Roman" w:hAnsi="Times New Roman"/>
+          <w:b/>
+          <w:color w:val="000000"/>
+          <w:sz w:val="24"/>
+        </w:rPr>
+        <w:t>́</w:t>
+      </w:r>
+      <w:r>
+        <w:rPr>
+          <w:rFonts w:ascii="Times New Roman" w:hAnsi="Times New Roman"/>
+          <w:b/>
+          <w:color w:val="000000"/>
+          <w:sz w:val="24"/>
+        </w:rPr>
+        <w:t>ло пе</w:t>
+      </w:r>
+      <w:r>
+        <w:rPr>
+          <w:rFonts w:ascii="Times New Roman" w:hAnsi="Times New Roman"/>
+          <w:b/>
+          <w:color w:val="000000"/>
+          <w:sz w:val="24"/>
+        </w:rPr>
+        <w:t>́</w:t>
+      </w:r>
+      <w:r>
+        <w:rPr>
+          <w:rFonts w:ascii="Times New Roman" w:hAnsi="Times New Roman"/>
+          <w:b/>
+          <w:color w:val="000000"/>
+          <w:sz w:val="24"/>
+        </w:rPr>
+        <w:t>ред Тобо</w:t>
+      </w:r>
+      <w:r>
+        <w:rPr>
+          <w:rFonts w:ascii="Times New Roman" w:hAnsi="Times New Roman"/>
+          <w:b/>
+          <w:color w:val="000000"/>
+          <w:sz w:val="24"/>
+        </w:rPr>
+        <w:t>́</w:t>
+      </w:r>
+      <w:r>
+        <w:rPr>
+          <w:rFonts w:ascii="Times New Roman" w:hAnsi="Times New Roman"/>
+          <w:b/>
+          <w:color w:val="000000"/>
+          <w:sz w:val="24"/>
+        </w:rPr>
+        <w:t>ю;* підно</w:t>
+      </w:r>
+      <w:r>
+        <w:rPr>
+          <w:rFonts w:ascii="Times New Roman" w:hAnsi="Times New Roman"/>
+          <w:b/>
+          <w:color w:val="000000"/>
+          <w:sz w:val="24"/>
+        </w:rPr>
+        <w:t>́</w:t>
+      </w:r>
+      <w:r>
+        <w:rPr>
+          <w:rFonts w:ascii="Times New Roman" w:hAnsi="Times New Roman"/>
+          <w:b/>
+          <w:color w:val="000000"/>
+          <w:sz w:val="24"/>
+        </w:rPr>
+        <w:t>шення рук мої</w:t>
+      </w:r>
+      <w:r>
+        <w:rPr>
+          <w:rFonts w:ascii="Times New Roman" w:hAnsi="Times New Roman"/>
+          <w:b/>
+          <w:color w:val="000000"/>
+          <w:sz w:val="24"/>
+        </w:rPr>
+        <w:t>́</w:t>
+      </w:r>
+      <w:r>
+        <w:rPr>
+          <w:rFonts w:ascii="Times New Roman" w:hAnsi="Times New Roman"/>
+          <w:b/>
+          <w:color w:val="000000"/>
+          <w:sz w:val="24"/>
+        </w:rPr>
+        <w:t>х,* як же</w:t>
+      </w:r>
+      <w:r>
+        <w:rPr>
+          <w:rFonts w:ascii="Times New Roman" w:hAnsi="Times New Roman"/>
+          <w:b/>
+          <w:color w:val="000000"/>
+          <w:sz w:val="24"/>
+        </w:rPr>
+        <w:t>́</w:t>
+      </w:r>
+      <w:r>
+        <w:rPr>
+          <w:rFonts w:ascii="Times New Roman" w:hAnsi="Times New Roman"/>
+          <w:b/>
+          <w:color w:val="000000"/>
+          <w:sz w:val="24"/>
+        </w:rPr>
+        <w:t>ртва вечі</w:t>
+      </w:r>
+      <w:r>
+        <w:rPr>
+          <w:rFonts w:ascii="Times New Roman" w:hAnsi="Times New Roman"/>
+          <w:b/>
+          <w:color w:val="000000"/>
+          <w:sz w:val="24"/>
+        </w:rPr>
+        <w:t>́</w:t>
+      </w:r>
+      <w:r>
+        <w:rPr>
+          <w:rFonts w:ascii="Times New Roman" w:hAnsi="Times New Roman"/>
+          <w:b/>
+          <w:color w:val="000000"/>
+          <w:sz w:val="24"/>
+        </w:rPr>
+        <w:t xml:space="preserve">рня.* </w:t>
+      </w:r>
+      <w:r>
+        <w:rPr>
+          <w:rFonts w:ascii="Times New Roman" w:hAnsi="Times New Roman"/>
+          <w:b/>
+          <w:color w:val="000000"/>
+          <w:sz w:val="24"/>
+        </w:rPr>
         <w:t>Ви</w:t>
       </w:r>
       <w:r>
         <w:rPr>
           <w:rFonts w:ascii="Times New Roman" w:hAnsi="Times New Roman"/>
+          <w:b/>
+          <w:color w:val="000000"/>
           <w:sz w:val="24"/>
         </w:rPr>
         <w:t>́</w:t>
@@ -11616,7 +11967,7 @@
           <w:color w:val="000000"/>
           <w:sz w:val="24"/>
         </w:rPr>
-        <w:t>слухай</w:t>
+        <w:t>слухай мене</w:t>
       </w:r>
       <w:r>
         <w:rPr>
@@ -11625,7 +11976,7 @@
           <w:color w:val="000000"/>
           <w:sz w:val="24"/>
         </w:rPr>
-        <w:t xml:space="preserve"> </w:t>
+        <w:t>́</w:t>
       </w:r>
       <w:r>
         <w:rPr>
@@ -11634,1111 +11985,13 @@
           <w:color w:val="000000"/>
           <w:sz w:val="24"/>
         </w:rPr>
-        <w:t>мене,</w:t>
+        <w:t>, Го</w:t>
       </w:r>
       <w:r>
         <w:rPr>
           <w:rFonts w:ascii="Times New Roman" w:hAnsi="Times New Roman"/>
           <w:b/>
           <w:color w:val="000000"/>
-          <w:sz w:val="24"/>
-        </w:rPr>
-        <w:t xml:space="preserve"> </w:t>
-      </w:r>
-      <w:r>
-        <w:rPr>
-          <w:rFonts w:ascii="Times New Roman" w:hAnsi="Times New Roman"/>
-          <w:b/>
-          <w:color w:val="000000"/>
-          <w:sz w:val="24"/>
-        </w:rPr>
-        <w:t>Го</w:t>
-      </w:r>
-      <w:r>
-        <w:rPr>
-          <w:rFonts w:ascii="Times New Roman" w:hAnsi="Times New Roman"/>
-          <w:sz w:val="24"/>
-        </w:rPr>
-        <w:t>́</w:t>
-      </w:r>
-      <w:r>
-        <w:rPr>
-          <w:rFonts w:ascii="Times New Roman" w:hAnsi="Times New Roman"/>
-          <w:b/>
-          <w:color w:val="000000"/>
-          <w:sz w:val="24"/>
-        </w:rPr>
-        <w:t>споди.*</w:t>
-      </w:r>
-      <w:r>
-        <w:rPr>
-          <w:rFonts w:ascii="Times New Roman" w:hAnsi="Times New Roman"/>
-          <w:b/>
-          <w:color w:val="000000"/>
-          <w:sz w:val="24"/>
-        </w:rPr>
-        <w:t xml:space="preserve"> </w:t>
-      </w:r>
-      <w:r>
-        <w:rPr>
-          <w:rFonts w:ascii="Times New Roman" w:hAnsi="Times New Roman"/>
-          <w:b/>
-          <w:color w:val="000000"/>
-          <w:sz w:val="24"/>
-        </w:rPr>
-        <w:t>Го</w:t>
-      </w:r>
-      <w:r>
-        <w:rPr>
-          <w:rFonts w:ascii="Times New Roman" w:hAnsi="Times New Roman"/>
-          <w:sz w:val="24"/>
-        </w:rPr>
-        <w:t>́</w:t>
-      </w:r>
-      <w:r>
-        <w:rPr>
-          <w:rFonts w:ascii="Times New Roman" w:hAnsi="Times New Roman"/>
-          <w:b/>
-          <w:color w:val="000000"/>
-          <w:sz w:val="24"/>
-        </w:rPr>
-        <w:t>споди,</w:t>
-      </w:r>
-      <w:r>
-        <w:rPr>
-          <w:rFonts w:ascii="Times New Roman" w:hAnsi="Times New Roman"/>
-          <w:b/>
-          <w:color w:val="000000"/>
-          <w:sz w:val="24"/>
-        </w:rPr>
-        <w:t xml:space="preserve"> </w:t>
-      </w:r>
-      <w:r>
-        <w:rPr>
-          <w:rFonts w:ascii="Times New Roman" w:hAnsi="Times New Roman"/>
-          <w:b/>
-          <w:color w:val="000000"/>
-          <w:sz w:val="24"/>
-        </w:rPr>
-        <w:t>взива</w:t>
-      </w:r>
-      <w:r>
-        <w:rPr>
-          <w:rFonts w:ascii="Times New Roman" w:hAnsi="Times New Roman"/>
-          <w:sz w:val="24"/>
-        </w:rPr>
-        <w:t>́</w:t>
-      </w:r>
-      <w:r>
-        <w:rPr>
-          <w:rFonts w:ascii="Times New Roman" w:hAnsi="Times New Roman"/>
-          <w:b/>
-          <w:color w:val="000000"/>
-          <w:sz w:val="24"/>
-        </w:rPr>
-        <w:t>ю</w:t>
-      </w:r>
-      <w:r>
-        <w:rPr>
-          <w:rFonts w:ascii="Times New Roman" w:hAnsi="Times New Roman"/>
-          <w:b/>
-          <w:color w:val="000000"/>
-          <w:sz w:val="24"/>
-        </w:rPr>
-        <w:t xml:space="preserve"> </w:t>
-      </w:r>
-      <w:r>
-        <w:rPr>
-          <w:rFonts w:ascii="Times New Roman" w:hAnsi="Times New Roman"/>
-          <w:b/>
-          <w:color w:val="000000"/>
-          <w:sz w:val="24"/>
-        </w:rPr>
-        <w:t>я</w:t>
-      </w:r>
-      <w:r>
-        <w:rPr>
-          <w:rFonts w:ascii="Times New Roman" w:hAnsi="Times New Roman"/>
-          <w:b/>
-          <w:color w:val="000000"/>
-          <w:sz w:val="24"/>
-        </w:rPr>
-        <w:t xml:space="preserve"> </w:t>
-      </w:r>
-      <w:r>
-        <w:rPr>
-          <w:rFonts w:ascii="Times New Roman" w:hAnsi="Times New Roman"/>
-          <w:b/>
-          <w:color w:val="000000"/>
-          <w:sz w:val="24"/>
-        </w:rPr>
-        <w:t>до</w:t>
-      </w:r>
-      <w:r>
-        <w:rPr>
-          <w:rFonts w:ascii="Times New Roman" w:hAnsi="Times New Roman"/>
-          <w:b/>
-          <w:color w:val="000000"/>
-          <w:sz w:val="24"/>
-        </w:rPr>
-        <w:t xml:space="preserve"> </w:t>
-      </w:r>
-      <w:r>
-        <w:rPr>
-          <w:rFonts w:ascii="Times New Roman" w:hAnsi="Times New Roman"/>
-          <w:b/>
-          <w:color w:val="000000"/>
-          <w:sz w:val="24"/>
-        </w:rPr>
-        <w:t>Те</w:t>
-      </w:r>
-      <w:r>
-        <w:rPr>
-          <w:rFonts w:ascii="Times New Roman" w:hAnsi="Times New Roman"/>
-          <w:sz w:val="24"/>
-        </w:rPr>
-        <w:t>́</w:t>
-      </w:r>
-      <w:r>
-        <w:rPr>
-          <w:rFonts w:ascii="Times New Roman" w:hAnsi="Times New Roman"/>
-          <w:b/>
-          <w:color w:val="000000"/>
-          <w:sz w:val="24"/>
-        </w:rPr>
-        <w:t>бе,</w:t>
-      </w:r>
-      <w:r>
-        <w:rPr>
-          <w:rFonts w:ascii="Times New Roman" w:hAnsi="Times New Roman"/>
-          <w:b/>
-          <w:color w:val="000000"/>
-          <w:sz w:val="24"/>
-        </w:rPr>
-        <w:t xml:space="preserve"> </w:t>
-      </w:r>
-      <w:r>
-        <w:rPr>
-          <w:rFonts w:ascii="Times New Roman" w:hAnsi="Times New Roman"/>
-          <w:b/>
-          <w:color w:val="000000"/>
-          <w:sz w:val="24"/>
-        </w:rPr>
-        <w:t>ви</w:t>
-      </w:r>
-      <w:r>
-        <w:rPr>
-          <w:rFonts w:ascii="Times New Roman" w:hAnsi="Times New Roman"/>
-          <w:sz w:val="24"/>
-        </w:rPr>
-        <w:t>́</w:t>
-      </w:r>
-      <w:r>
-        <w:rPr>
-          <w:rFonts w:ascii="Times New Roman" w:hAnsi="Times New Roman"/>
-          <w:b/>
-          <w:color w:val="000000"/>
-          <w:sz w:val="24"/>
-        </w:rPr>
-        <w:t>слухай</w:t>
-      </w:r>
-      <w:r>
-        <w:rPr>
-          <w:rFonts w:ascii="Times New Roman" w:hAnsi="Times New Roman"/>
-          <w:b/>
-          <w:color w:val="000000"/>
-          <w:sz w:val="24"/>
-        </w:rPr>
-        <w:t xml:space="preserve"> </w:t>
-      </w:r>
-      <w:r>
-        <w:rPr>
-          <w:rFonts w:ascii="Times New Roman" w:hAnsi="Times New Roman"/>
-          <w:b/>
-          <w:color w:val="000000"/>
-          <w:sz w:val="24"/>
-        </w:rPr>
-        <w:t>мене</w:t>
-      </w:r>
-      <w:r>
-        <w:rPr>
-          <w:rFonts w:ascii="Times New Roman" w:hAnsi="Times New Roman"/>
-          <w:sz w:val="24"/>
-        </w:rPr>
-        <w:t>́</w:t>
-      </w:r>
-      <w:r>
-        <w:rPr>
-          <w:rFonts w:ascii="Times New Roman" w:hAnsi="Times New Roman"/>
-          <w:b/>
-          <w:color w:val="000000"/>
-          <w:sz w:val="24"/>
-        </w:rPr>
-        <w:t>.*</w:t>
-      </w:r>
-      <w:r>
-        <w:rPr>
-          <w:rFonts w:ascii="Times New Roman" w:hAnsi="Times New Roman"/>
-          <w:b/>
-          <w:color w:val="000000"/>
-          <w:sz w:val="24"/>
-        </w:rPr>
-        <w:t xml:space="preserve"> </w:t>
-      </w:r>
-      <w:r>
-        <w:rPr>
-          <w:rFonts w:ascii="Times New Roman" w:hAnsi="Times New Roman"/>
-          <w:b/>
-          <w:color w:val="000000"/>
-          <w:sz w:val="24"/>
-        </w:rPr>
-        <w:t>Почу</w:t>
-      </w:r>
-      <w:r>
-        <w:rPr>
-          <w:rFonts w:ascii="Times New Roman" w:hAnsi="Times New Roman"/>
-          <w:sz w:val="24"/>
-        </w:rPr>
-        <w:t>́</w:t>
-      </w:r>
-      <w:r>
-        <w:rPr>
-          <w:rFonts w:ascii="Times New Roman" w:hAnsi="Times New Roman"/>
-          <w:b/>
-          <w:color w:val="000000"/>
-          <w:sz w:val="24"/>
-        </w:rPr>
-        <w:t>й</w:t>
-      </w:r>
-      <w:r>
-        <w:rPr>
-          <w:rFonts w:ascii="Times New Roman" w:hAnsi="Times New Roman"/>
-          <w:b/>
-          <w:color w:val="000000"/>
-          <w:sz w:val="24"/>
-        </w:rPr>
-        <w:t xml:space="preserve"> </w:t>
-      </w:r>
-      <w:r>
-        <w:rPr>
-          <w:rFonts w:ascii="Times New Roman" w:hAnsi="Times New Roman"/>
-          <w:b/>
-          <w:color w:val="000000"/>
-          <w:sz w:val="24"/>
-        </w:rPr>
-        <w:t>го</w:t>
-      </w:r>
-      <w:r>
-        <w:rPr>
-          <w:rFonts w:ascii="Times New Roman" w:hAnsi="Times New Roman"/>
-          <w:sz w:val="24"/>
-        </w:rPr>
-        <w:t>́</w:t>
-      </w:r>
-      <w:r>
-        <w:rPr>
-          <w:rFonts w:ascii="Times New Roman" w:hAnsi="Times New Roman"/>
-          <w:b/>
-          <w:color w:val="000000"/>
-          <w:sz w:val="24"/>
-        </w:rPr>
-        <w:t>лос</w:t>
-      </w:r>
-      <w:r>
-        <w:rPr>
-          <w:rFonts w:ascii="Times New Roman" w:hAnsi="Times New Roman"/>
-          <w:b/>
-          <w:color w:val="000000"/>
-          <w:sz w:val="24"/>
-        </w:rPr>
-        <w:t xml:space="preserve"> </w:t>
-      </w:r>
-      <w:r>
-        <w:rPr>
-          <w:rFonts w:ascii="Times New Roman" w:hAnsi="Times New Roman"/>
-          <w:b/>
-          <w:color w:val="000000"/>
-          <w:sz w:val="24"/>
-        </w:rPr>
-        <w:t>молі</w:t>
-      </w:r>
-      <w:r>
-        <w:rPr>
-          <w:rFonts w:ascii="Times New Roman" w:hAnsi="Times New Roman"/>
-          <w:sz w:val="24"/>
-        </w:rPr>
-        <w:t>́</w:t>
-      </w:r>
-      <w:r>
-        <w:rPr>
-          <w:rFonts w:ascii="Times New Roman" w:hAnsi="Times New Roman"/>
-          <w:b/>
-          <w:color w:val="000000"/>
-          <w:sz w:val="24"/>
-        </w:rPr>
-        <w:t>ння</w:t>
-      </w:r>
-      <w:r>
-        <w:rPr>
-          <w:rFonts w:ascii="Times New Roman" w:hAnsi="Times New Roman"/>
-          <w:b/>
-          <w:color w:val="000000"/>
-          <w:sz w:val="24"/>
-        </w:rPr>
-        <w:t xml:space="preserve"> </w:t>
-      </w:r>
-      <w:r>
-        <w:rPr>
-          <w:rFonts w:ascii="Times New Roman" w:hAnsi="Times New Roman"/>
-          <w:b/>
-          <w:color w:val="000000"/>
-          <w:sz w:val="24"/>
-        </w:rPr>
-        <w:t>мого</w:t>
-      </w:r>
-      <w:r>
-        <w:rPr>
-          <w:rFonts w:ascii="Times New Roman" w:hAnsi="Times New Roman"/>
-          <w:sz w:val="24"/>
-        </w:rPr>
-        <w:t>́</w:t>
-      </w:r>
-      <w:r>
-        <w:rPr>
-          <w:rFonts w:ascii="Times New Roman" w:hAnsi="Times New Roman"/>
-          <w:b/>
-          <w:color w:val="000000"/>
-          <w:sz w:val="24"/>
-        </w:rPr>
-        <w:t>,*</w:t>
-      </w:r>
-      <w:r>
-        <w:rPr>
-          <w:rFonts w:ascii="Times New Roman" w:hAnsi="Times New Roman"/>
-          <w:b/>
-          <w:color w:val="000000"/>
-          <w:sz w:val="24"/>
-        </w:rPr>
-        <w:t xml:space="preserve"> </w:t>
-      </w:r>
-      <w:r>
-        <w:rPr>
-          <w:rFonts w:ascii="Times New Roman" w:hAnsi="Times New Roman"/>
-          <w:b/>
-          <w:color w:val="000000"/>
-          <w:sz w:val="24"/>
-        </w:rPr>
-        <w:t>коли</w:t>
-      </w:r>
-      <w:r>
-        <w:rPr>
-          <w:rFonts w:ascii="Times New Roman" w:hAnsi="Times New Roman"/>
-          <w:sz w:val="24"/>
-        </w:rPr>
-        <w:t>́</w:t>
-      </w:r>
-      <w:r>
-        <w:rPr>
-          <w:rFonts w:ascii="Times New Roman" w:hAnsi="Times New Roman"/>
-          <w:b/>
-          <w:color w:val="000000"/>
-          <w:sz w:val="24"/>
-        </w:rPr>
-        <w:t xml:space="preserve"> </w:t>
-      </w:r>
-      <w:r>
-        <w:rPr>
-          <w:rFonts w:ascii="Times New Roman" w:hAnsi="Times New Roman"/>
-          <w:b/>
-          <w:color w:val="000000"/>
-          <w:sz w:val="24"/>
-        </w:rPr>
-        <w:t>взива</w:t>
-      </w:r>
-      <w:r>
-        <w:rPr>
-          <w:rFonts w:ascii="Times New Roman" w:hAnsi="Times New Roman"/>
-          <w:sz w:val="24"/>
-        </w:rPr>
-        <w:t>́</w:t>
-      </w:r>
-      <w:r>
-        <w:rPr>
-          <w:rFonts w:ascii="Times New Roman" w:hAnsi="Times New Roman"/>
-          <w:b/>
-          <w:color w:val="000000"/>
-          <w:sz w:val="24"/>
-        </w:rPr>
-        <w:t>ю</w:t>
-      </w:r>
-      <w:r>
-        <w:rPr>
-          <w:rFonts w:ascii="Times New Roman" w:hAnsi="Times New Roman"/>
-          <w:b/>
-          <w:color w:val="000000"/>
-          <w:sz w:val="24"/>
-        </w:rPr>
-        <w:t xml:space="preserve"> </w:t>
-      </w:r>
-      <w:r>
-        <w:rPr>
-          <w:rFonts w:ascii="Times New Roman" w:hAnsi="Times New Roman"/>
-          <w:b/>
-          <w:color w:val="000000"/>
-          <w:sz w:val="24"/>
-        </w:rPr>
-        <w:t>до</w:t>
-      </w:r>
-      <w:r>
-        <w:rPr>
-          <w:rFonts w:ascii="Times New Roman" w:hAnsi="Times New Roman"/>
-          <w:b/>
-          <w:color w:val="000000"/>
-          <w:sz w:val="24"/>
-        </w:rPr>
-        <w:t xml:space="preserve"> </w:t>
-      </w:r>
-      <w:r>
-        <w:rPr>
-          <w:rFonts w:ascii="Times New Roman" w:hAnsi="Times New Roman"/>
-          <w:b/>
-          <w:color w:val="000000"/>
-          <w:sz w:val="24"/>
-        </w:rPr>
-        <w:t>Те</w:t>
-      </w:r>
-      <w:r>
-        <w:rPr>
-          <w:rFonts w:ascii="Times New Roman" w:hAnsi="Times New Roman"/>
-          <w:sz w:val="24"/>
-        </w:rPr>
-        <w:t>́</w:t>
-      </w:r>
-      <w:r>
-        <w:rPr>
-          <w:rFonts w:ascii="Times New Roman" w:hAnsi="Times New Roman"/>
-          <w:b/>
-          <w:color w:val="000000"/>
-          <w:sz w:val="24"/>
-        </w:rPr>
-        <w:t>бе.*</w:t>
-      </w:r>
-      <w:r>
-        <w:rPr>
-          <w:rFonts w:ascii="Times New Roman" w:hAnsi="Times New Roman"/>
-          <w:b/>
-          <w:color w:val="000000"/>
-          <w:sz w:val="24"/>
-        </w:rPr>
-        <w:t xml:space="preserve"> </w:t>
-      </w:r>
-      <w:r>
-        <w:rPr>
-          <w:rFonts w:ascii="Times New Roman" w:hAnsi="Times New Roman"/>
-          <w:b/>
-          <w:color w:val="000000"/>
-          <w:sz w:val="24"/>
-        </w:rPr>
-        <w:t>Ви</w:t>
-      </w:r>
-      <w:r>
-        <w:rPr>
-          <w:rFonts w:ascii="Times New Roman" w:hAnsi="Times New Roman"/>
-          <w:sz w:val="24"/>
-        </w:rPr>
-        <w:t>́</w:t>
-      </w:r>
-      <w:r>
-        <w:rPr>
-          <w:rFonts w:ascii="Times New Roman" w:hAnsi="Times New Roman"/>
-          <w:b/>
-          <w:color w:val="000000"/>
-          <w:sz w:val="24"/>
-        </w:rPr>
-        <w:t>слухай</w:t>
-      </w:r>
-      <w:r>
-        <w:rPr>
-          <w:rFonts w:ascii="Times New Roman" w:hAnsi="Times New Roman"/>
-          <w:b/>
-          <w:color w:val="000000"/>
-          <w:sz w:val="24"/>
-        </w:rPr>
-        <w:t xml:space="preserve"> </w:t>
-      </w:r>
-      <w:r>
-        <w:rPr>
-          <w:rFonts w:ascii="Times New Roman" w:hAnsi="Times New Roman"/>
-          <w:b/>
-          <w:color w:val="000000"/>
-          <w:sz w:val="24"/>
-        </w:rPr>
-        <w:t>мене</w:t>
-      </w:r>
-      <w:r>
-        <w:rPr>
-          <w:rFonts w:ascii="Times New Roman" w:hAnsi="Times New Roman"/>
-          <w:sz w:val="24"/>
-        </w:rPr>
-        <w:t>́</w:t>
-      </w:r>
-      <w:r>
-        <w:rPr>
-          <w:rFonts w:ascii="Times New Roman" w:hAnsi="Times New Roman"/>
-          <w:b/>
-          <w:color w:val="000000"/>
-          <w:sz w:val="24"/>
-        </w:rPr>
-        <w:t>,</w:t>
-      </w:r>
-      <w:r>
-        <w:rPr>
-          <w:rFonts w:ascii="Times New Roman" w:hAnsi="Times New Roman"/>
-          <w:b/>
-          <w:color w:val="000000"/>
-          <w:sz w:val="24"/>
-        </w:rPr>
-        <w:t xml:space="preserve"> </w:t>
-      </w:r>
-      <w:r>
-        <w:rPr>
-          <w:rFonts w:ascii="Times New Roman" w:hAnsi="Times New Roman"/>
-          <w:b/>
-          <w:color w:val="000000"/>
-          <w:sz w:val="24"/>
-        </w:rPr>
-        <w:t>Го</w:t>
-      </w:r>
-      <w:r>
-        <w:rPr>
-          <w:rFonts w:ascii="Times New Roman" w:hAnsi="Times New Roman"/>
-          <w:sz w:val="24"/>
-        </w:rPr>
-        <w:t>́</w:t>
-      </w:r>
-      <w:r>
-        <w:rPr>
-          <w:rFonts w:ascii="Times New Roman" w:hAnsi="Times New Roman"/>
-          <w:b/>
-          <w:color w:val="000000"/>
-          <w:sz w:val="24"/>
-        </w:rPr>
-        <w:t>споди.</w:t>
-      </w:r>
-    </w:p>
-    <w:p>
-      <w:pPr>
-        <w:pStyle w:val="Normal"/>
-        <w:spacing w:after="120"/>
-      </w:pPr>
-      <w:r>
-        <w:rPr>
-          <w:rFonts w:ascii="Times New Roman" w:hAnsi="Times New Roman"/>
-          <w:b/>
-          <w:color w:val="000000"/>
-          <w:sz w:val="24"/>
-        </w:rPr>
-        <w:t>Неха</w:t>
-      </w:r>
-      <w:r>
-        <w:rPr>
-          <w:rFonts w:ascii="Times New Roman" w:hAnsi="Times New Roman"/>
-          <w:sz w:val="24"/>
-        </w:rPr>
-        <w:t>́</w:t>
-      </w:r>
-      <w:r>
-        <w:rPr>
-          <w:rFonts w:ascii="Times New Roman" w:hAnsi="Times New Roman"/>
-          <w:b/>
-          <w:color w:val="000000"/>
-          <w:sz w:val="24"/>
-        </w:rPr>
-        <w:t>й</w:t>
-      </w:r>
-      <w:r>
-        <w:rPr>
-          <w:rFonts w:ascii="Times New Roman" w:hAnsi="Times New Roman"/>
-          <w:b/>
-          <w:color w:val="000000"/>
-          <w:sz w:val="24"/>
-        </w:rPr>
-        <w:t xml:space="preserve"> </w:t>
-      </w:r>
-      <w:r>
-        <w:rPr>
-          <w:rFonts w:ascii="Times New Roman" w:hAnsi="Times New Roman"/>
-          <w:b/>
-          <w:color w:val="000000"/>
-          <w:sz w:val="24"/>
-        </w:rPr>
-        <w:t>піднесе</w:t>
-      </w:r>
-      <w:r>
-        <w:rPr>
-          <w:rFonts w:ascii="Times New Roman" w:hAnsi="Times New Roman"/>
-          <w:sz w:val="24"/>
-        </w:rPr>
-        <w:t>́</w:t>
-      </w:r>
-      <w:r>
-        <w:rPr>
-          <w:rFonts w:ascii="Times New Roman" w:hAnsi="Times New Roman"/>
-          <w:b/>
-          <w:color w:val="000000"/>
-          <w:sz w:val="24"/>
-        </w:rPr>
-        <w:t>ться</w:t>
-      </w:r>
-      <w:r>
-        <w:rPr>
-          <w:rFonts w:ascii="Times New Roman" w:hAnsi="Times New Roman"/>
-          <w:b/>
-          <w:color w:val="000000"/>
-          <w:sz w:val="24"/>
-        </w:rPr>
-        <w:t xml:space="preserve"> </w:t>
-      </w:r>
-      <w:r>
-        <w:rPr>
-          <w:rFonts w:ascii="Times New Roman" w:hAnsi="Times New Roman"/>
-          <w:b/>
-          <w:color w:val="000000"/>
-          <w:sz w:val="24"/>
-        </w:rPr>
-        <w:t>моли</w:t>
-      </w:r>
-      <w:r>
-        <w:rPr>
-          <w:rFonts w:ascii="Times New Roman" w:hAnsi="Times New Roman"/>
-          <w:sz w:val="24"/>
-        </w:rPr>
-        <w:t>́</w:t>
-      </w:r>
-      <w:r>
-        <w:rPr>
-          <w:rFonts w:ascii="Times New Roman" w:hAnsi="Times New Roman"/>
-          <w:b/>
-          <w:color w:val="000000"/>
-          <w:sz w:val="24"/>
-        </w:rPr>
-        <w:t>тва</w:t>
-      </w:r>
-      <w:r>
-        <w:rPr>
-          <w:rFonts w:ascii="Times New Roman" w:hAnsi="Times New Roman"/>
-          <w:b/>
-          <w:color w:val="000000"/>
-          <w:sz w:val="24"/>
-        </w:rPr>
-        <w:t xml:space="preserve"> </w:t>
-      </w:r>
-      <w:r>
-        <w:rPr>
-          <w:rFonts w:ascii="Times New Roman" w:hAnsi="Times New Roman"/>
-          <w:b/>
-          <w:color w:val="000000"/>
-          <w:sz w:val="24"/>
-        </w:rPr>
-        <w:t>моя</w:t>
-      </w:r>
-      <w:r>
-        <w:rPr>
-          <w:rFonts w:ascii="Times New Roman" w:hAnsi="Times New Roman"/>
-          <w:sz w:val="24"/>
-        </w:rPr>
-        <w:t>́</w:t>
-      </w:r>
-      <w:r>
-        <w:rPr>
-          <w:rFonts w:ascii="Times New Roman" w:hAnsi="Times New Roman"/>
-          <w:b/>
-          <w:color w:val="000000"/>
-          <w:sz w:val="24"/>
-        </w:rPr>
-        <w:t>,*</w:t>
-      </w:r>
-      <w:r>
-        <w:rPr>
-          <w:rFonts w:ascii="Times New Roman" w:hAnsi="Times New Roman"/>
-          <w:b/>
-          <w:color w:val="000000"/>
-          <w:sz w:val="24"/>
-        </w:rPr>
-        <w:t xml:space="preserve"> </w:t>
-      </w:r>
-      <w:r>
-        <w:rPr>
-          <w:rFonts w:ascii="Times New Roman" w:hAnsi="Times New Roman"/>
-          <w:b/>
-          <w:color w:val="000000"/>
-          <w:sz w:val="24"/>
-        </w:rPr>
-        <w:t>мов</w:t>
-      </w:r>
-      <w:r>
-        <w:rPr>
-          <w:rFonts w:ascii="Times New Roman" w:hAnsi="Times New Roman"/>
-          <w:b/>
-          <w:color w:val="000000"/>
-          <w:sz w:val="24"/>
-        </w:rPr>
-        <w:t xml:space="preserve"> </w:t>
-      </w:r>
-      <w:r>
-        <w:rPr>
-          <w:rFonts w:ascii="Times New Roman" w:hAnsi="Times New Roman"/>
-          <w:b/>
-          <w:color w:val="000000"/>
-          <w:sz w:val="24"/>
-        </w:rPr>
-        <w:t>кади</w:t>
-      </w:r>
-      <w:r>
-        <w:rPr>
-          <w:rFonts w:ascii="Times New Roman" w:hAnsi="Times New Roman"/>
-          <w:sz w:val="24"/>
-        </w:rPr>
-        <w:t>́</w:t>
-      </w:r>
-      <w:r>
-        <w:rPr>
-          <w:rFonts w:ascii="Times New Roman" w:hAnsi="Times New Roman"/>
-          <w:b/>
-          <w:color w:val="000000"/>
-          <w:sz w:val="24"/>
-        </w:rPr>
-        <w:t>ло</w:t>
-      </w:r>
-      <w:r>
-        <w:rPr>
-          <w:rFonts w:ascii="Times New Roman" w:hAnsi="Times New Roman"/>
-          <w:b/>
-          <w:color w:val="000000"/>
-          <w:sz w:val="24"/>
-        </w:rPr>
-        <w:t xml:space="preserve"> </w:t>
-      </w:r>
-      <w:r>
-        <w:rPr>
-          <w:rFonts w:ascii="Times New Roman" w:hAnsi="Times New Roman"/>
-          <w:b/>
-          <w:color w:val="000000"/>
-          <w:sz w:val="24"/>
-        </w:rPr>
-        <w:t>пе</w:t>
-      </w:r>
-      <w:r>
-        <w:rPr>
-          <w:rFonts w:ascii="Times New Roman" w:hAnsi="Times New Roman"/>
-          <w:sz w:val="24"/>
-        </w:rPr>
-        <w:t>́</w:t>
-      </w:r>
-      <w:r>
-        <w:rPr>
-          <w:rFonts w:ascii="Times New Roman" w:hAnsi="Times New Roman"/>
-          <w:b/>
-          <w:color w:val="000000"/>
-          <w:sz w:val="24"/>
-        </w:rPr>
-        <w:t>ред</w:t>
-      </w:r>
-      <w:r>
-        <w:rPr>
-          <w:rFonts w:ascii="Times New Roman" w:hAnsi="Times New Roman"/>
-          <w:b/>
-          <w:color w:val="000000"/>
-          <w:sz w:val="24"/>
-        </w:rPr>
-        <w:t xml:space="preserve"> </w:t>
-      </w:r>
-      <w:r>
-        <w:rPr>
-          <w:rFonts w:ascii="Times New Roman" w:hAnsi="Times New Roman"/>
-          <w:b/>
-          <w:color w:val="000000"/>
-          <w:sz w:val="24"/>
-        </w:rPr>
-        <w:t>Тобо</w:t>
-      </w:r>
-      <w:r>
-        <w:rPr>
-          <w:rFonts w:ascii="Times New Roman" w:hAnsi="Times New Roman"/>
-          <w:sz w:val="24"/>
-        </w:rPr>
-        <w:t>́</w:t>
-      </w:r>
-      <w:r>
-        <w:rPr>
-          <w:rFonts w:ascii="Times New Roman" w:hAnsi="Times New Roman"/>
-          <w:b/>
-          <w:color w:val="000000"/>
-          <w:sz w:val="24"/>
-        </w:rPr>
-        <w:t>ю;*</w:t>
-      </w:r>
-      <w:r>
-        <w:rPr>
-          <w:rFonts w:ascii="Times New Roman" w:hAnsi="Times New Roman"/>
-          <w:b/>
-          <w:color w:val="000000"/>
-          <w:sz w:val="24"/>
-        </w:rPr>
-        <w:t xml:space="preserve"> </w:t>
-      </w:r>
-      <w:r>
-        <w:rPr>
-          <w:rFonts w:ascii="Times New Roman" w:hAnsi="Times New Roman"/>
-          <w:b/>
-          <w:color w:val="000000"/>
-          <w:sz w:val="24"/>
-        </w:rPr>
-        <w:t>підно</w:t>
-      </w:r>
-      <w:r>
-        <w:rPr>
-          <w:rFonts w:ascii="Times New Roman" w:hAnsi="Times New Roman"/>
-          <w:sz w:val="24"/>
-        </w:rPr>
-        <w:t>́</w:t>
-      </w:r>
-      <w:r>
-        <w:rPr>
-          <w:rFonts w:ascii="Times New Roman" w:hAnsi="Times New Roman"/>
-          <w:b/>
-          <w:color w:val="000000"/>
-          <w:sz w:val="24"/>
-        </w:rPr>
-        <w:t>шення</w:t>
-      </w:r>
-      <w:r>
-        <w:rPr>
-          <w:rFonts w:ascii="Times New Roman" w:hAnsi="Times New Roman"/>
-          <w:b/>
-          <w:color w:val="000000"/>
-          <w:sz w:val="24"/>
-        </w:rPr>
-        <w:t xml:space="preserve"> </w:t>
-      </w:r>
-      <w:r>
-        <w:rPr>
-          <w:rFonts w:ascii="Times New Roman" w:hAnsi="Times New Roman"/>
-          <w:b/>
-          <w:color w:val="000000"/>
-          <w:sz w:val="24"/>
-        </w:rPr>
-        <w:t>рук</w:t>
-      </w:r>
-      <w:r>
-        <w:rPr>
-          <w:rFonts w:ascii="Times New Roman" w:hAnsi="Times New Roman"/>
-          <w:b/>
-          <w:color w:val="000000"/>
-          <w:sz w:val="24"/>
-        </w:rPr>
-        <w:t xml:space="preserve"> </w:t>
-      </w:r>
-      <w:r>
-        <w:rPr>
-          <w:rFonts w:ascii="Times New Roman" w:hAnsi="Times New Roman"/>
-          <w:b/>
-          <w:color w:val="000000"/>
-          <w:sz w:val="24"/>
-        </w:rPr>
-        <w:t>мої</w:t>
-      </w:r>
-      <w:r>
-        <w:rPr>
-          <w:rFonts w:ascii="Times New Roman" w:hAnsi="Times New Roman"/>
-          <w:sz w:val="24"/>
-        </w:rPr>
-        <w:t>́</w:t>
-      </w:r>
-      <w:r>
-        <w:rPr>
-          <w:rFonts w:ascii="Times New Roman" w:hAnsi="Times New Roman"/>
-          <w:b/>
-          <w:color w:val="000000"/>
-          <w:sz w:val="24"/>
-        </w:rPr>
-        <w:t>х,*</w:t>
-      </w:r>
-      <w:r>
-        <w:rPr>
-          <w:rFonts w:ascii="Times New Roman" w:hAnsi="Times New Roman"/>
-          <w:b/>
-          <w:color w:val="000000"/>
-          <w:sz w:val="24"/>
-        </w:rPr>
-        <w:t xml:space="preserve"> </w:t>
-      </w:r>
-      <w:r>
-        <w:rPr>
-          <w:rFonts w:ascii="Times New Roman" w:hAnsi="Times New Roman"/>
-          <w:b/>
-          <w:color w:val="000000"/>
-          <w:sz w:val="24"/>
-        </w:rPr>
-        <w:t>як</w:t>
-      </w:r>
-      <w:r>
-        <w:rPr>
-          <w:rFonts w:ascii="Times New Roman" w:hAnsi="Times New Roman"/>
-          <w:b/>
-          <w:color w:val="000000"/>
-          <w:sz w:val="24"/>
-        </w:rPr>
-        <w:t xml:space="preserve"> </w:t>
-      </w:r>
-      <w:r>
-        <w:rPr>
-          <w:rFonts w:ascii="Times New Roman" w:hAnsi="Times New Roman"/>
-          <w:b/>
-          <w:color w:val="000000"/>
-          <w:sz w:val="24"/>
-        </w:rPr>
-        <w:t>же</w:t>
-      </w:r>
-      <w:r>
-        <w:rPr>
-          <w:rFonts w:ascii="Times New Roman" w:hAnsi="Times New Roman"/>
-          <w:sz w:val="24"/>
-        </w:rPr>
-        <w:t>́</w:t>
-      </w:r>
-      <w:r>
-        <w:rPr>
-          <w:rFonts w:ascii="Times New Roman" w:hAnsi="Times New Roman"/>
-          <w:b/>
-          <w:color w:val="000000"/>
-          <w:sz w:val="24"/>
-        </w:rPr>
-        <w:t>ртва</w:t>
-      </w:r>
-      <w:r>
-        <w:rPr>
-          <w:rFonts w:ascii="Times New Roman" w:hAnsi="Times New Roman"/>
-          <w:b/>
-          <w:color w:val="000000"/>
-          <w:sz w:val="24"/>
-        </w:rPr>
-        <w:t xml:space="preserve"> </w:t>
-      </w:r>
-      <w:r>
-        <w:rPr>
-          <w:rFonts w:ascii="Times New Roman" w:hAnsi="Times New Roman"/>
-          <w:b/>
-          <w:color w:val="000000"/>
-          <w:sz w:val="24"/>
-        </w:rPr>
-        <w:t>вечі</w:t>
-      </w:r>
-      <w:r>
-        <w:rPr>
-          <w:rFonts w:ascii="Times New Roman" w:hAnsi="Times New Roman"/>
-          <w:sz w:val="24"/>
-        </w:rPr>
-        <w:t>́</w:t>
-      </w:r>
-      <w:r>
-        <w:rPr>
-          <w:rFonts w:ascii="Times New Roman" w:hAnsi="Times New Roman"/>
-          <w:b/>
-          <w:color w:val="000000"/>
-          <w:sz w:val="24"/>
-        </w:rPr>
-        <w:t>рня.*</w:t>
-      </w:r>
-      <w:r>
-        <w:rPr>
-          <w:rFonts w:ascii="Times New Roman" w:hAnsi="Times New Roman"/>
-          <w:b/>
-          <w:color w:val="000000"/>
-          <w:sz w:val="24"/>
-        </w:rPr>
-        <w:t xml:space="preserve"> </w:t>
-      </w:r>
-      <w:r>
-        <w:rPr>
-          <w:rFonts w:ascii="Times New Roman" w:hAnsi="Times New Roman"/>
-          <w:b/>
-          <w:color w:val="000000"/>
-          <w:sz w:val="24"/>
-        </w:rPr>
-        <w:t>Ви</w:t>
-      </w:r>
-      <w:r>
-        <w:rPr>
-          <w:rFonts w:ascii="Times New Roman" w:hAnsi="Times New Roman"/>
-          <w:sz w:val="24"/>
-        </w:rPr>
-        <w:t>́</w:t>
-      </w:r>
-      <w:r>
-        <w:rPr>
-          <w:rFonts w:ascii="Times New Roman" w:hAnsi="Times New Roman"/>
-          <w:b/>
-          <w:color w:val="000000"/>
-          <w:sz w:val="24"/>
-        </w:rPr>
-        <w:t>слухай</w:t>
-      </w:r>
-      <w:r>
-        <w:rPr>
-          <w:rFonts w:ascii="Times New Roman" w:hAnsi="Times New Roman"/>
-          <w:b/>
-          <w:color w:val="000000"/>
-          <w:sz w:val="24"/>
-        </w:rPr>
-        <w:t xml:space="preserve"> </w:t>
-      </w:r>
-      <w:r>
-        <w:rPr>
-          <w:rFonts w:ascii="Times New Roman" w:hAnsi="Times New Roman"/>
-          <w:b/>
-          <w:color w:val="000000"/>
-          <w:sz w:val="24"/>
-        </w:rPr>
-        <w:t>мене</w:t>
-      </w:r>
-      <w:r>
-        <w:rPr>
-          <w:rFonts w:ascii="Times New Roman" w:hAnsi="Times New Roman"/>
-          <w:sz w:val="24"/>
-        </w:rPr>
-        <w:t>́</w:t>
-      </w:r>
-      <w:r>
-        <w:rPr>
-          <w:rFonts w:ascii="Times New Roman" w:hAnsi="Times New Roman"/>
-          <w:b/>
-          <w:color w:val="000000"/>
-          <w:sz w:val="24"/>
-        </w:rPr>
-        <w:t>,</w:t>
-      </w:r>
-      <w:r>
-        <w:rPr>
-          <w:rFonts w:ascii="Times New Roman" w:hAnsi="Times New Roman"/>
-          <w:b/>
-          <w:color w:val="000000"/>
-          <w:sz w:val="24"/>
-        </w:rPr>
-        <w:t xml:space="preserve"> </w:t>
-      </w:r>
-      <w:r>
-        <w:rPr>
-          <w:rFonts w:ascii="Times New Roman" w:hAnsi="Times New Roman"/>
-          <w:b/>
-          <w:color w:val="000000"/>
-          <w:sz w:val="24"/>
-        </w:rPr>
-        <w:t>Го</w:t>
-      </w:r>
-      <w:r>
-        <w:rPr>
-          <w:rFonts w:ascii="Times New Roman" w:hAnsi="Times New Roman"/>
           <w:sz w:val="24"/>
         </w:rPr>
         <w:t>́</w:t>
@@ -24017,25 +23270,6 @@
     </w:p>
     <w:p>
       <w:pPr>
-        <w:spacing w:after="120"/>
-        <w:jc w:val="both"/>
-        <w:rPr>
-          <w:rFonts w:ascii="Times New Roman" w:hAnsi="Times New Roman" w:cs="Times New Roman"/>
-          <w:sz w:val="24"/>
-          <w:szCs w:val="24"/>
-        </w:rPr>
-      </w:pPr>
-      <w:r>
-        <w:rPr>
-          <w:rFonts w:ascii="Times New Roman" w:hAnsi="Times New Roman" w:cs="Times New Roman"/>
-          <w:sz w:val="24"/>
-          <w:szCs w:val="24"/>
-        </w:rPr>
-        <w:t xml:space="preserve">Нині відпускаєш слугу твого, Владико,* за твоїм словом у мирі. </w:t>
-      </w:r>
-    </w:p>
-    <w:p>
-      <w:pPr>
         <w:pStyle w:val="Normal"/>
         <w:spacing w:after="120"/>
       </w:pPr>
@@ -24044,6 +23278,145 @@
           <w:rFonts w:ascii="Times New Roman" w:hAnsi="Times New Roman"/>
           <w:sz w:val="24"/>
         </w:rPr>
+        <w:t>Ни́ні</w:t>
+      </w:r>
+      <w:r>
+        <w:rPr>
+          <w:rFonts w:ascii="Times New Roman" w:hAnsi="Times New Roman"/>
+          <w:sz w:val="24"/>
+        </w:rPr>
+        <w:t xml:space="preserve"> </w:t>
+      </w:r>
+      <w:r>
+        <w:rPr>
+          <w:rFonts w:ascii="Times New Roman" w:hAnsi="Times New Roman"/>
+          <w:sz w:val="24"/>
+        </w:rPr>
+        <w:t>відпуска́єш</w:t>
+      </w:r>
+      <w:r>
+        <w:rPr>
+          <w:rFonts w:ascii="Times New Roman" w:hAnsi="Times New Roman"/>
+          <w:sz w:val="24"/>
+        </w:rPr>
+        <w:t xml:space="preserve"> </w:t>
+      </w:r>
+      <w:r>
+        <w:rPr>
+          <w:rFonts w:ascii="Times New Roman" w:hAnsi="Times New Roman"/>
+          <w:sz w:val="24"/>
+        </w:rPr>
+        <w:t>слугу́</w:t>
+      </w:r>
+      <w:r>
+        <w:rPr>
+          <w:rFonts w:ascii="Times New Roman" w:hAnsi="Times New Roman"/>
+          <w:sz w:val="24"/>
+        </w:rPr>
+        <w:t xml:space="preserve"> </w:t>
+      </w:r>
+      <w:r>
+        <w:rPr>
+          <w:rFonts w:ascii="Times New Roman" w:hAnsi="Times New Roman"/>
+          <w:sz w:val="24"/>
+        </w:rPr>
+        <w:t>Твого́,</w:t>
+      </w:r>
+      <w:r>
+        <w:rPr>
+          <w:rFonts w:ascii="Times New Roman" w:hAnsi="Times New Roman"/>
+          <w:sz w:val="24"/>
+        </w:rPr>
+        <w:t xml:space="preserve"> </w:t>
+      </w:r>
+      <w:r>
+        <w:rPr>
+          <w:rFonts w:ascii="Times New Roman" w:hAnsi="Times New Roman"/>
+          <w:sz w:val="24"/>
+        </w:rPr>
+        <w:t>Влади́ко,*</w:t>
+      </w:r>
+      <w:r>
+        <w:rPr>
+          <w:rFonts w:ascii="Times New Roman" w:hAnsi="Times New Roman"/>
+          <w:sz w:val="24"/>
+        </w:rPr>
+        <w:t xml:space="preserve"> </w:t>
+      </w:r>
+      <w:r>
+        <w:rPr>
+          <w:rFonts w:ascii="Times New Roman" w:hAnsi="Times New Roman"/>
+          <w:sz w:val="24"/>
+        </w:rPr>
+        <w:t>за</w:t>
+      </w:r>
+      <w:r>
+        <w:rPr>
+          <w:rFonts w:ascii="Times New Roman" w:hAnsi="Times New Roman"/>
+          <w:sz w:val="24"/>
+        </w:rPr>
+        <w:t xml:space="preserve"> </w:t>
+      </w:r>
+      <w:r>
+        <w:rPr>
+          <w:rFonts w:ascii="Times New Roman" w:hAnsi="Times New Roman"/>
+          <w:sz w:val="24"/>
+        </w:rPr>
+        <w:t>Твої́м</w:t>
+      </w:r>
+      <w:r>
+        <w:rPr>
+          <w:rFonts w:ascii="Times New Roman" w:hAnsi="Times New Roman"/>
+          <w:sz w:val="24"/>
+        </w:rPr>
+        <w:t xml:space="preserve"> </w:t>
+      </w:r>
+      <w:r>
+        <w:rPr>
+          <w:rFonts w:ascii="Times New Roman" w:hAnsi="Times New Roman"/>
+          <w:sz w:val="24"/>
+        </w:rPr>
+        <w:t>сло́вом</w:t>
+      </w:r>
+      <w:r>
+        <w:rPr>
+          <w:rFonts w:ascii="Times New Roman" w:hAnsi="Times New Roman"/>
+          <w:sz w:val="24"/>
+        </w:rPr>
+        <w:t xml:space="preserve"> </w:t>
+      </w:r>
+      <w:r>
+        <w:rPr>
+          <w:rFonts w:ascii="Times New Roman" w:hAnsi="Times New Roman"/>
+          <w:sz w:val="24"/>
+        </w:rPr>
+        <w:t>у</w:t>
+      </w:r>
+      <w:r>
+        <w:rPr>
+          <w:rFonts w:ascii="Times New Roman" w:hAnsi="Times New Roman"/>
+          <w:sz w:val="24"/>
+        </w:rPr>
+        <w:t xml:space="preserve"> </w:t>
+      </w:r>
+      <w:r>
+        <w:rPr>
+          <w:rFonts w:ascii="Times New Roman" w:hAnsi="Times New Roman"/>
+          <w:sz w:val="24"/>
+        </w:rPr>
+        <w:t>ми́рі.</w:t>
+      </w:r>
+    </w:p>
+    <w:p>
+      <w:pPr>
+        <w:pStyle w:val="Normal"/>
+        <w:spacing w:after="120"/>
+      </w:pPr>
+      <w:r>
+        <w:rPr>
+          <w:rFonts w:ascii="Times New Roman" w:hAnsi="Times New Roman"/>
+          <w:sz w:val="24"/>
+        </w:rPr>
         <w:t>Бо</w:t>
       </w:r>
       <w:r>
@@ -24058,63 +23431,63 @@
           <w:rFonts w:ascii="Times New Roman" w:hAnsi="Times New Roman"/>
           <w:sz w:val="24"/>
         </w:rPr>
-        <w:t>побачили</w:t>
-      </w:r>
-      <w:r>
-        <w:rPr>
-          <w:rFonts w:ascii="Times New Roman" w:hAnsi="Times New Roman"/>
-          <w:sz w:val="24"/>
-        </w:rPr>
-        <w:t xml:space="preserve"> </w:t>
-      </w:r>
-      <w:r>
-        <w:rPr>
-          <w:rFonts w:ascii="Times New Roman" w:hAnsi="Times New Roman"/>
-          <w:sz w:val="24"/>
-        </w:rPr>
-        <w:t>очі</w:t>
-      </w:r>
-      <w:r>
-        <w:rPr>
-          <w:rFonts w:ascii="Times New Roman" w:hAnsi="Times New Roman"/>
-          <w:sz w:val="24"/>
-        </w:rPr>
-        <w:t xml:space="preserve"> </w:t>
-      </w:r>
-      <w:r>
-        <w:rPr>
-          <w:rFonts w:ascii="Times New Roman" w:hAnsi="Times New Roman"/>
-          <w:sz w:val="24"/>
-        </w:rPr>
-        <w:t>мої*</w:t>
-      </w:r>
-      <w:r>
-        <w:rPr>
-          <w:rFonts w:ascii="Times New Roman" w:hAnsi="Times New Roman"/>
-          <w:sz w:val="24"/>
-        </w:rPr>
-        <w:t xml:space="preserve"> </w:t>
-      </w:r>
-      <w:r>
-        <w:rPr>
-          <w:rFonts w:ascii="Times New Roman" w:hAnsi="Times New Roman"/>
-          <w:sz w:val="24"/>
-        </w:rPr>
-        <w:t>спасіння</w:t>
-      </w:r>
-      <w:r>
-        <w:rPr>
-          <w:rFonts w:ascii="Times New Roman" w:hAnsi="Times New Roman"/>
-          <w:sz w:val="24"/>
-        </w:rPr>
-        <w:t xml:space="preserve"> </w:t>
-      </w:r>
-      <w:r>
-        <w:rPr>
-          <w:rFonts w:ascii="Times New Roman" w:hAnsi="Times New Roman"/>
-          <w:sz w:val="24"/>
-        </w:rPr>
-        <w:t>твоє;</w:t>
+        <w:t>поба́чили</w:t>
+      </w:r>
+      <w:r>
+        <w:rPr>
+          <w:rFonts w:ascii="Times New Roman" w:hAnsi="Times New Roman"/>
+          <w:sz w:val="24"/>
+        </w:rPr>
+        <w:t xml:space="preserve"> </w:t>
+      </w:r>
+      <w:r>
+        <w:rPr>
+          <w:rFonts w:ascii="Times New Roman" w:hAnsi="Times New Roman"/>
+          <w:sz w:val="24"/>
+        </w:rPr>
+        <w:t>о́чі</w:t>
+      </w:r>
+      <w:r>
+        <w:rPr>
+          <w:rFonts w:ascii="Times New Roman" w:hAnsi="Times New Roman"/>
+          <w:sz w:val="24"/>
+        </w:rPr>
+        <w:t xml:space="preserve"> </w:t>
+      </w:r>
+      <w:r>
+        <w:rPr>
+          <w:rFonts w:ascii="Times New Roman" w:hAnsi="Times New Roman"/>
+          <w:sz w:val="24"/>
+        </w:rPr>
+        <w:t>мої́*</w:t>
+      </w:r>
+      <w:r>
+        <w:rPr>
+          <w:rFonts w:ascii="Times New Roman" w:hAnsi="Times New Roman"/>
+          <w:sz w:val="24"/>
+        </w:rPr>
+        <w:t xml:space="preserve"> </w:t>
+      </w:r>
+      <w:r>
+        <w:rPr>
+          <w:rFonts w:ascii="Times New Roman" w:hAnsi="Times New Roman"/>
+          <w:sz w:val="24"/>
+        </w:rPr>
+        <w:t>спасі́ння</w:t>
+      </w:r>
+      <w:r>
+        <w:rPr>
+          <w:rFonts w:ascii="Times New Roman" w:hAnsi="Times New Roman"/>
+          <w:sz w:val="24"/>
+        </w:rPr>
+        <w:t xml:space="preserve"> </w:t>
+      </w:r>
+      <w:r>
+        <w:rPr>
+          <w:rFonts w:ascii="Times New Roman" w:hAnsi="Times New Roman"/>
+          <w:sz w:val="24"/>
+        </w:rPr>
+        <w:t>Твоє́;</w:t>
       </w:r>
     </w:p>
     <w:p>
@@ -24141,63 +23514,63 @@
           <w:rFonts w:ascii="Times New Roman" w:hAnsi="Times New Roman"/>
           <w:sz w:val="24"/>
         </w:rPr>
-        <w:t>приготував</w:t>
-      </w:r>
-      <w:r>
-        <w:rPr>
-          <w:rFonts w:ascii="Times New Roman" w:hAnsi="Times New Roman"/>
-          <w:sz w:val="24"/>
-        </w:rPr>
-        <w:t xml:space="preserve"> </w:t>
-      </w:r>
-      <w:r>
-        <w:rPr>
-          <w:rFonts w:ascii="Times New Roman" w:hAnsi="Times New Roman"/>
-          <w:sz w:val="24"/>
-        </w:rPr>
-        <w:t>ти*</w:t>
-      </w:r>
-      <w:r>
-        <w:rPr>
-          <w:rFonts w:ascii="Times New Roman" w:hAnsi="Times New Roman"/>
-          <w:sz w:val="24"/>
-        </w:rPr>
-        <w:t xml:space="preserve"> </w:t>
-      </w:r>
-      <w:r>
-        <w:rPr>
-          <w:rFonts w:ascii="Times New Roman" w:hAnsi="Times New Roman"/>
-          <w:sz w:val="24"/>
-        </w:rPr>
-        <w:t>перед</w:t>
-      </w:r>
-      <w:r>
-        <w:rPr>
-          <w:rFonts w:ascii="Times New Roman" w:hAnsi="Times New Roman"/>
-          <w:sz w:val="24"/>
-        </w:rPr>
-        <w:t xml:space="preserve"> </w:t>
-      </w:r>
-      <w:r>
-        <w:rPr>
-          <w:rFonts w:ascii="Times New Roman" w:hAnsi="Times New Roman"/>
-          <w:sz w:val="24"/>
-        </w:rPr>
-        <w:t>усіма</w:t>
-      </w:r>
-      <w:r>
-        <w:rPr>
-          <w:rFonts w:ascii="Times New Roman" w:hAnsi="Times New Roman"/>
-          <w:sz w:val="24"/>
-        </w:rPr>
-        <w:t xml:space="preserve"> </w:t>
-      </w:r>
-      <w:r>
-        <w:rPr>
-          <w:rFonts w:ascii="Times New Roman" w:hAnsi="Times New Roman"/>
-          <w:sz w:val="24"/>
-        </w:rPr>
-        <w:t>народами;</w:t>
+        <w:t>приготува́в</w:t>
+      </w:r>
+      <w:r>
+        <w:rPr>
+          <w:rFonts w:ascii="Times New Roman" w:hAnsi="Times New Roman"/>
+          <w:sz w:val="24"/>
+        </w:rPr>
+        <w:t xml:space="preserve"> </w:t>
+      </w:r>
+      <w:r>
+        <w:rPr>
+          <w:rFonts w:ascii="Times New Roman" w:hAnsi="Times New Roman"/>
+          <w:sz w:val="24"/>
+        </w:rPr>
+        <w:t>Ти*</w:t>
+      </w:r>
+      <w:r>
+        <w:rPr>
+          <w:rFonts w:ascii="Times New Roman" w:hAnsi="Times New Roman"/>
+          <w:sz w:val="24"/>
+        </w:rPr>
+        <w:t xml:space="preserve"> </w:t>
+      </w:r>
+      <w:r>
+        <w:rPr>
+          <w:rFonts w:ascii="Times New Roman" w:hAnsi="Times New Roman"/>
+          <w:sz w:val="24"/>
+        </w:rPr>
+        <w:t>пе́ред</w:t>
+      </w:r>
+      <w:r>
+        <w:rPr>
+          <w:rFonts w:ascii="Times New Roman" w:hAnsi="Times New Roman"/>
+          <w:sz w:val="24"/>
+        </w:rPr>
+        <w:t xml:space="preserve"> </w:t>
+      </w:r>
+      <w:r>
+        <w:rPr>
+          <w:rFonts w:ascii="Times New Roman" w:hAnsi="Times New Roman"/>
+          <w:sz w:val="24"/>
+        </w:rPr>
+        <w:t>усіма́</w:t>
+      </w:r>
+      <w:r>
+        <w:rPr>
+          <w:rFonts w:ascii="Times New Roman" w:hAnsi="Times New Roman"/>
+          <w:sz w:val="24"/>
+        </w:rPr>
+        <w:t xml:space="preserve"> </w:t>
+      </w:r>
+      <w:r>
+        <w:rPr>
+          <w:rFonts w:ascii="Times New Roman" w:hAnsi="Times New Roman"/>
+          <w:sz w:val="24"/>
+        </w:rPr>
+        <w:t>наро́дами;</w:t>
       </w:r>
     </w:p>
     <w:p>
@@ -24210,7 +23583,7 @@
           <w:rFonts w:ascii="Times New Roman" w:hAnsi="Times New Roman"/>
           <w:sz w:val="24"/>
         </w:rPr>
-        <w:t>Світло</w:t>
+        <w:t>Сві́тло</w:t>
       </w:r>
       <w:r>
         <w:rPr>
@@ -24238,21 +23611,21 @@
           <w:rFonts w:ascii="Times New Roman" w:hAnsi="Times New Roman"/>
           <w:sz w:val="24"/>
         </w:rPr>
-        <w:t>просвіту</w:t>
-      </w:r>
-      <w:r>
-        <w:rPr>
-          <w:rFonts w:ascii="Times New Roman" w:hAnsi="Times New Roman"/>
-          <w:sz w:val="24"/>
-        </w:rPr>
-        <w:t xml:space="preserve"> </w:t>
-      </w:r>
-      <w:r>
-        <w:rPr>
-          <w:rFonts w:ascii="Times New Roman" w:hAnsi="Times New Roman"/>
-          <w:sz w:val="24"/>
-        </w:rPr>
-        <w:t>поганам,*</w:t>
+        <w:t>просві́ту</w:t>
+      </w:r>
+      <w:r>
+        <w:rPr>
+          <w:rFonts w:ascii="Times New Roman" w:hAnsi="Times New Roman"/>
+          <w:sz w:val="24"/>
+        </w:rPr>
+        <w:t xml:space="preserve"> </w:t>
+      </w:r>
+      <w:r>
+        <w:rPr>
+          <w:rFonts w:ascii="Times New Roman" w:hAnsi="Times New Roman"/>
+          <w:sz w:val="24"/>
+        </w:rPr>
+        <w:t>пога́нам,*</w:t>
       </w:r>
       <w:r>
         <w:rPr>
@@ -24280,49 +23653,49 @@
           <w:rFonts w:ascii="Times New Roman" w:hAnsi="Times New Roman"/>
           <w:sz w:val="24"/>
         </w:rPr>
-        <w:t>славу</w:t>
-      </w:r>
-      <w:r>
-        <w:rPr>
-          <w:rFonts w:ascii="Times New Roman" w:hAnsi="Times New Roman"/>
-          <w:sz w:val="24"/>
-        </w:rPr>
-        <w:t xml:space="preserve"> </w:t>
-      </w:r>
-      <w:r>
-        <w:rPr>
-          <w:rFonts w:ascii="Times New Roman" w:hAnsi="Times New Roman"/>
-          <w:sz w:val="24"/>
-        </w:rPr>
-        <w:t>люду</w:t>
-      </w:r>
-      <w:r>
-        <w:rPr>
-          <w:rFonts w:ascii="Times New Roman" w:hAnsi="Times New Roman"/>
-          <w:sz w:val="24"/>
-        </w:rPr>
-        <w:t xml:space="preserve"> </w:t>
-      </w:r>
-      <w:r>
-        <w:rPr>
-          <w:rFonts w:ascii="Times New Roman" w:hAnsi="Times New Roman"/>
-          <w:sz w:val="24"/>
-        </w:rPr>
-        <w:t>твого,</w:t>
-      </w:r>
-      <w:r>
-        <w:rPr>
-          <w:rFonts w:ascii="Times New Roman" w:hAnsi="Times New Roman"/>
-          <w:sz w:val="24"/>
-        </w:rPr>
-        <w:t xml:space="preserve"> </w:t>
-      </w:r>
-      <w:r>
-        <w:rPr>
-          <w:rFonts w:ascii="Times New Roman" w:hAnsi="Times New Roman"/>
-          <w:sz w:val="24"/>
-        </w:rPr>
-        <w:t>Ізраїля.</w:t>
+        <w:t>сла́ву</w:t>
+      </w:r>
+      <w:r>
+        <w:rPr>
+          <w:rFonts w:ascii="Times New Roman" w:hAnsi="Times New Roman"/>
+          <w:sz w:val="24"/>
+        </w:rPr>
+        <w:t xml:space="preserve"> </w:t>
+      </w:r>
+      <w:r>
+        <w:rPr>
+          <w:rFonts w:ascii="Times New Roman" w:hAnsi="Times New Roman"/>
+          <w:sz w:val="24"/>
+        </w:rPr>
+        <w:t>лю́ду</w:t>
+      </w:r>
+      <w:r>
+        <w:rPr>
+          <w:rFonts w:ascii="Times New Roman" w:hAnsi="Times New Roman"/>
+          <w:sz w:val="24"/>
+        </w:rPr>
+        <w:t xml:space="preserve"> </w:t>
+      </w:r>
+      <w:r>
+        <w:rPr>
+          <w:rFonts w:ascii="Times New Roman" w:hAnsi="Times New Roman"/>
+          <w:sz w:val="24"/>
+        </w:rPr>
+        <w:t>Твого́,</w:t>
+      </w:r>
+      <w:r>
+        <w:rPr>
+          <w:rFonts w:ascii="Times New Roman" w:hAnsi="Times New Roman"/>
+          <w:sz w:val="24"/>
+        </w:rPr>
+        <w:t xml:space="preserve"> </w:t>
+      </w:r>
+      <w:r>
+        <w:rPr>
+          <w:rFonts w:ascii="Times New Roman" w:hAnsi="Times New Roman"/>
+          <w:sz w:val="24"/>
+        </w:rPr>
+        <w:t>Ізра́їля.</w:t>
       </w:r>
     </w:p>
     <w:p>
@@ -24335,91 +23708,91 @@
           <w:rFonts w:ascii="Times New Roman" w:hAnsi="Times New Roman"/>
           <w:sz w:val="24"/>
         </w:rPr>
-        <w:t>Святий</w:t>
-      </w:r>
-      <w:r>
-        <w:rPr>
-          <w:rFonts w:ascii="Times New Roman" w:hAnsi="Times New Roman"/>
-          <w:sz w:val="24"/>
-        </w:rPr>
-        <w:t xml:space="preserve"> </w:t>
-      </w:r>
-      <w:r>
-        <w:rPr>
-          <w:rFonts w:ascii="Times New Roman" w:hAnsi="Times New Roman"/>
-          <w:sz w:val="24"/>
-        </w:rPr>
-        <w:t>Боже,</w:t>
-      </w:r>
-      <w:r>
-        <w:rPr>
-          <w:rFonts w:ascii="Times New Roman" w:hAnsi="Times New Roman"/>
-          <w:sz w:val="24"/>
-        </w:rPr>
-        <w:t xml:space="preserve"> </w:t>
-      </w:r>
-      <w:r>
-        <w:rPr>
-          <w:rFonts w:ascii="Times New Roman" w:hAnsi="Times New Roman"/>
-          <w:sz w:val="24"/>
-        </w:rPr>
-        <w:t>святий</w:t>
-      </w:r>
-      <w:r>
-        <w:rPr>
-          <w:rFonts w:ascii="Times New Roman" w:hAnsi="Times New Roman"/>
-          <w:sz w:val="24"/>
-        </w:rPr>
-        <w:t xml:space="preserve"> </w:t>
-      </w:r>
-      <w:r>
-        <w:rPr>
-          <w:rFonts w:ascii="Times New Roman" w:hAnsi="Times New Roman"/>
-          <w:sz w:val="24"/>
-        </w:rPr>
-        <w:t>Кріпкий,</w:t>
-      </w:r>
-      <w:r>
-        <w:rPr>
-          <w:rFonts w:ascii="Times New Roman" w:hAnsi="Times New Roman"/>
-          <w:sz w:val="24"/>
-        </w:rPr>
-        <w:t xml:space="preserve"> </w:t>
-      </w:r>
-      <w:r>
-        <w:rPr>
-          <w:rFonts w:ascii="Times New Roman" w:hAnsi="Times New Roman"/>
-          <w:sz w:val="24"/>
-        </w:rPr>
-        <w:t>святий</w:t>
-      </w:r>
-      <w:r>
-        <w:rPr>
-          <w:rFonts w:ascii="Times New Roman" w:hAnsi="Times New Roman"/>
-          <w:sz w:val="24"/>
-        </w:rPr>
-        <w:t xml:space="preserve"> </w:t>
-      </w:r>
-      <w:r>
-        <w:rPr>
-          <w:rFonts w:ascii="Times New Roman" w:hAnsi="Times New Roman"/>
-          <w:sz w:val="24"/>
-        </w:rPr>
-        <w:t>Безсмертний,</w:t>
-      </w:r>
-      <w:r>
-        <w:rPr>
-          <w:rFonts w:ascii="Times New Roman" w:hAnsi="Times New Roman"/>
-          <w:sz w:val="24"/>
-        </w:rPr>
-        <w:t xml:space="preserve"> </w:t>
-      </w:r>
-      <w:r>
-        <w:rPr>
-          <w:rFonts w:ascii="Times New Roman" w:hAnsi="Times New Roman"/>
-          <w:sz w:val="24"/>
-        </w:rPr>
-        <w:t>помилуй</w:t>
+        <w:t>Святи́й</w:t>
+      </w:r>
+      <w:r>
+        <w:rPr>
+          <w:rFonts w:ascii="Times New Roman" w:hAnsi="Times New Roman"/>
+          <w:sz w:val="24"/>
+        </w:rPr>
+        <w:t xml:space="preserve"> </w:t>
+      </w:r>
+      <w:r>
+        <w:rPr>
+          <w:rFonts w:ascii="Times New Roman" w:hAnsi="Times New Roman"/>
+          <w:sz w:val="24"/>
+        </w:rPr>
+        <w:t>Бо́же,</w:t>
+      </w:r>
+      <w:r>
+        <w:rPr>
+          <w:rFonts w:ascii="Times New Roman" w:hAnsi="Times New Roman"/>
+          <w:sz w:val="24"/>
+        </w:rPr>
+        <w:t xml:space="preserve"> </w:t>
+      </w:r>
+      <w:r>
+        <w:rPr>
+          <w:rFonts w:ascii="Times New Roman" w:hAnsi="Times New Roman"/>
+          <w:sz w:val="24"/>
+        </w:rPr>
+        <w:t>святи́й</w:t>
+      </w:r>
+      <w:r>
+        <w:rPr>
+          <w:rFonts w:ascii="Times New Roman" w:hAnsi="Times New Roman"/>
+          <w:sz w:val="24"/>
+        </w:rPr>
+        <w:t xml:space="preserve"> </w:t>
+      </w:r>
+      <w:r>
+        <w:rPr>
+          <w:rFonts w:ascii="Times New Roman" w:hAnsi="Times New Roman"/>
+          <w:sz w:val="24"/>
+        </w:rPr>
+        <w:t>Крі́пкий,</w:t>
+      </w:r>
+      <w:r>
+        <w:rPr>
+          <w:rFonts w:ascii="Times New Roman" w:hAnsi="Times New Roman"/>
+          <w:sz w:val="24"/>
+        </w:rPr>
+        <w:t xml:space="preserve"> </w:t>
+      </w:r>
+      <w:r>
+        <w:rPr>
+          <w:rFonts w:ascii="Times New Roman" w:hAnsi="Times New Roman"/>
+          <w:sz w:val="24"/>
+        </w:rPr>
+        <w:t>святи́й</w:t>
+      </w:r>
+      <w:r>
+        <w:rPr>
+          <w:rFonts w:ascii="Times New Roman" w:hAnsi="Times New Roman"/>
+          <w:sz w:val="24"/>
+        </w:rPr>
+        <w:t xml:space="preserve"> </w:t>
+      </w:r>
+      <w:r>
+        <w:rPr>
+          <w:rFonts w:ascii="Times New Roman" w:hAnsi="Times New Roman"/>
+          <w:sz w:val="24"/>
+        </w:rPr>
+        <w:t>Безсме́ртний,</w:t>
+      </w:r>
+      <w:r>
+        <w:rPr>
+          <w:rFonts w:ascii="Times New Roman" w:hAnsi="Times New Roman"/>
+          <w:sz w:val="24"/>
+        </w:rPr>
+        <w:t xml:space="preserve"> </w:t>
+      </w:r>
+      <w:r>
+        <w:rPr>
+          <w:rFonts w:ascii="Times New Roman" w:hAnsi="Times New Roman"/>
+          <w:sz w:val="24"/>
+        </w:rPr>
+        <w:t>поми́луй</w:t>
       </w:r>
       <w:r>
         <w:rPr>
@@ -24472,52 +23845,6 @@
     </w:p>
     <w:p>
       <w:pPr>
-        <w:spacing w:after="120"/>
-        <w:jc w:val="both"/>
-        <w:rPr>
-          <w:rFonts w:ascii="Times New Roman" w:hAnsi="Times New Roman" w:cs="Times New Roman"/>
-          <w:sz w:val="24"/>
-          <w:szCs w:val="24"/>
-        </w:rPr>
-      </w:pPr>
-      <w:r>
-        <w:rPr>
-          <w:rFonts w:ascii="Times New Roman" w:hAnsi="Times New Roman" w:cs="Times New Roman"/>
-          <w:sz w:val="24"/>
-          <w:szCs w:val="24"/>
-        </w:rPr>
-        <w:t>Слава Отцю, і Сину, і Святому Духові,* і нині і повсякчас, і на віки віків. Амінь.</w:t>
-      </w:r>
-    </w:p>
-    <w:p>
-      <w:pPr>
-        <w:spacing w:after="120"/>
-        <w:jc w:val="both"/>
-        <w:rPr>
-          <w:rFonts w:ascii="Times New Roman" w:hAnsi="Times New Roman" w:cs="Times New Roman"/>
-          <w:sz w:val="24"/>
-          <w:szCs w:val="24"/>
-        </w:rPr>
-      </w:pPr>
-      <w:r>
-        <w:rPr>
-          <w:rFonts w:ascii="Times New Roman" w:hAnsi="Times New Roman" w:cs="Times New Roman"/>
-          <w:sz w:val="24"/>
-          <w:szCs w:val="24"/>
-        </w:rPr>
-        <w:t xml:space="preserve">Пресвята Тройце, помилуй нас;* Господи, очисти </w:t>
-      </w:r>
-      <w:r>
-        <w:rPr>
-          <w:rFonts w:ascii="Times New Roman" w:hAnsi="Times New Roman" w:cs="Times New Roman"/>
-          <w:sz w:val="24"/>
-          <w:szCs w:val="24"/>
-        </w:rPr>
-        <w:t>гріхи наші;* Владико, прости беззаконня наші;* Святий, завітай і зціли немочі наші імени твого ради.</w:t>
-      </w:r>
-    </w:p>
-    <w:p>
-      <w:pPr>
         <w:pStyle w:val="Normal"/>
         <w:spacing w:after="120"/>
       </w:pPr>
@@ -24526,21 +23853,537 @@
           <w:rFonts w:ascii="Times New Roman" w:hAnsi="Times New Roman"/>
           <w:sz w:val="24"/>
         </w:rPr>
-        <w:t>Господи,</w:t>
-      </w:r>
-      <w:r>
-        <w:rPr>
-          <w:rFonts w:ascii="Times New Roman" w:hAnsi="Times New Roman"/>
-          <w:sz w:val="24"/>
-        </w:rPr>
-        <w:t xml:space="preserve"> </w:t>
-      </w:r>
-      <w:r>
-        <w:rPr>
-          <w:rFonts w:ascii="Times New Roman" w:hAnsi="Times New Roman"/>
-          <w:sz w:val="24"/>
-        </w:rPr>
-        <w:t>помилуй.</w:t>
+        <w:t>Сла́ва</w:t>
+      </w:r>
+      <w:r>
+        <w:rPr>
+          <w:rFonts w:ascii="Times New Roman" w:hAnsi="Times New Roman"/>
+          <w:sz w:val="24"/>
+        </w:rPr>
+        <w:t xml:space="preserve"> </w:t>
+      </w:r>
+      <w:r>
+        <w:rPr>
+          <w:rFonts w:ascii="Times New Roman" w:hAnsi="Times New Roman"/>
+          <w:sz w:val="24"/>
+        </w:rPr>
+        <w:t>Отцю́,</w:t>
+      </w:r>
+      <w:r>
+        <w:rPr>
+          <w:rFonts w:ascii="Times New Roman" w:hAnsi="Times New Roman"/>
+          <w:sz w:val="24"/>
+        </w:rPr>
+        <w:t xml:space="preserve"> </w:t>
+      </w:r>
+      <w:r>
+        <w:rPr>
+          <w:rFonts w:ascii="Times New Roman" w:hAnsi="Times New Roman"/>
+          <w:sz w:val="24"/>
+        </w:rPr>
+        <w:t>і</w:t>
+      </w:r>
+      <w:r>
+        <w:rPr>
+          <w:rFonts w:ascii="Times New Roman" w:hAnsi="Times New Roman"/>
+          <w:sz w:val="24"/>
+        </w:rPr>
+        <w:t xml:space="preserve"> </w:t>
+      </w:r>
+      <w:r>
+        <w:rPr>
+          <w:rFonts w:ascii="Times New Roman" w:hAnsi="Times New Roman"/>
+          <w:sz w:val="24"/>
+        </w:rPr>
+        <w:t>Си́ну,</w:t>
+      </w:r>
+      <w:r>
+        <w:rPr>
+          <w:rFonts w:ascii="Times New Roman" w:hAnsi="Times New Roman"/>
+          <w:sz w:val="24"/>
+        </w:rPr>
+        <w:t xml:space="preserve"> </w:t>
+      </w:r>
+      <w:r>
+        <w:rPr>
+          <w:rFonts w:ascii="Times New Roman" w:hAnsi="Times New Roman"/>
+          <w:sz w:val="24"/>
+        </w:rPr>
+        <w:t>і</w:t>
+      </w:r>
+      <w:r>
+        <w:rPr>
+          <w:rFonts w:ascii="Times New Roman" w:hAnsi="Times New Roman"/>
+          <w:sz w:val="24"/>
+        </w:rPr>
+        <w:t xml:space="preserve"> </w:t>
+      </w:r>
+      <w:r>
+        <w:rPr>
+          <w:rFonts w:ascii="Times New Roman" w:hAnsi="Times New Roman"/>
+          <w:sz w:val="24"/>
+        </w:rPr>
+        <w:t>Свято́му</w:t>
+      </w:r>
+      <w:r>
+        <w:rPr>
+          <w:rFonts w:ascii="Times New Roman" w:hAnsi="Times New Roman"/>
+          <w:sz w:val="24"/>
+        </w:rPr>
+        <w:t xml:space="preserve"> </w:t>
+      </w:r>
+      <w:r>
+        <w:rPr>
+          <w:rFonts w:ascii="Times New Roman" w:hAnsi="Times New Roman"/>
+          <w:sz w:val="24"/>
+        </w:rPr>
+        <w:t>Ду́хові,*</w:t>
+      </w:r>
+      <w:r>
+        <w:rPr>
+          <w:rFonts w:ascii="Times New Roman" w:hAnsi="Times New Roman"/>
+          <w:sz w:val="24"/>
+        </w:rPr>
+        <w:t xml:space="preserve"> </w:t>
+      </w:r>
+      <w:r>
+        <w:rPr>
+          <w:rFonts w:ascii="Times New Roman" w:hAnsi="Times New Roman"/>
+          <w:sz w:val="24"/>
+        </w:rPr>
+        <w:t>і</w:t>
+      </w:r>
+      <w:r>
+        <w:rPr>
+          <w:rFonts w:ascii="Times New Roman" w:hAnsi="Times New Roman"/>
+          <w:sz w:val="24"/>
+        </w:rPr>
+        <w:t xml:space="preserve"> </w:t>
+      </w:r>
+      <w:r>
+        <w:rPr>
+          <w:rFonts w:ascii="Times New Roman" w:hAnsi="Times New Roman"/>
+          <w:sz w:val="24"/>
+        </w:rPr>
+        <w:t>ни́ні,</w:t>
+      </w:r>
+      <w:r>
+        <w:rPr>
+          <w:rFonts w:ascii="Times New Roman" w:hAnsi="Times New Roman"/>
+          <w:sz w:val="24"/>
+        </w:rPr>
+        <w:t xml:space="preserve"> </w:t>
+      </w:r>
+      <w:r>
+        <w:rPr>
+          <w:rFonts w:ascii="Times New Roman" w:hAnsi="Times New Roman"/>
+          <w:sz w:val="24"/>
+        </w:rPr>
+        <w:t>і</w:t>
+      </w:r>
+      <w:r>
+        <w:rPr>
+          <w:rFonts w:ascii="Times New Roman" w:hAnsi="Times New Roman"/>
+          <w:sz w:val="24"/>
+        </w:rPr>
+        <w:t xml:space="preserve"> </w:t>
+      </w:r>
+      <w:r>
+        <w:rPr>
+          <w:rFonts w:ascii="Times New Roman" w:hAnsi="Times New Roman"/>
+          <w:sz w:val="24"/>
+        </w:rPr>
+        <w:t>повсякча́с,</w:t>
+      </w:r>
+      <w:r>
+        <w:rPr>
+          <w:rFonts w:ascii="Times New Roman" w:hAnsi="Times New Roman"/>
+          <w:sz w:val="24"/>
+        </w:rPr>
+        <w:t xml:space="preserve"> </w:t>
+      </w:r>
+      <w:r>
+        <w:rPr>
+          <w:rFonts w:ascii="Times New Roman" w:hAnsi="Times New Roman"/>
+          <w:sz w:val="24"/>
+        </w:rPr>
+        <w:t>і</w:t>
+      </w:r>
+      <w:r>
+        <w:rPr>
+          <w:rFonts w:ascii="Times New Roman" w:hAnsi="Times New Roman"/>
+          <w:sz w:val="24"/>
+        </w:rPr>
+        <w:t xml:space="preserve"> </w:t>
+      </w:r>
+      <w:r>
+        <w:rPr>
+          <w:rFonts w:ascii="Times New Roman" w:hAnsi="Times New Roman"/>
+          <w:sz w:val="24"/>
+        </w:rPr>
+        <w:t>на</w:t>
+      </w:r>
+      <w:r>
+        <w:rPr>
+          <w:rFonts w:ascii="Times New Roman" w:hAnsi="Times New Roman"/>
+          <w:sz w:val="24"/>
+        </w:rPr>
+        <w:t xml:space="preserve"> </w:t>
+      </w:r>
+      <w:r>
+        <w:rPr>
+          <w:rFonts w:ascii="Times New Roman" w:hAnsi="Times New Roman"/>
+          <w:sz w:val="24"/>
+        </w:rPr>
+        <w:t>ві́ки</w:t>
+      </w:r>
+      <w:r>
+        <w:rPr>
+          <w:rFonts w:ascii="Times New Roman" w:hAnsi="Times New Roman"/>
+          <w:sz w:val="24"/>
+        </w:rPr>
+        <w:t xml:space="preserve"> </w:t>
+      </w:r>
+      <w:r>
+        <w:rPr>
+          <w:rFonts w:ascii="Times New Roman" w:hAnsi="Times New Roman"/>
+          <w:sz w:val="24"/>
+        </w:rPr>
+        <w:t>вікі́в.</w:t>
+      </w:r>
+      <w:r>
+        <w:rPr>
+          <w:rFonts w:ascii="Times New Roman" w:hAnsi="Times New Roman"/>
+          <w:sz w:val="24"/>
+        </w:rPr>
+        <w:t xml:space="preserve"> </w:t>
+      </w:r>
+      <w:r>
+        <w:rPr>
+          <w:rFonts w:ascii="Times New Roman" w:hAnsi="Times New Roman"/>
+          <w:sz w:val="24"/>
+        </w:rPr>
+        <w:t>Амі́нь.</w:t>
+      </w:r>
+    </w:p>
+    <w:p>
+      <w:pPr>
+        <w:pStyle w:val="Normal"/>
+        <w:spacing w:after="120"/>
+      </w:pPr>
+      <w:r>
+        <w:rPr>
+          <w:rFonts w:ascii="Times New Roman" w:hAnsi="Times New Roman"/>
+          <w:sz w:val="24"/>
+        </w:rPr>
+        <w:t>Пресвята́</w:t>
+      </w:r>
+      <w:r>
+        <w:rPr>
+          <w:rFonts w:ascii="Times New Roman" w:hAnsi="Times New Roman"/>
+          <w:sz w:val="24"/>
+        </w:rPr>
+        <w:t xml:space="preserve"> </w:t>
+      </w:r>
+      <w:r>
+        <w:rPr>
+          <w:rFonts w:ascii="Times New Roman" w:hAnsi="Times New Roman"/>
+          <w:sz w:val="24"/>
+        </w:rPr>
+        <w:t>Тро́йце,</w:t>
+      </w:r>
+      <w:r>
+        <w:rPr>
+          <w:rFonts w:ascii="Times New Roman" w:hAnsi="Times New Roman"/>
+          <w:sz w:val="24"/>
+        </w:rPr>
+        <w:t xml:space="preserve"> </w:t>
+      </w:r>
+      <w:r>
+        <w:rPr>
+          <w:rFonts w:ascii="Times New Roman" w:hAnsi="Times New Roman"/>
+          <w:sz w:val="24"/>
+        </w:rPr>
+        <w:t>поми́луй</w:t>
+      </w:r>
+      <w:r>
+        <w:rPr>
+          <w:rFonts w:ascii="Times New Roman" w:hAnsi="Times New Roman"/>
+          <w:sz w:val="24"/>
+        </w:rPr>
+        <w:t xml:space="preserve"> </w:t>
+      </w:r>
+      <w:r>
+        <w:rPr>
+          <w:rFonts w:ascii="Times New Roman" w:hAnsi="Times New Roman"/>
+          <w:sz w:val="24"/>
+        </w:rPr>
+        <w:t>нас;</w:t>
+      </w:r>
+      <w:r>
+        <w:rPr>
+          <w:rFonts w:ascii="Times New Roman" w:hAnsi="Times New Roman"/>
+          <w:sz w:val="24"/>
+        </w:rPr>
+        <w:t xml:space="preserve"> </w:t>
+      </w:r>
+      <w:r>
+        <w:rPr>
+          <w:rFonts w:ascii="Times New Roman" w:hAnsi="Times New Roman"/>
+          <w:sz w:val="24"/>
+        </w:rPr>
+        <w:t>Го́споди,</w:t>
+      </w:r>
+      <w:r>
+        <w:rPr>
+          <w:rFonts w:ascii="Times New Roman" w:hAnsi="Times New Roman"/>
+          <w:sz w:val="24"/>
+        </w:rPr>
+        <w:t xml:space="preserve"> </w:t>
+      </w:r>
+      <w:r>
+        <w:rPr>
+          <w:rFonts w:ascii="Times New Roman" w:hAnsi="Times New Roman"/>
+          <w:sz w:val="24"/>
+        </w:rPr>
+        <w:t>очи́сти</w:t>
+      </w:r>
+      <w:r>
+        <w:rPr>
+          <w:rFonts w:ascii="Times New Roman" w:hAnsi="Times New Roman"/>
+          <w:sz w:val="24"/>
+        </w:rPr>
+        <w:t xml:space="preserve"> </w:t>
+      </w:r>
+      <w:r>
+        <w:rPr>
+          <w:rFonts w:ascii="Times New Roman" w:hAnsi="Times New Roman"/>
+          <w:sz w:val="24"/>
+        </w:rPr>
+        <w:t>гріхи́</w:t>
+      </w:r>
+      <w:r>
+        <w:rPr>
+          <w:rFonts w:ascii="Times New Roman" w:hAnsi="Times New Roman"/>
+          <w:sz w:val="24"/>
+        </w:rPr>
+        <w:t xml:space="preserve"> </w:t>
+      </w:r>
+      <w:r>
+        <w:rPr>
+          <w:rFonts w:ascii="Times New Roman" w:hAnsi="Times New Roman"/>
+          <w:sz w:val="24"/>
+        </w:rPr>
+        <w:t>на́ші;</w:t>
+      </w:r>
+      <w:r>
+        <w:rPr>
+          <w:rFonts w:ascii="Times New Roman" w:hAnsi="Times New Roman"/>
+          <w:sz w:val="24"/>
+        </w:rPr>
+        <w:t xml:space="preserve"> </w:t>
+      </w:r>
+      <w:r>
+        <w:rPr>
+          <w:rFonts w:ascii="Times New Roman" w:hAnsi="Times New Roman"/>
+          <w:sz w:val="24"/>
+        </w:rPr>
+        <w:t>Влади́ко,</w:t>
+      </w:r>
+      <w:r>
+        <w:rPr>
+          <w:rFonts w:ascii="Times New Roman" w:hAnsi="Times New Roman"/>
+          <w:sz w:val="24"/>
+        </w:rPr>
+        <w:t xml:space="preserve"> </w:t>
+      </w:r>
+      <w:r>
+        <w:rPr>
+          <w:rFonts w:ascii="Times New Roman" w:hAnsi="Times New Roman"/>
+          <w:sz w:val="24"/>
+        </w:rPr>
+        <w:t>прости́</w:t>
+      </w:r>
+      <w:r>
+        <w:rPr>
+          <w:rFonts w:ascii="Times New Roman" w:hAnsi="Times New Roman"/>
+          <w:sz w:val="24"/>
+        </w:rPr>
+        <w:t xml:space="preserve"> </w:t>
+      </w:r>
+      <w:r>
+        <w:rPr>
+          <w:rFonts w:ascii="Times New Roman" w:hAnsi="Times New Roman"/>
+          <w:sz w:val="24"/>
+        </w:rPr>
+        <w:t>беззако́ння</w:t>
+      </w:r>
+      <w:r>
+        <w:rPr>
+          <w:rFonts w:ascii="Times New Roman" w:hAnsi="Times New Roman"/>
+          <w:sz w:val="24"/>
+        </w:rPr>
+        <w:t xml:space="preserve"> </w:t>
+      </w:r>
+      <w:r>
+        <w:rPr>
+          <w:rFonts w:ascii="Times New Roman" w:hAnsi="Times New Roman"/>
+          <w:sz w:val="24"/>
+        </w:rPr>
+        <w:t>на́ші;</w:t>
+      </w:r>
+      <w:r>
+        <w:rPr>
+          <w:rFonts w:ascii="Times New Roman" w:hAnsi="Times New Roman"/>
+          <w:sz w:val="24"/>
+        </w:rPr>
+        <w:t xml:space="preserve"> </w:t>
+      </w:r>
+      <w:r>
+        <w:rPr>
+          <w:rFonts w:ascii="Times New Roman" w:hAnsi="Times New Roman"/>
+          <w:sz w:val="24"/>
+        </w:rPr>
+        <w:t>Святи́й,</w:t>
+      </w:r>
+      <w:r>
+        <w:rPr>
+          <w:rFonts w:ascii="Times New Roman" w:hAnsi="Times New Roman"/>
+          <w:sz w:val="24"/>
+        </w:rPr>
+        <w:t xml:space="preserve"> </w:t>
+      </w:r>
+      <w:r>
+        <w:rPr>
+          <w:rFonts w:ascii="Times New Roman" w:hAnsi="Times New Roman"/>
+          <w:sz w:val="24"/>
+        </w:rPr>
+        <w:t>завіта́й</w:t>
+      </w:r>
+      <w:r>
+        <w:rPr>
+          <w:rFonts w:ascii="Times New Roman" w:hAnsi="Times New Roman"/>
+          <w:sz w:val="24"/>
+        </w:rPr>
+        <w:t xml:space="preserve"> </w:t>
+      </w:r>
+      <w:r>
+        <w:rPr>
+          <w:rFonts w:ascii="Times New Roman" w:hAnsi="Times New Roman"/>
+          <w:sz w:val="24"/>
+        </w:rPr>
+        <w:t>і</w:t>
+      </w:r>
+      <w:r>
+        <w:rPr>
+          <w:rFonts w:ascii="Times New Roman" w:hAnsi="Times New Roman"/>
+          <w:sz w:val="24"/>
+        </w:rPr>
+        <w:t xml:space="preserve"> </w:t>
+      </w:r>
+      <w:r>
+        <w:rPr>
+          <w:rFonts w:ascii="Times New Roman" w:hAnsi="Times New Roman"/>
+          <w:sz w:val="24"/>
+        </w:rPr>
+        <w:t>зціли́</w:t>
+      </w:r>
+      <w:r>
+        <w:rPr>
+          <w:rFonts w:ascii="Times New Roman" w:hAnsi="Times New Roman"/>
+          <w:sz w:val="24"/>
+        </w:rPr>
+        <w:t xml:space="preserve"> </w:t>
+      </w:r>
+      <w:r>
+        <w:rPr>
+          <w:rFonts w:ascii="Times New Roman" w:hAnsi="Times New Roman"/>
+          <w:sz w:val="24"/>
+        </w:rPr>
+        <w:t>не́мочі</w:t>
+      </w:r>
+      <w:r>
+        <w:rPr>
+          <w:rFonts w:ascii="Times New Roman" w:hAnsi="Times New Roman"/>
+          <w:sz w:val="24"/>
+        </w:rPr>
+        <w:t xml:space="preserve"> </w:t>
+      </w:r>
+      <w:r>
+        <w:rPr>
+          <w:rFonts w:ascii="Times New Roman" w:hAnsi="Times New Roman"/>
+          <w:sz w:val="24"/>
+        </w:rPr>
+        <w:t>на́ші,</w:t>
+      </w:r>
+      <w:r>
+        <w:rPr>
+          <w:rFonts w:ascii="Times New Roman" w:hAnsi="Times New Roman"/>
+          <w:sz w:val="24"/>
+        </w:rPr>
+        <w:t xml:space="preserve"> </w:t>
+      </w:r>
+      <w:r>
+        <w:rPr>
+          <w:rFonts w:ascii="Times New Roman" w:hAnsi="Times New Roman"/>
+          <w:sz w:val="24"/>
+        </w:rPr>
+        <w:t>І́мени</w:t>
+      </w:r>
+      <w:r>
+        <w:rPr>
+          <w:rFonts w:ascii="Times New Roman" w:hAnsi="Times New Roman"/>
+          <w:sz w:val="24"/>
+        </w:rPr>
+        <w:t xml:space="preserve"> </w:t>
+      </w:r>
+      <w:r>
+        <w:rPr>
+          <w:rFonts w:ascii="Times New Roman" w:hAnsi="Times New Roman"/>
+          <w:sz w:val="24"/>
+        </w:rPr>
+        <w:t>Твого́</w:t>
+      </w:r>
+      <w:r>
+        <w:rPr>
+          <w:rFonts w:ascii="Times New Roman" w:hAnsi="Times New Roman"/>
+          <w:sz w:val="24"/>
+        </w:rPr>
+        <w:t xml:space="preserve"> </w:t>
+      </w:r>
+      <w:r>
+        <w:rPr>
+          <w:rFonts w:ascii="Times New Roman" w:hAnsi="Times New Roman"/>
+          <w:sz w:val="24"/>
+        </w:rPr>
+        <w:t>ра́ди.</w:t>
+      </w:r>
+    </w:p>
+    <w:p>
+      <w:pPr>
+        <w:pStyle w:val="Normal"/>
+        <w:spacing w:after="120"/>
+      </w:pPr>
+      <w:r>
+        <w:rPr>
+          <w:rFonts w:ascii="Times New Roman" w:hAnsi="Times New Roman"/>
+          <w:sz w:val="24"/>
+        </w:rPr>
+        <w:t>Го́споди,</w:t>
+      </w:r>
+      <w:r>
+        <w:rPr>
+          <w:rFonts w:ascii="Times New Roman" w:hAnsi="Times New Roman"/>
+          <w:sz w:val="24"/>
+        </w:rPr>
+        <w:t xml:space="preserve"> </w:t>
+      </w:r>
+      <w:r>
+        <w:rPr>
+          <w:rFonts w:ascii="Times New Roman" w:hAnsi="Times New Roman"/>
+          <w:sz w:val="24"/>
+        </w:rPr>
+        <w:t>поми́луй.</w:t>
       </w:r>
       <w:r>
         <w:rPr>
@@ -24587,21 +24430,21 @@
           <w:rFonts w:ascii="Times New Roman" w:hAnsi="Times New Roman"/>
           <w:sz w:val="24"/>
         </w:rPr>
-        <w:t>Слава</w:t>
-      </w:r>
-      <w:r>
-        <w:rPr>
-          <w:rFonts w:ascii="Times New Roman" w:hAnsi="Times New Roman"/>
-          <w:sz w:val="24"/>
-        </w:rPr>
-        <w:t xml:space="preserve"> </w:t>
-      </w:r>
-      <w:r>
-        <w:rPr>
-          <w:rFonts w:ascii="Times New Roman" w:hAnsi="Times New Roman"/>
-          <w:sz w:val="24"/>
-        </w:rPr>
-        <w:t>Отцю,</w:t>
+        <w:t>Сла́ва</w:t>
+      </w:r>
+      <w:r>
+        <w:rPr>
+          <w:rFonts w:ascii="Times New Roman" w:hAnsi="Times New Roman"/>
+          <w:sz w:val="24"/>
+        </w:rPr>
+        <w:t xml:space="preserve"> </w:t>
+      </w:r>
+      <w:r>
+        <w:rPr>
+          <w:rFonts w:ascii="Times New Roman" w:hAnsi="Times New Roman"/>
+          <w:sz w:val="24"/>
+        </w:rPr>
+        <w:t>Отцю́,</w:t>
       </w:r>
       <w:r>
         <w:rPr>
@@ -24629,7 +24472,7 @@
           <w:rFonts w:ascii="Times New Roman" w:hAnsi="Times New Roman"/>
           <w:sz w:val="24"/>
         </w:rPr>
-        <w:t>Сину,</w:t>
+        <w:t>Си́ну,</w:t>
       </w:r>
       <w:r>
         <w:rPr>
@@ -24657,21 +24500,21 @@
           <w:rFonts w:ascii="Times New Roman" w:hAnsi="Times New Roman"/>
           <w:sz w:val="24"/>
         </w:rPr>
-        <w:t>Святому</w:t>
-      </w:r>
-      <w:r>
-        <w:rPr>
-          <w:rFonts w:ascii="Times New Roman" w:hAnsi="Times New Roman"/>
-          <w:sz w:val="24"/>
-        </w:rPr>
-        <w:t xml:space="preserve"> </w:t>
-      </w:r>
-      <w:r>
-        <w:rPr>
-          <w:rFonts w:ascii="Times New Roman" w:hAnsi="Times New Roman"/>
-          <w:sz w:val="24"/>
-        </w:rPr>
-        <w:t>Духові,*</w:t>
+        <w:t>Свято́му</w:t>
+      </w:r>
+      <w:r>
+        <w:rPr>
+          <w:rFonts w:ascii="Times New Roman" w:hAnsi="Times New Roman"/>
+          <w:sz w:val="24"/>
+        </w:rPr>
+        <w:t xml:space="preserve"> </w:t>
+      </w:r>
+      <w:r>
+        <w:rPr>
+          <w:rFonts w:ascii="Times New Roman" w:hAnsi="Times New Roman"/>
+          <w:sz w:val="24"/>
+        </w:rPr>
+        <w:t>Ду́хові,*</w:t>
       </w:r>
       <w:r>
         <w:rPr>
@@ -24699,7 +24542,7 @@
           <w:rFonts w:ascii="Times New Roman" w:hAnsi="Times New Roman"/>
           <w:sz w:val="24"/>
         </w:rPr>
-        <w:t>нині</w:t>
+        <w:t>ни́ні,</w:t>
       </w:r>
       <w:r>
         <w:rPr>
@@ -24727,7 +24570,7 @@
           <w:rFonts w:ascii="Times New Roman" w:hAnsi="Times New Roman"/>
           <w:sz w:val="24"/>
         </w:rPr>
-        <w:t>повсякчас,</w:t>
+        <w:t>повсякча́с,</w:t>
       </w:r>
       <w:r>
         <w:rPr>
@@ -24769,62 +24612,776 @@
           <w:rFonts w:ascii="Times New Roman" w:hAnsi="Times New Roman"/>
           <w:sz w:val="24"/>
         </w:rPr>
-        <w:t>віки</w:t>
-      </w:r>
-      <w:r>
-        <w:rPr>
-          <w:rFonts w:ascii="Times New Roman" w:hAnsi="Times New Roman"/>
-          <w:sz w:val="24"/>
-        </w:rPr>
-        <w:t xml:space="preserve"> </w:t>
-      </w:r>
-      <w:r>
-        <w:rPr>
-          <w:rFonts w:ascii="Times New Roman" w:hAnsi="Times New Roman"/>
-          <w:sz w:val="24"/>
-        </w:rPr>
-        <w:t>віків.</w:t>
-      </w:r>
-      <w:r>
-        <w:rPr>
-          <w:rFonts w:ascii="Times New Roman" w:hAnsi="Times New Roman"/>
-          <w:sz w:val="24"/>
-        </w:rPr>
-        <w:t xml:space="preserve"> </w:t>
-      </w:r>
-      <w:r>
-        <w:rPr>
-          <w:rFonts w:ascii="Times New Roman" w:hAnsi="Times New Roman"/>
-          <w:sz w:val="24"/>
-        </w:rPr>
-        <w:t>Амінь.</w:t>
-      </w:r>
-    </w:p>
-    <w:p>
-      <w:pPr>
-        <w:spacing w:after="120"/>
-        <w:jc w:val="both"/>
-        <w:rPr>
-          <w:rFonts w:ascii="Times New Roman" w:hAnsi="Times New Roman" w:cs="Times New Roman"/>
-          <w:sz w:val="24"/>
-          <w:szCs w:val="24"/>
-        </w:rPr>
-      </w:pPr>
-      <w:r>
-        <w:rPr>
-          <w:rFonts w:ascii="Times New Roman" w:hAnsi="Times New Roman" w:cs="Times New Roman"/>
-          <w:sz w:val="24"/>
-          <w:szCs w:val="24"/>
-        </w:rPr>
-        <w:t>Отче наш, що єси на небесах,* нехай святиться ім’я твоє,* нехай прийде царство твоє,* нехай буде воля твоя, як на небі, так і на землі.* Хліб наш насущний дай нам сьогодні,* і прости нам провини наші,* як і ми прощаємо винуватцям нашим,* і не введи нас у с</w:t>
-      </w:r>
-      <w:r>
-        <w:rPr>
-          <w:rFonts w:ascii="Times New Roman" w:hAnsi="Times New Roman" w:cs="Times New Roman"/>
-          <w:sz w:val="24"/>
-          <w:szCs w:val="24"/>
-        </w:rPr>
-        <w:t>покусу,* але визволи нас від лукавого.</w:t>
+        <w:t>ві́ки</w:t>
+      </w:r>
+      <w:r>
+        <w:rPr>
+          <w:rFonts w:ascii="Times New Roman" w:hAnsi="Times New Roman"/>
+          <w:sz w:val="24"/>
+        </w:rPr>
+        <w:t xml:space="preserve"> </w:t>
+      </w:r>
+      <w:r>
+        <w:rPr>
+          <w:rFonts w:ascii="Times New Roman" w:hAnsi="Times New Roman"/>
+          <w:sz w:val="24"/>
+        </w:rPr>
+        <w:t>вікі́в.</w:t>
+      </w:r>
+      <w:r>
+        <w:rPr>
+          <w:rFonts w:ascii="Times New Roman" w:hAnsi="Times New Roman"/>
+          <w:sz w:val="24"/>
+        </w:rPr>
+        <w:t xml:space="preserve"> </w:t>
+      </w:r>
+      <w:r>
+        <w:rPr>
+          <w:rFonts w:ascii="Times New Roman" w:hAnsi="Times New Roman"/>
+          <w:sz w:val="24"/>
+        </w:rPr>
+        <w:t>Амі́нь.</w:t>
+      </w:r>
+    </w:p>
+    <w:p>
+      <w:pPr>
+        <w:pStyle w:val="Normal"/>
+        <w:spacing w:after="120"/>
+      </w:pPr>
+      <w:r>
+        <w:rPr>
+          <w:rFonts w:ascii="Times New Roman" w:hAnsi="Times New Roman"/>
+          <w:sz w:val="24"/>
+        </w:rPr>
+        <w:t>О́тче</w:t>
+      </w:r>
+      <w:r>
+        <w:rPr>
+          <w:rFonts w:ascii="Times New Roman" w:hAnsi="Times New Roman"/>
+          <w:sz w:val="24"/>
+        </w:rPr>
+        <w:t xml:space="preserve"> </w:t>
+      </w:r>
+      <w:r>
+        <w:rPr>
+          <w:rFonts w:ascii="Times New Roman" w:hAnsi="Times New Roman"/>
+          <w:sz w:val="24"/>
+        </w:rPr>
+        <w:t>наш,</w:t>
+      </w:r>
+      <w:r>
+        <w:rPr>
+          <w:rFonts w:ascii="Times New Roman" w:hAnsi="Times New Roman"/>
+          <w:sz w:val="24"/>
+        </w:rPr>
+        <w:t xml:space="preserve"> </w:t>
+      </w:r>
+      <w:r>
+        <w:rPr>
+          <w:rFonts w:ascii="Times New Roman" w:hAnsi="Times New Roman"/>
+          <w:sz w:val="24"/>
+        </w:rPr>
+        <w:t>що</w:t>
+      </w:r>
+      <w:r>
+        <w:rPr>
+          <w:rFonts w:ascii="Times New Roman" w:hAnsi="Times New Roman"/>
+          <w:sz w:val="24"/>
+        </w:rPr>
+        <w:t xml:space="preserve"> </w:t>
+      </w:r>
+      <w:r>
+        <w:rPr>
+          <w:rFonts w:ascii="Times New Roman" w:hAnsi="Times New Roman"/>
+          <w:sz w:val="24"/>
+        </w:rPr>
+        <w:t>єси́</w:t>
+      </w:r>
+      <w:r>
+        <w:rPr>
+          <w:rFonts w:ascii="Times New Roman" w:hAnsi="Times New Roman"/>
+          <w:sz w:val="24"/>
+        </w:rPr>
+        <w:t xml:space="preserve"> </w:t>
+      </w:r>
+      <w:r>
+        <w:rPr>
+          <w:rFonts w:ascii="Times New Roman" w:hAnsi="Times New Roman"/>
+          <w:sz w:val="24"/>
+        </w:rPr>
+        <w:t>на</w:t>
+      </w:r>
+      <w:r>
+        <w:rPr>
+          <w:rFonts w:ascii="Times New Roman" w:hAnsi="Times New Roman"/>
+          <w:sz w:val="24"/>
+        </w:rPr>
+        <w:t xml:space="preserve"> </w:t>
+      </w:r>
+      <w:r>
+        <w:rPr>
+          <w:rFonts w:ascii="Times New Roman" w:hAnsi="Times New Roman"/>
+          <w:sz w:val="24"/>
+        </w:rPr>
+        <w:t>небеса́х,*</w:t>
+      </w:r>
+      <w:r>
+        <w:rPr>
+          <w:rFonts w:ascii="Times New Roman" w:hAnsi="Times New Roman"/>
+          <w:sz w:val="24"/>
+        </w:rPr>
+        <w:t xml:space="preserve"> </w:t>
+      </w:r>
+      <w:r>
+        <w:rPr>
+          <w:rFonts w:ascii="Times New Roman" w:hAnsi="Times New Roman"/>
+          <w:sz w:val="24"/>
+        </w:rPr>
+        <w:t>неха́й</w:t>
+      </w:r>
+      <w:r>
+        <w:rPr>
+          <w:rFonts w:ascii="Times New Roman" w:hAnsi="Times New Roman"/>
+          <w:sz w:val="24"/>
+        </w:rPr>
+        <w:t xml:space="preserve"> </w:t>
+      </w:r>
+      <w:r>
+        <w:rPr>
+          <w:rFonts w:ascii="Times New Roman" w:hAnsi="Times New Roman"/>
+          <w:sz w:val="24"/>
+        </w:rPr>
+        <w:t>святи́ться</w:t>
+      </w:r>
+      <w:r>
+        <w:rPr>
+          <w:rFonts w:ascii="Times New Roman" w:hAnsi="Times New Roman"/>
+          <w:sz w:val="24"/>
+        </w:rPr>
+        <w:t xml:space="preserve"> </w:t>
+      </w:r>
+      <w:r>
+        <w:rPr>
+          <w:rFonts w:ascii="Times New Roman" w:hAnsi="Times New Roman"/>
+          <w:sz w:val="24"/>
+        </w:rPr>
+        <w:t>ім’я́</w:t>
+      </w:r>
+      <w:r>
+        <w:rPr>
+          <w:rFonts w:ascii="Times New Roman" w:hAnsi="Times New Roman"/>
+          <w:sz w:val="24"/>
+        </w:rPr>
+        <w:t xml:space="preserve"> </w:t>
+      </w:r>
+      <w:r>
+        <w:rPr>
+          <w:rFonts w:ascii="Times New Roman" w:hAnsi="Times New Roman"/>
+          <w:sz w:val="24"/>
+        </w:rPr>
+        <w:t>Твоє́,*</w:t>
+      </w:r>
+      <w:r>
+        <w:rPr>
+          <w:rFonts w:ascii="Times New Roman" w:hAnsi="Times New Roman"/>
+          <w:sz w:val="24"/>
+        </w:rPr>
+        <w:t xml:space="preserve"> </w:t>
+      </w:r>
+      <w:r>
+        <w:rPr>
+          <w:rFonts w:ascii="Times New Roman" w:hAnsi="Times New Roman"/>
+          <w:sz w:val="24"/>
+        </w:rPr>
+        <w:t>неха́й</w:t>
+      </w:r>
+      <w:r>
+        <w:rPr>
+          <w:rFonts w:ascii="Times New Roman" w:hAnsi="Times New Roman"/>
+          <w:sz w:val="24"/>
+        </w:rPr>
+        <w:t xml:space="preserve"> </w:t>
+      </w:r>
+      <w:r>
+        <w:rPr>
+          <w:rFonts w:ascii="Times New Roman" w:hAnsi="Times New Roman"/>
+          <w:sz w:val="24"/>
+        </w:rPr>
+        <w:t>при́йде</w:t>
+      </w:r>
+      <w:r>
+        <w:rPr>
+          <w:rFonts w:ascii="Times New Roman" w:hAnsi="Times New Roman"/>
+          <w:sz w:val="24"/>
+        </w:rPr>
+        <w:t xml:space="preserve"> </w:t>
+      </w:r>
+      <w:r>
+        <w:rPr>
+          <w:rFonts w:ascii="Times New Roman" w:hAnsi="Times New Roman"/>
+          <w:sz w:val="24"/>
+        </w:rPr>
+        <w:t>ца́рство</w:t>
+      </w:r>
+      <w:r>
+        <w:rPr>
+          <w:rFonts w:ascii="Times New Roman" w:hAnsi="Times New Roman"/>
+          <w:sz w:val="24"/>
+        </w:rPr>
+        <w:t xml:space="preserve"> </w:t>
+      </w:r>
+      <w:r>
+        <w:rPr>
+          <w:rFonts w:ascii="Times New Roman" w:hAnsi="Times New Roman"/>
+          <w:sz w:val="24"/>
+        </w:rPr>
+        <w:t>Твоє́,*</w:t>
+      </w:r>
+      <w:r>
+        <w:rPr>
+          <w:rFonts w:ascii="Times New Roman" w:hAnsi="Times New Roman"/>
+          <w:sz w:val="24"/>
+        </w:rPr>
+        <w:t xml:space="preserve"> </w:t>
+      </w:r>
+      <w:r>
+        <w:rPr>
+          <w:rFonts w:ascii="Times New Roman" w:hAnsi="Times New Roman"/>
+          <w:sz w:val="24"/>
+        </w:rPr>
+        <w:t>неха́й</w:t>
+      </w:r>
+      <w:r>
+        <w:rPr>
+          <w:rFonts w:ascii="Times New Roman" w:hAnsi="Times New Roman"/>
+          <w:sz w:val="24"/>
+        </w:rPr>
+        <w:t xml:space="preserve"> </w:t>
+      </w:r>
+      <w:r>
+        <w:rPr>
+          <w:rFonts w:ascii="Times New Roman" w:hAnsi="Times New Roman"/>
+          <w:sz w:val="24"/>
+        </w:rPr>
+        <w:t>бу́де</w:t>
+      </w:r>
+      <w:r>
+        <w:rPr>
+          <w:rFonts w:ascii="Times New Roman" w:hAnsi="Times New Roman"/>
+          <w:sz w:val="24"/>
+        </w:rPr>
+        <w:t xml:space="preserve"> </w:t>
+      </w:r>
+      <w:r>
+        <w:rPr>
+          <w:rFonts w:ascii="Times New Roman" w:hAnsi="Times New Roman"/>
+          <w:sz w:val="24"/>
+        </w:rPr>
+        <w:t>во́ля</w:t>
+      </w:r>
+      <w:r>
+        <w:rPr>
+          <w:rFonts w:ascii="Times New Roman" w:hAnsi="Times New Roman"/>
+          <w:sz w:val="24"/>
+        </w:rPr>
+        <w:t xml:space="preserve"> </w:t>
+      </w:r>
+      <w:r>
+        <w:rPr>
+          <w:rFonts w:ascii="Times New Roman" w:hAnsi="Times New Roman"/>
+          <w:sz w:val="24"/>
+        </w:rPr>
+        <w:t>Твоя́,</w:t>
+      </w:r>
+      <w:r>
+        <w:rPr>
+          <w:rFonts w:ascii="Times New Roman" w:hAnsi="Times New Roman"/>
+          <w:sz w:val="24"/>
+        </w:rPr>
+        <w:t xml:space="preserve"> </w:t>
+      </w:r>
+      <w:r>
+        <w:rPr>
+          <w:rFonts w:ascii="Times New Roman" w:hAnsi="Times New Roman"/>
+          <w:sz w:val="24"/>
+        </w:rPr>
+        <w:t>як</w:t>
+      </w:r>
+      <w:r>
+        <w:rPr>
+          <w:rFonts w:ascii="Times New Roman" w:hAnsi="Times New Roman"/>
+          <w:sz w:val="24"/>
+        </w:rPr>
+        <w:t xml:space="preserve"> </w:t>
+      </w:r>
+      <w:r>
+        <w:rPr>
+          <w:rFonts w:ascii="Times New Roman" w:hAnsi="Times New Roman"/>
+          <w:sz w:val="24"/>
+        </w:rPr>
+        <w:t>на</w:t>
+      </w:r>
+      <w:r>
+        <w:rPr>
+          <w:rFonts w:ascii="Times New Roman" w:hAnsi="Times New Roman"/>
+          <w:sz w:val="24"/>
+        </w:rPr>
+        <w:t xml:space="preserve"> </w:t>
+      </w:r>
+      <w:r>
+        <w:rPr>
+          <w:rFonts w:ascii="Times New Roman" w:hAnsi="Times New Roman"/>
+          <w:sz w:val="24"/>
+        </w:rPr>
+        <w:t>не́бі,</w:t>
+      </w:r>
+      <w:r>
+        <w:rPr>
+          <w:rFonts w:ascii="Times New Roman" w:hAnsi="Times New Roman"/>
+          <w:sz w:val="24"/>
+        </w:rPr>
+        <w:t xml:space="preserve"> </w:t>
+      </w:r>
+      <w:r>
+        <w:rPr>
+          <w:rFonts w:ascii="Times New Roman" w:hAnsi="Times New Roman"/>
+          <w:sz w:val="24"/>
+        </w:rPr>
+        <w:t>так</w:t>
+      </w:r>
+      <w:r>
+        <w:rPr>
+          <w:rFonts w:ascii="Times New Roman" w:hAnsi="Times New Roman"/>
+          <w:sz w:val="24"/>
+        </w:rPr>
+        <w:t xml:space="preserve"> </w:t>
+      </w:r>
+      <w:r>
+        <w:rPr>
+          <w:rFonts w:ascii="Times New Roman" w:hAnsi="Times New Roman"/>
+          <w:sz w:val="24"/>
+        </w:rPr>
+        <w:t>і</w:t>
+      </w:r>
+      <w:r>
+        <w:rPr>
+          <w:rFonts w:ascii="Times New Roman" w:hAnsi="Times New Roman"/>
+          <w:sz w:val="24"/>
+        </w:rPr>
+        <w:t xml:space="preserve"> </w:t>
+      </w:r>
+      <w:r>
+        <w:rPr>
+          <w:rFonts w:ascii="Times New Roman" w:hAnsi="Times New Roman"/>
+          <w:sz w:val="24"/>
+        </w:rPr>
+        <w:t>на</w:t>
+      </w:r>
+      <w:r>
+        <w:rPr>
+          <w:rFonts w:ascii="Times New Roman" w:hAnsi="Times New Roman"/>
+          <w:sz w:val="24"/>
+        </w:rPr>
+        <w:t xml:space="preserve"> </w:t>
+      </w:r>
+      <w:r>
+        <w:rPr>
+          <w:rFonts w:ascii="Times New Roman" w:hAnsi="Times New Roman"/>
+          <w:sz w:val="24"/>
+        </w:rPr>
+        <w:t>землі́.*</w:t>
+      </w:r>
+      <w:r>
+        <w:rPr>
+          <w:rFonts w:ascii="Times New Roman" w:hAnsi="Times New Roman"/>
+          <w:sz w:val="24"/>
+        </w:rPr>
+        <w:t xml:space="preserve"> </w:t>
+      </w:r>
+      <w:r>
+        <w:rPr>
+          <w:rFonts w:ascii="Times New Roman" w:hAnsi="Times New Roman"/>
+          <w:sz w:val="24"/>
+        </w:rPr>
+        <w:t>Хліб</w:t>
+      </w:r>
+      <w:r>
+        <w:rPr>
+          <w:rFonts w:ascii="Times New Roman" w:hAnsi="Times New Roman"/>
+          <w:sz w:val="24"/>
+        </w:rPr>
+        <w:t xml:space="preserve"> </w:t>
+      </w:r>
+      <w:r>
+        <w:rPr>
+          <w:rFonts w:ascii="Times New Roman" w:hAnsi="Times New Roman"/>
+          <w:sz w:val="24"/>
+        </w:rPr>
+        <w:t>наш</w:t>
+      </w:r>
+      <w:r>
+        <w:rPr>
+          <w:rFonts w:ascii="Times New Roman" w:hAnsi="Times New Roman"/>
+          <w:sz w:val="24"/>
+        </w:rPr>
+        <w:t xml:space="preserve"> </w:t>
+      </w:r>
+      <w:r>
+        <w:rPr>
+          <w:rFonts w:ascii="Times New Roman" w:hAnsi="Times New Roman"/>
+          <w:sz w:val="24"/>
+        </w:rPr>
+        <w:t>насу́щний</w:t>
+      </w:r>
+      <w:r>
+        <w:rPr>
+          <w:rFonts w:ascii="Times New Roman" w:hAnsi="Times New Roman"/>
+          <w:sz w:val="24"/>
+        </w:rPr>
+        <w:t xml:space="preserve"> </w:t>
+      </w:r>
+      <w:r>
+        <w:rPr>
+          <w:rFonts w:ascii="Times New Roman" w:hAnsi="Times New Roman"/>
+          <w:sz w:val="24"/>
+        </w:rPr>
+        <w:t>дай</w:t>
+      </w:r>
+      <w:r>
+        <w:rPr>
+          <w:rFonts w:ascii="Times New Roman" w:hAnsi="Times New Roman"/>
+          <w:sz w:val="24"/>
+        </w:rPr>
+        <w:t xml:space="preserve"> </w:t>
+      </w:r>
+      <w:r>
+        <w:rPr>
+          <w:rFonts w:ascii="Times New Roman" w:hAnsi="Times New Roman"/>
+          <w:sz w:val="24"/>
+        </w:rPr>
+        <w:t>нам</w:t>
+      </w:r>
+      <w:r>
+        <w:rPr>
+          <w:rFonts w:ascii="Times New Roman" w:hAnsi="Times New Roman"/>
+          <w:sz w:val="24"/>
+        </w:rPr>
+        <w:t xml:space="preserve"> </w:t>
+      </w:r>
+      <w:r>
+        <w:rPr>
+          <w:rFonts w:ascii="Times New Roman" w:hAnsi="Times New Roman"/>
+          <w:sz w:val="24"/>
+        </w:rPr>
+        <w:t>сього́дні;*</w:t>
+      </w:r>
+      <w:r>
+        <w:rPr>
+          <w:rFonts w:ascii="Times New Roman" w:hAnsi="Times New Roman"/>
+          <w:sz w:val="24"/>
+        </w:rPr>
+        <w:t xml:space="preserve"> </w:t>
+      </w:r>
+      <w:r>
+        <w:rPr>
+          <w:rFonts w:ascii="Times New Roman" w:hAnsi="Times New Roman"/>
+          <w:sz w:val="24"/>
+        </w:rPr>
+        <w:t>і</w:t>
+      </w:r>
+      <w:r>
+        <w:rPr>
+          <w:rFonts w:ascii="Times New Roman" w:hAnsi="Times New Roman"/>
+          <w:sz w:val="24"/>
+        </w:rPr>
+        <w:t xml:space="preserve"> </w:t>
+      </w:r>
+      <w:r>
+        <w:rPr>
+          <w:rFonts w:ascii="Times New Roman" w:hAnsi="Times New Roman"/>
+          <w:sz w:val="24"/>
+        </w:rPr>
+        <w:t>прости́</w:t>
+      </w:r>
+      <w:r>
+        <w:rPr>
+          <w:rFonts w:ascii="Times New Roman" w:hAnsi="Times New Roman"/>
+          <w:sz w:val="24"/>
+        </w:rPr>
+        <w:t xml:space="preserve"> </w:t>
+      </w:r>
+      <w:r>
+        <w:rPr>
+          <w:rFonts w:ascii="Times New Roman" w:hAnsi="Times New Roman"/>
+          <w:sz w:val="24"/>
+        </w:rPr>
+        <w:t>нам</w:t>
+      </w:r>
+      <w:r>
+        <w:rPr>
+          <w:rFonts w:ascii="Times New Roman" w:hAnsi="Times New Roman"/>
+          <w:sz w:val="24"/>
+        </w:rPr>
+        <w:t xml:space="preserve"> </w:t>
+      </w:r>
+      <w:r>
+        <w:rPr>
+          <w:rFonts w:ascii="Times New Roman" w:hAnsi="Times New Roman"/>
+          <w:sz w:val="24"/>
+        </w:rPr>
+        <w:t>прови́ни</w:t>
+      </w:r>
+      <w:r>
+        <w:rPr>
+          <w:rFonts w:ascii="Times New Roman" w:hAnsi="Times New Roman"/>
+          <w:sz w:val="24"/>
+        </w:rPr>
+        <w:t xml:space="preserve"> </w:t>
+      </w:r>
+      <w:r>
+        <w:rPr>
+          <w:rFonts w:ascii="Times New Roman" w:hAnsi="Times New Roman"/>
+          <w:sz w:val="24"/>
+        </w:rPr>
+        <w:t>на́ші,*</w:t>
+      </w:r>
+      <w:r>
+        <w:rPr>
+          <w:rFonts w:ascii="Times New Roman" w:hAnsi="Times New Roman"/>
+          <w:sz w:val="24"/>
+        </w:rPr>
+        <w:t xml:space="preserve"> </w:t>
+      </w:r>
+      <w:r>
+        <w:rPr>
+          <w:rFonts w:ascii="Times New Roman" w:hAnsi="Times New Roman"/>
+          <w:sz w:val="24"/>
+        </w:rPr>
+        <w:t>як</w:t>
+      </w:r>
+      <w:r>
+        <w:rPr>
+          <w:rFonts w:ascii="Times New Roman" w:hAnsi="Times New Roman"/>
+          <w:sz w:val="24"/>
+        </w:rPr>
+        <w:t xml:space="preserve"> </w:t>
+      </w:r>
+      <w:r>
+        <w:rPr>
+          <w:rFonts w:ascii="Times New Roman" w:hAnsi="Times New Roman"/>
+          <w:sz w:val="24"/>
+        </w:rPr>
+        <w:t>і</w:t>
+      </w:r>
+      <w:r>
+        <w:rPr>
+          <w:rFonts w:ascii="Times New Roman" w:hAnsi="Times New Roman"/>
+          <w:sz w:val="24"/>
+        </w:rPr>
+        <w:t xml:space="preserve"> </w:t>
+      </w:r>
+      <w:r>
+        <w:rPr>
+          <w:rFonts w:ascii="Times New Roman" w:hAnsi="Times New Roman"/>
+          <w:sz w:val="24"/>
+        </w:rPr>
+        <w:t>ми</w:t>
+      </w:r>
+      <w:r>
+        <w:rPr>
+          <w:rFonts w:ascii="Times New Roman" w:hAnsi="Times New Roman"/>
+          <w:sz w:val="24"/>
+        </w:rPr>
+        <w:t xml:space="preserve"> </w:t>
+      </w:r>
+      <w:r>
+        <w:rPr>
+          <w:rFonts w:ascii="Times New Roman" w:hAnsi="Times New Roman"/>
+          <w:sz w:val="24"/>
+        </w:rPr>
+        <w:t>проща́ємо</w:t>
+      </w:r>
+      <w:r>
+        <w:rPr>
+          <w:rFonts w:ascii="Times New Roman" w:hAnsi="Times New Roman"/>
+          <w:sz w:val="24"/>
+        </w:rPr>
+        <w:t xml:space="preserve"> </w:t>
+      </w:r>
+      <w:r>
+        <w:rPr>
+          <w:rFonts w:ascii="Times New Roman" w:hAnsi="Times New Roman"/>
+          <w:sz w:val="24"/>
+        </w:rPr>
+        <w:t>винува́тцям</w:t>
+      </w:r>
+      <w:r>
+        <w:rPr>
+          <w:rFonts w:ascii="Times New Roman" w:hAnsi="Times New Roman"/>
+          <w:sz w:val="24"/>
+        </w:rPr>
+        <w:t xml:space="preserve"> </w:t>
+      </w:r>
+      <w:r>
+        <w:rPr>
+          <w:rFonts w:ascii="Times New Roman" w:hAnsi="Times New Roman"/>
+          <w:sz w:val="24"/>
+        </w:rPr>
+        <w:t>на́шим;*</w:t>
+      </w:r>
+      <w:r>
+        <w:rPr>
+          <w:rFonts w:ascii="Times New Roman" w:hAnsi="Times New Roman"/>
+          <w:sz w:val="24"/>
+        </w:rPr>
+        <w:t xml:space="preserve"> </w:t>
+      </w:r>
+      <w:r>
+        <w:rPr>
+          <w:rFonts w:ascii="Times New Roman" w:hAnsi="Times New Roman"/>
+          <w:sz w:val="24"/>
+        </w:rPr>
+        <w:t>і</w:t>
+      </w:r>
+      <w:r>
+        <w:rPr>
+          <w:rFonts w:ascii="Times New Roman" w:hAnsi="Times New Roman"/>
+          <w:sz w:val="24"/>
+        </w:rPr>
+        <w:t xml:space="preserve"> </w:t>
+      </w:r>
+      <w:r>
+        <w:rPr>
+          <w:rFonts w:ascii="Times New Roman" w:hAnsi="Times New Roman"/>
+          <w:sz w:val="24"/>
+        </w:rPr>
+        <w:t>не</w:t>
+      </w:r>
+      <w:r>
+        <w:rPr>
+          <w:rFonts w:ascii="Times New Roman" w:hAnsi="Times New Roman"/>
+          <w:sz w:val="24"/>
+        </w:rPr>
+        <w:t xml:space="preserve"> </w:t>
+      </w:r>
+      <w:r>
+        <w:rPr>
+          <w:rFonts w:ascii="Times New Roman" w:hAnsi="Times New Roman"/>
+          <w:sz w:val="24"/>
+        </w:rPr>
+        <w:t>введи́</w:t>
+      </w:r>
+      <w:r>
+        <w:rPr>
+          <w:rFonts w:ascii="Times New Roman" w:hAnsi="Times New Roman"/>
+          <w:sz w:val="24"/>
+        </w:rPr>
+        <w:t xml:space="preserve"> </w:t>
+      </w:r>
+      <w:r>
+        <w:rPr>
+          <w:rFonts w:ascii="Times New Roman" w:hAnsi="Times New Roman"/>
+          <w:sz w:val="24"/>
+        </w:rPr>
+        <w:t>нас</w:t>
+      </w:r>
+      <w:r>
+        <w:rPr>
+          <w:rFonts w:ascii="Times New Roman" w:hAnsi="Times New Roman"/>
+          <w:sz w:val="24"/>
+        </w:rPr>
+        <w:t xml:space="preserve"> </w:t>
+      </w:r>
+      <w:r>
+        <w:rPr>
+          <w:rFonts w:ascii="Times New Roman" w:hAnsi="Times New Roman"/>
+          <w:sz w:val="24"/>
+        </w:rPr>
+        <w:t>у</w:t>
+      </w:r>
+      <w:r>
+        <w:rPr>
+          <w:rFonts w:ascii="Times New Roman" w:hAnsi="Times New Roman"/>
+          <w:sz w:val="24"/>
+        </w:rPr>
+        <w:t xml:space="preserve"> </w:t>
+      </w:r>
+      <w:r>
+        <w:rPr>
+          <w:rFonts w:ascii="Times New Roman" w:hAnsi="Times New Roman"/>
+          <w:sz w:val="24"/>
+        </w:rPr>
+        <w:t>споку́су,*</w:t>
+      </w:r>
+      <w:r>
+        <w:rPr>
+          <w:rFonts w:ascii="Times New Roman" w:hAnsi="Times New Roman"/>
+          <w:sz w:val="24"/>
+        </w:rPr>
+        <w:t xml:space="preserve"> </w:t>
+      </w:r>
+      <w:r>
+        <w:rPr>
+          <w:rFonts w:ascii="Times New Roman" w:hAnsi="Times New Roman"/>
+          <w:sz w:val="24"/>
+        </w:rPr>
+        <w:t>але́</w:t>
+      </w:r>
+      <w:r>
+        <w:rPr>
+          <w:rFonts w:ascii="Times New Roman" w:hAnsi="Times New Roman"/>
+          <w:sz w:val="24"/>
+        </w:rPr>
+        <w:t xml:space="preserve"> </w:t>
+      </w:r>
+      <w:r>
+        <w:rPr>
+          <w:rFonts w:ascii="Times New Roman" w:hAnsi="Times New Roman"/>
+          <w:sz w:val="24"/>
+        </w:rPr>
+        <w:t>ви́зволи</w:t>
+      </w:r>
+      <w:r>
+        <w:rPr>
+          <w:rFonts w:ascii="Times New Roman" w:hAnsi="Times New Roman"/>
+          <w:sz w:val="24"/>
+        </w:rPr>
+        <w:t xml:space="preserve"> </w:t>
+      </w:r>
+      <w:r>
+        <w:rPr>
+          <w:rFonts w:ascii="Times New Roman" w:hAnsi="Times New Roman"/>
+          <w:sz w:val="24"/>
+        </w:rPr>
+        <w:t>нас</w:t>
+      </w:r>
+      <w:r>
+        <w:rPr>
+          <w:rFonts w:ascii="Times New Roman" w:hAnsi="Times New Roman"/>
+          <w:sz w:val="24"/>
+        </w:rPr>
+        <w:t xml:space="preserve"> </w:t>
+      </w:r>
+      <w:r>
+        <w:rPr>
+          <w:rFonts w:ascii="Times New Roman" w:hAnsi="Times New Roman"/>
+          <w:sz w:val="24"/>
+        </w:rPr>
+        <w:t>від</w:t>
+      </w:r>
+      <w:r>
+        <w:rPr>
+          <w:rFonts w:ascii="Times New Roman" w:hAnsi="Times New Roman"/>
+          <w:sz w:val="24"/>
+        </w:rPr>
+        <w:t xml:space="preserve"> </w:t>
+      </w:r>
+      <w:r>
+        <w:rPr>
+          <w:rFonts w:ascii="Times New Roman" w:hAnsi="Times New Roman"/>
+          <w:sz w:val="24"/>
+        </w:rPr>
+        <w:t>лука́вого.</w:t>
       </w:r>
     </w:p>
     <w:p>

--- a/flow/20230914_vu_template/drafts/2024-11-u/21-ЧТ-Введення.docx
+++ b/flow/20230914_vu_template/drafts/2024-11-u/21-ЧТ-Введення.docx
@@ -8251,29 +8251,19 @@
       </w:pPr>
       <w:r>
         <w:rPr>
-          <w:rFonts w:ascii="Times New Roman" w:hAnsi="Times New Roman" w:cs="Times New Roman"/>
+          <w:rFonts w:ascii="Times New Roman" w:hAnsi="Times New Roman"/>
           <w:i/>
           <w:color w:val="FF4400"/>
           <w:sz w:val="24"/>
-          <w:szCs w:val="24"/>
         </w:rPr>
         <w:t>Священник:</w:t>
       </w:r>
       <w:r>
         <w:rPr>
-          <w:rFonts w:ascii="Times New Roman" w:hAnsi="Times New Roman" w:cs="Times New Roman"/>
-          <w:sz w:val="24"/>
-          <w:szCs w:val="24"/>
-        </w:rPr>
-        <w:t xml:space="preserve"> Бо Тобі належить усяка слава, честь і поклоніння, Отцю, і Сину, і Святому Ду</w:t>
-      </w:r>
-      <w:r>
-        <w:rPr>
-          <w:rFonts w:ascii="Times New Roman" w:hAnsi="Times New Roman" w:cs="Times New Roman"/>
-          <w:sz w:val="24"/>
-          <w:szCs w:val="24"/>
-        </w:rPr>
-        <w:t>хові, нині, і повсякчас, і на віки віків.</w:t>
+          <w:rFonts w:ascii="Times New Roman" w:hAnsi="Times New Roman"/>
+          <w:sz w:val="24"/>
+        </w:rPr>
+        <w:t xml:space="preserve"> Бо Тобі належить усяка слава, честь і поклоніння, Отцю, і Сину, і Святому Духові, нині, і повсякчас, і на віки віків.</w:t>
       </w:r>
     </w:p>
     <w:p>
@@ -10888,402 +10878,9 @@
       <w:r>
         <w:rPr>
           <w:rFonts w:ascii="Times New Roman" w:hAnsi="Times New Roman"/>
-          <w:color w:val="000000"/>
-          <w:sz w:val="24"/>
-        </w:rPr>
-        <w:t xml:space="preserve"> </w:t>
-      </w:r>
-      <w:r>
-        <w:rPr>
-          <w:rFonts w:ascii="Times New Roman" w:hAnsi="Times New Roman"/>
-          <w:color w:val="000000"/>
-          <w:sz w:val="24"/>
-        </w:rPr>
-        <w:t>Бо</w:t>
-      </w:r>
-      <w:r>
-        <w:rPr>
-          <w:rFonts w:ascii="Times New Roman" w:hAnsi="Times New Roman"/>
-          <w:color w:val="000000"/>
-          <w:sz w:val="24"/>
-        </w:rPr>
-        <w:t xml:space="preserve"> </w:t>
-      </w:r>
-      <w:r>
-        <w:rPr>
-          <w:rFonts w:ascii="Times New Roman" w:hAnsi="Times New Roman"/>
-          <w:color w:val="000000"/>
-          <w:sz w:val="24"/>
-        </w:rPr>
-        <w:t>Твоя</w:t>
-      </w:r>
-      <w:r>
-        <w:rPr>
-          <w:rFonts w:ascii="Times New Roman" w:hAnsi="Times New Roman"/>
-          <w:color w:val="000000"/>
-          <w:sz w:val="24"/>
-        </w:rPr>
-        <w:t xml:space="preserve"> </w:t>
-      </w:r>
-      <w:r>
-        <w:rPr>
-          <w:rFonts w:ascii="Times New Roman" w:hAnsi="Times New Roman"/>
-          <w:color w:val="000000"/>
-          <w:sz w:val="24"/>
-        </w:rPr>
-        <w:t>є</w:t>
-      </w:r>
-      <w:r>
-        <w:rPr>
-          <w:rFonts w:ascii="Times New Roman" w:hAnsi="Times New Roman"/>
-          <w:color w:val="000000"/>
-          <w:sz w:val="24"/>
-        </w:rPr>
-        <w:t xml:space="preserve"> </w:t>
-      </w:r>
-      <w:r>
-        <w:rPr>
-          <w:rFonts w:ascii="Times New Roman" w:hAnsi="Times New Roman"/>
-          <w:color w:val="000000"/>
-          <w:sz w:val="24"/>
-        </w:rPr>
-        <w:t>влада</w:t>
-      </w:r>
-      <w:r>
-        <w:rPr>
-          <w:rFonts w:ascii="Times New Roman" w:hAnsi="Times New Roman"/>
-          <w:color w:val="000000"/>
-          <w:sz w:val="24"/>
-        </w:rPr>
-        <w:t xml:space="preserve"> </w:t>
-      </w:r>
-      <w:r>
-        <w:rPr>
-          <w:rFonts w:ascii="Times New Roman" w:hAnsi="Times New Roman"/>
-          <w:color w:val="000000"/>
-          <w:sz w:val="24"/>
-        </w:rPr>
-        <w:t>і</w:t>
-      </w:r>
-      <w:r>
-        <w:rPr>
-          <w:rFonts w:ascii="Times New Roman" w:hAnsi="Times New Roman"/>
-          <w:color w:val="000000"/>
-          <w:sz w:val="24"/>
-        </w:rPr>
-        <w:t xml:space="preserve"> </w:t>
-      </w:r>
-      <w:r>
-        <w:rPr>
-          <w:rFonts w:ascii="Times New Roman" w:hAnsi="Times New Roman"/>
-          <w:color w:val="000000"/>
-          <w:sz w:val="24"/>
-        </w:rPr>
-        <w:t>Твоє</w:t>
-      </w:r>
-      <w:r>
-        <w:rPr>
-          <w:rFonts w:ascii="Times New Roman" w:hAnsi="Times New Roman"/>
-          <w:color w:val="000000"/>
-          <w:sz w:val="24"/>
-        </w:rPr>
-        <w:t xml:space="preserve"> </w:t>
-      </w:r>
-      <w:r>
-        <w:rPr>
-          <w:rFonts w:ascii="Times New Roman" w:hAnsi="Times New Roman"/>
-          <w:color w:val="000000"/>
-          <w:sz w:val="24"/>
-        </w:rPr>
-        <w:t>є</w:t>
-      </w:r>
-      <w:r>
-        <w:rPr>
-          <w:rFonts w:ascii="Times New Roman" w:hAnsi="Times New Roman"/>
-          <w:color w:val="000000"/>
-          <w:sz w:val="24"/>
-        </w:rPr>
-        <w:t xml:space="preserve"> </w:t>
-      </w:r>
-      <w:r>
-        <w:rPr>
-          <w:rFonts w:ascii="Times New Roman" w:hAnsi="Times New Roman"/>
-          <w:color w:val="000000"/>
-          <w:sz w:val="24"/>
-        </w:rPr>
-        <w:t>царство,</w:t>
-      </w:r>
-      <w:r>
-        <w:rPr>
-          <w:rFonts w:ascii="Times New Roman" w:hAnsi="Times New Roman"/>
-          <w:color w:val="000000"/>
-          <w:sz w:val="24"/>
-        </w:rPr>
-        <w:t xml:space="preserve"> </w:t>
-      </w:r>
-      <w:r>
-        <w:rPr>
-          <w:rFonts w:ascii="Times New Roman" w:hAnsi="Times New Roman"/>
-          <w:color w:val="000000"/>
-          <w:sz w:val="24"/>
-        </w:rPr>
-        <w:t>і</w:t>
-      </w:r>
-      <w:r>
-        <w:rPr>
-          <w:rFonts w:ascii="Times New Roman" w:hAnsi="Times New Roman"/>
-          <w:color w:val="000000"/>
-          <w:sz w:val="24"/>
-        </w:rPr>
-        <w:t xml:space="preserve"> </w:t>
-      </w:r>
-      <w:r>
-        <w:rPr>
-          <w:rFonts w:ascii="Times New Roman" w:hAnsi="Times New Roman"/>
-          <w:color w:val="000000"/>
-          <w:sz w:val="24"/>
-        </w:rPr>
-        <w:t>сила,</w:t>
-      </w:r>
-      <w:r>
-        <w:rPr>
-          <w:rFonts w:ascii="Times New Roman" w:hAnsi="Times New Roman"/>
-          <w:color w:val="000000"/>
-          <w:sz w:val="24"/>
-        </w:rPr>
-        <w:t xml:space="preserve"> </w:t>
-      </w:r>
-      <w:r>
-        <w:rPr>
-          <w:rFonts w:ascii="Times New Roman" w:hAnsi="Times New Roman"/>
-          <w:color w:val="000000"/>
-          <w:sz w:val="24"/>
-        </w:rPr>
-        <w:t>і</w:t>
-      </w:r>
-      <w:r>
-        <w:rPr>
-          <w:rFonts w:ascii="Times New Roman" w:hAnsi="Times New Roman"/>
-          <w:color w:val="000000"/>
-          <w:sz w:val="24"/>
-        </w:rPr>
-        <w:t xml:space="preserve"> </w:t>
-      </w:r>
-      <w:r>
-        <w:rPr>
-          <w:rFonts w:ascii="Times New Roman" w:hAnsi="Times New Roman"/>
-          <w:color w:val="000000"/>
-          <w:sz w:val="24"/>
-        </w:rPr>
-        <w:t>слава,</w:t>
-      </w:r>
-      <w:r>
-        <w:rPr>
-          <w:rFonts w:ascii="Times New Roman" w:hAnsi="Times New Roman"/>
-          <w:color w:val="000000"/>
-          <w:sz w:val="24"/>
-        </w:rPr>
-        <w:t xml:space="preserve"> </w:t>
-      </w:r>
-      <w:r>
-        <w:rPr>
-          <w:rFonts w:ascii="Times New Roman" w:hAnsi="Times New Roman"/>
-          <w:color w:val="000000"/>
-          <w:sz w:val="24"/>
-        </w:rPr>
-        <w:t>Отця,</w:t>
-      </w:r>
-      <w:r>
-        <w:rPr>
-          <w:rFonts w:ascii="Times New Roman" w:hAnsi="Times New Roman"/>
-          <w:color w:val="000000"/>
-          <w:sz w:val="24"/>
-        </w:rPr>
-        <w:t xml:space="preserve"> </w:t>
-      </w:r>
-      <w:r>
-        <w:rPr>
-          <w:rFonts w:ascii="Times New Roman" w:hAnsi="Times New Roman"/>
-          <w:color w:val="000000"/>
-          <w:sz w:val="24"/>
-        </w:rPr>
-        <w:t>і</w:t>
-      </w:r>
-      <w:r>
-        <w:rPr>
-          <w:rFonts w:ascii="Times New Roman" w:hAnsi="Times New Roman"/>
-          <w:color w:val="000000"/>
-          <w:sz w:val="24"/>
-        </w:rPr>
-        <w:t xml:space="preserve"> </w:t>
-      </w:r>
-      <w:r>
-        <w:rPr>
-          <w:rFonts w:ascii="Times New Roman" w:hAnsi="Times New Roman"/>
-          <w:color w:val="000000"/>
-          <w:sz w:val="24"/>
-        </w:rPr>
-        <w:t>Сина,</w:t>
-      </w:r>
-      <w:r>
-        <w:rPr>
-          <w:rFonts w:ascii="Times New Roman" w:hAnsi="Times New Roman"/>
-          <w:color w:val="000000"/>
-          <w:sz w:val="24"/>
-        </w:rPr>
-        <w:t xml:space="preserve"> </w:t>
-      </w:r>
-      <w:r>
-        <w:rPr>
-          <w:rFonts w:ascii="Times New Roman" w:hAnsi="Times New Roman"/>
-          <w:color w:val="000000"/>
-          <w:sz w:val="24"/>
-        </w:rPr>
-        <w:t>і</w:t>
-      </w:r>
-      <w:r>
-        <w:rPr>
-          <w:rFonts w:ascii="Times New Roman" w:hAnsi="Times New Roman"/>
-          <w:color w:val="000000"/>
-          <w:sz w:val="24"/>
-        </w:rPr>
-        <w:t xml:space="preserve"> </w:t>
-      </w:r>
-      <w:r>
-        <w:rPr>
-          <w:rFonts w:ascii="Times New Roman" w:hAnsi="Times New Roman"/>
-          <w:color w:val="000000"/>
-          <w:sz w:val="24"/>
-        </w:rPr>
-        <w:t>Святого</w:t>
-      </w:r>
-      <w:r>
-        <w:rPr>
-          <w:rFonts w:ascii="Times New Roman" w:hAnsi="Times New Roman"/>
-          <w:color w:val="000000"/>
-          <w:sz w:val="24"/>
-        </w:rPr>
-        <w:t xml:space="preserve"> </w:t>
-      </w:r>
-      <w:r>
-        <w:rPr>
-          <w:rFonts w:ascii="Times New Roman" w:hAnsi="Times New Roman"/>
-          <w:color w:val="000000"/>
-          <w:sz w:val="24"/>
-        </w:rPr>
-        <w:t>Духа,</w:t>
-      </w:r>
-      <w:r>
-        <w:rPr>
-          <w:rFonts w:ascii="Times New Roman" w:hAnsi="Times New Roman"/>
-          <w:color w:val="000000"/>
-          <w:sz w:val="24"/>
-        </w:rPr>
-        <w:t xml:space="preserve"> </w:t>
-      </w:r>
-      <w:r>
-        <w:rPr>
-          <w:rFonts w:ascii="Times New Roman" w:hAnsi="Times New Roman"/>
-          <w:color w:val="000000"/>
-          <w:sz w:val="24"/>
-        </w:rPr>
-        <w:t>нині,</w:t>
-      </w:r>
-      <w:r>
-        <w:rPr>
-          <w:rFonts w:ascii="Times New Roman" w:hAnsi="Times New Roman"/>
-          <w:color w:val="000000"/>
-          <w:sz w:val="24"/>
-        </w:rPr>
-        <w:t xml:space="preserve"> </w:t>
-      </w:r>
-      <w:r>
-        <w:rPr>
-          <w:rFonts w:ascii="Times New Roman" w:hAnsi="Times New Roman"/>
-          <w:color w:val="000000"/>
-          <w:sz w:val="24"/>
-        </w:rPr>
-        <w:t>і</w:t>
-      </w:r>
-      <w:r>
-        <w:rPr>
-          <w:rFonts w:ascii="Times New Roman" w:hAnsi="Times New Roman"/>
-          <w:color w:val="000000"/>
-          <w:sz w:val="24"/>
-        </w:rPr>
-        <w:t xml:space="preserve"> </w:t>
-      </w:r>
-      <w:r>
-        <w:rPr>
-          <w:rFonts w:ascii="Times New Roman" w:hAnsi="Times New Roman"/>
-          <w:color w:val="000000"/>
-          <w:sz w:val="24"/>
-        </w:rPr>
-        <w:t>повсякчас,</w:t>
-      </w:r>
-      <w:r>
-        <w:rPr>
-          <w:rFonts w:ascii="Times New Roman" w:hAnsi="Times New Roman"/>
-          <w:color w:val="000000"/>
-          <w:sz w:val="24"/>
-        </w:rPr>
-        <w:t xml:space="preserve"> </w:t>
-      </w:r>
-      <w:r>
-        <w:rPr>
-          <w:rFonts w:ascii="Times New Roman" w:hAnsi="Times New Roman"/>
-          <w:color w:val="000000"/>
-          <w:sz w:val="24"/>
-        </w:rPr>
-        <w:t>і</w:t>
-      </w:r>
-      <w:r>
-        <w:rPr>
-          <w:rFonts w:ascii="Times New Roman" w:hAnsi="Times New Roman"/>
-          <w:color w:val="000000"/>
-          <w:sz w:val="24"/>
-        </w:rPr>
-        <w:t xml:space="preserve"> </w:t>
-      </w:r>
-      <w:r>
-        <w:rPr>
-          <w:rFonts w:ascii="Times New Roman" w:hAnsi="Times New Roman"/>
-          <w:color w:val="000000"/>
-          <w:sz w:val="24"/>
-        </w:rPr>
-        <w:t>на</w:t>
-      </w:r>
-      <w:r>
-        <w:rPr>
-          <w:rFonts w:ascii="Times New Roman" w:hAnsi="Times New Roman"/>
-          <w:color w:val="000000"/>
-          <w:sz w:val="24"/>
-        </w:rPr>
-        <w:t xml:space="preserve"> </w:t>
-      </w:r>
-      <w:r>
-        <w:rPr>
-          <w:rFonts w:ascii="Times New Roman" w:hAnsi="Times New Roman"/>
-          <w:color w:val="000000"/>
-          <w:sz w:val="24"/>
-        </w:rPr>
-        <w:t>віки</w:t>
-      </w:r>
-      <w:r>
-        <w:rPr>
-          <w:rFonts w:ascii="Times New Roman" w:hAnsi="Times New Roman"/>
-          <w:color w:val="000000"/>
-          <w:sz w:val="24"/>
-        </w:rPr>
-        <w:t xml:space="preserve"> </w:t>
-      </w:r>
-      <w:r>
-        <w:rPr>
-          <w:rFonts w:ascii="Times New Roman" w:hAnsi="Times New Roman"/>
-          <w:color w:val="000000"/>
-          <w:sz w:val="24"/>
-        </w:rPr>
-        <w:t>віків.</w:t>
+          <w:sz w:val="24"/>
+        </w:rPr>
+        <w:t xml:space="preserve"> Бо Твоя є влада і Твоє є царство, і сила, і слава, Отця, і Сина, і Святого Духа, нині, і повсякчас, і на віки віків.</w:t>
       </w:r>
     </w:p>
     <w:p>
@@ -19464,21 +19061,19 @@
       </w:pPr>
       <w:r>
         <w:rPr>
-          <w:rFonts w:ascii="Times New Roman" w:hAnsi="Times New Roman" w:cs="Times New Roman"/>
+          <w:rFonts w:ascii="Times New Roman" w:hAnsi="Times New Roman"/>
           <w:i/>
           <w:color w:val="FF4400"/>
           <w:sz w:val="24"/>
-          <w:szCs w:val="24"/>
-        </w:rPr>
-        <w:t xml:space="preserve">Священник: </w:t>
-      </w:r>
-      <w:r>
-        <w:rPr>
-          <w:rFonts w:ascii="Times New Roman" w:hAnsi="Times New Roman" w:cs="Times New Roman"/>
-          <w:sz w:val="24"/>
-          <w:szCs w:val="24"/>
-        </w:rPr>
-        <w:t>Бо милостивий і людинолюбний Бог єси, і Тобі славу возсилаємо, Отцю, і Сину, і Святому Духові, нині, і повсякчас, і на віки віків.</w:t>
+        </w:rPr>
+        <w:t>Священник:</w:t>
+      </w:r>
+      <w:r>
+        <w:rPr>
+          <w:rFonts w:ascii="Times New Roman" w:hAnsi="Times New Roman"/>
+          <w:sz w:val="24"/>
+        </w:rPr>
+        <w:t xml:space="preserve"> Бо милостивий і людинолюбний Бог єси, і Тобі славу возсилаємо, Отцю, і Сину, і Святому Духові, нині, і повсякчас, і на віки віків.</w:t>
       </w:r>
     </w:p>
     <w:p>
@@ -25393,7 +24988,7 @@
         <w:rPr>
           <w:rFonts w:ascii="Times New Roman" w:hAnsi="Times New Roman"/>
           <w:i/>
-          <w:color w:val="FF0000"/>
+          <w:color w:val="FF4400"/>
           <w:sz w:val="24"/>
         </w:rPr>
         <w:t>Священник:</w:t>
@@ -25403,294 +24998,7 @@
           <w:rFonts w:ascii="Times New Roman" w:hAnsi="Times New Roman"/>
           <w:sz w:val="24"/>
         </w:rPr>
-        <w:t xml:space="preserve"> </w:t>
-      </w:r>
-      <w:r>
-        <w:rPr>
-          <w:rFonts w:ascii="Times New Roman" w:hAnsi="Times New Roman"/>
-          <w:sz w:val="24"/>
-        </w:rPr>
-        <w:t>Бо</w:t>
-      </w:r>
-      <w:r>
-        <w:rPr>
-          <w:rFonts w:ascii="Times New Roman" w:hAnsi="Times New Roman"/>
-          <w:sz w:val="24"/>
-        </w:rPr>
-        <w:t xml:space="preserve"> </w:t>
-      </w:r>
-      <w:r>
-        <w:rPr>
-          <w:rFonts w:ascii="Times New Roman" w:hAnsi="Times New Roman"/>
-          <w:sz w:val="24"/>
-        </w:rPr>
-        <w:t>Твоє</w:t>
-      </w:r>
-      <w:r>
-        <w:rPr>
-          <w:rFonts w:ascii="Times New Roman" w:hAnsi="Times New Roman"/>
-          <w:sz w:val="24"/>
-        </w:rPr>
-        <w:t xml:space="preserve"> </w:t>
-      </w:r>
-      <w:r>
-        <w:rPr>
-          <w:rFonts w:ascii="Times New Roman" w:hAnsi="Times New Roman"/>
-          <w:sz w:val="24"/>
-        </w:rPr>
-        <w:t>є</w:t>
-      </w:r>
-      <w:r>
-        <w:rPr>
-          <w:rFonts w:ascii="Times New Roman" w:hAnsi="Times New Roman"/>
-          <w:sz w:val="24"/>
-        </w:rPr>
-        <w:t xml:space="preserve"> </w:t>
-      </w:r>
-      <w:r>
-        <w:rPr>
-          <w:rFonts w:ascii="Times New Roman" w:hAnsi="Times New Roman"/>
-          <w:sz w:val="24"/>
-        </w:rPr>
-        <w:t>царство,</w:t>
-      </w:r>
-      <w:r>
-        <w:rPr>
-          <w:rFonts w:ascii="Times New Roman" w:hAnsi="Times New Roman"/>
-          <w:sz w:val="24"/>
-        </w:rPr>
-        <w:t xml:space="preserve"> </w:t>
-      </w:r>
-      <w:r>
-        <w:rPr>
-          <w:rFonts w:ascii="Times New Roman" w:hAnsi="Times New Roman"/>
-          <w:sz w:val="24"/>
-        </w:rPr>
-        <w:t>і</w:t>
-      </w:r>
-      <w:r>
-        <w:rPr>
-          <w:rFonts w:ascii="Times New Roman" w:hAnsi="Times New Roman"/>
-          <w:sz w:val="24"/>
-        </w:rPr>
-        <w:t xml:space="preserve"> </w:t>
-      </w:r>
-      <w:r>
-        <w:rPr>
-          <w:rFonts w:ascii="Times New Roman" w:hAnsi="Times New Roman"/>
-          <w:sz w:val="24"/>
-        </w:rPr>
-        <w:t>сила,</w:t>
-      </w:r>
-      <w:r>
-        <w:rPr>
-          <w:rFonts w:ascii="Times New Roman" w:hAnsi="Times New Roman"/>
-          <w:sz w:val="24"/>
-        </w:rPr>
-        <w:t xml:space="preserve"> </w:t>
-      </w:r>
-      <w:r>
-        <w:rPr>
-          <w:rFonts w:ascii="Times New Roman" w:hAnsi="Times New Roman"/>
-          <w:sz w:val="24"/>
-        </w:rPr>
-        <w:t>і</w:t>
-      </w:r>
-      <w:r>
-        <w:rPr>
-          <w:rFonts w:ascii="Times New Roman" w:hAnsi="Times New Roman"/>
-          <w:sz w:val="24"/>
-        </w:rPr>
-        <w:t xml:space="preserve"> </w:t>
-      </w:r>
-      <w:r>
-        <w:rPr>
-          <w:rFonts w:ascii="Times New Roman" w:hAnsi="Times New Roman"/>
-          <w:sz w:val="24"/>
-        </w:rPr>
-        <w:t>слава,</w:t>
-      </w:r>
-      <w:r>
-        <w:rPr>
-          <w:rFonts w:ascii="Times New Roman" w:hAnsi="Times New Roman"/>
-          <w:sz w:val="24"/>
-        </w:rPr>
-        <w:t xml:space="preserve"> </w:t>
-      </w:r>
-      <w:r>
-        <w:rPr>
-          <w:rFonts w:ascii="Times New Roman" w:hAnsi="Times New Roman"/>
-          <w:sz w:val="24"/>
-        </w:rPr>
-        <w:t>Отця,</w:t>
-      </w:r>
-      <w:r>
-        <w:rPr>
-          <w:rFonts w:ascii="Times New Roman" w:hAnsi="Times New Roman"/>
-          <w:sz w:val="24"/>
-        </w:rPr>
-        <w:t xml:space="preserve"> </w:t>
-      </w:r>
-      <w:r>
-        <w:rPr>
-          <w:rFonts w:ascii="Times New Roman" w:hAnsi="Times New Roman"/>
-          <w:sz w:val="24"/>
-        </w:rPr>
-        <w:t>і</w:t>
-      </w:r>
-      <w:r>
-        <w:rPr>
-          <w:rFonts w:ascii="Times New Roman" w:hAnsi="Times New Roman"/>
-          <w:sz w:val="24"/>
-        </w:rPr>
-        <w:t xml:space="preserve"> </w:t>
-      </w:r>
-      <w:r>
-        <w:rPr>
-          <w:rFonts w:ascii="Times New Roman" w:hAnsi="Times New Roman"/>
-          <w:sz w:val="24"/>
-        </w:rPr>
-        <w:t>Сина,</w:t>
-      </w:r>
-      <w:r>
-        <w:rPr>
-          <w:rFonts w:ascii="Times New Roman" w:hAnsi="Times New Roman"/>
-          <w:sz w:val="24"/>
-        </w:rPr>
-        <w:t xml:space="preserve"> </w:t>
-      </w:r>
-      <w:r>
-        <w:rPr>
-          <w:rFonts w:ascii="Times New Roman" w:hAnsi="Times New Roman"/>
-          <w:sz w:val="24"/>
-        </w:rPr>
-        <w:t>і</w:t>
-      </w:r>
-      <w:r>
-        <w:rPr>
-          <w:rFonts w:ascii="Times New Roman" w:hAnsi="Times New Roman"/>
-          <w:sz w:val="24"/>
-        </w:rPr>
-        <w:t xml:space="preserve"> </w:t>
-      </w:r>
-      <w:r>
-        <w:rPr>
-          <w:rFonts w:ascii="Times New Roman" w:hAnsi="Times New Roman"/>
-          <w:sz w:val="24"/>
-        </w:rPr>
-        <w:t>Святого</w:t>
-      </w:r>
-      <w:r>
-        <w:rPr>
-          <w:rFonts w:ascii="Times New Roman" w:hAnsi="Times New Roman"/>
-          <w:sz w:val="24"/>
-        </w:rPr>
-        <w:t xml:space="preserve"> </w:t>
-      </w:r>
-      <w:r>
-        <w:rPr>
-          <w:rFonts w:ascii="Times New Roman" w:hAnsi="Times New Roman"/>
-          <w:sz w:val="24"/>
-        </w:rPr>
-        <w:t>Духа,</w:t>
-      </w:r>
-      <w:r>
-        <w:rPr>
-          <w:rFonts w:ascii="Times New Roman" w:hAnsi="Times New Roman"/>
-          <w:sz w:val="24"/>
-        </w:rPr>
-        <w:t xml:space="preserve"> </w:t>
-      </w:r>
-      <w:r>
-        <w:rPr>
-          <w:rFonts w:ascii="Times New Roman" w:hAnsi="Times New Roman"/>
-          <w:sz w:val="24"/>
-        </w:rPr>
-        <w:t>нині,</w:t>
-      </w:r>
-      <w:r>
-        <w:rPr>
-          <w:rFonts w:ascii="Times New Roman" w:hAnsi="Times New Roman"/>
-          <w:sz w:val="24"/>
-        </w:rPr>
-        <w:t xml:space="preserve"> </w:t>
-      </w:r>
-      <w:r>
-        <w:rPr>
-          <w:rFonts w:ascii="Times New Roman" w:hAnsi="Times New Roman"/>
-          <w:sz w:val="24"/>
-        </w:rPr>
-        <w:t>і</w:t>
-      </w:r>
-      <w:r>
-        <w:rPr>
-          <w:rFonts w:ascii="Times New Roman" w:hAnsi="Times New Roman"/>
-          <w:sz w:val="24"/>
-        </w:rPr>
-        <w:t xml:space="preserve"> </w:t>
-      </w:r>
-      <w:r>
-        <w:rPr>
-          <w:rFonts w:ascii="Times New Roman" w:hAnsi="Times New Roman"/>
-          <w:sz w:val="24"/>
-        </w:rPr>
-        <w:t>повсякчас,</w:t>
-      </w:r>
-      <w:r>
-        <w:rPr>
-          <w:rFonts w:ascii="Times New Roman" w:hAnsi="Times New Roman"/>
-          <w:sz w:val="24"/>
-        </w:rPr>
-        <w:t xml:space="preserve"> </w:t>
-      </w:r>
-      <w:r>
-        <w:rPr>
-          <w:rFonts w:ascii="Times New Roman" w:hAnsi="Times New Roman"/>
-          <w:sz w:val="24"/>
-        </w:rPr>
-        <w:t>і</w:t>
-      </w:r>
-      <w:r>
-        <w:rPr>
-          <w:rFonts w:ascii="Times New Roman" w:hAnsi="Times New Roman"/>
-          <w:sz w:val="24"/>
-        </w:rPr>
-        <w:t xml:space="preserve"> </w:t>
-      </w:r>
-      <w:r>
-        <w:rPr>
-          <w:rFonts w:ascii="Times New Roman" w:hAnsi="Times New Roman"/>
-          <w:sz w:val="24"/>
-        </w:rPr>
-        <w:t>на</w:t>
-      </w:r>
-      <w:r>
-        <w:rPr>
-          <w:rFonts w:ascii="Times New Roman" w:hAnsi="Times New Roman"/>
-          <w:sz w:val="24"/>
-        </w:rPr>
-        <w:t xml:space="preserve"> </w:t>
-      </w:r>
-      <w:r>
-        <w:rPr>
-          <w:rFonts w:ascii="Times New Roman" w:hAnsi="Times New Roman"/>
-          <w:sz w:val="24"/>
-        </w:rPr>
-        <w:t>віки</w:t>
-      </w:r>
-      <w:r>
-        <w:rPr>
-          <w:rFonts w:ascii="Times New Roman" w:hAnsi="Times New Roman"/>
-          <w:sz w:val="24"/>
-        </w:rPr>
-        <w:t xml:space="preserve"> </w:t>
-      </w:r>
-      <w:r>
-        <w:rPr>
-          <w:rFonts w:ascii="Times New Roman" w:hAnsi="Times New Roman"/>
-          <w:sz w:val="24"/>
-        </w:rPr>
-        <w:t>віків.</w:t>
+        <w:t xml:space="preserve"> Бо Твоє є царство, і сила, і слава, Отця, і Сина, і Святого Духа, нині, і повсякчас, і на віки віків.</w:t>
       </w:r>
     </w:p>
     <w:p>
@@ -27864,43 +27172,17 @@
         <w:rPr>
           <w:rFonts w:ascii="Times New Roman" w:hAnsi="Times New Roman"/>
           <w:i/>
-          <w:color w:val="FF0000"/>
-          <w:sz w:val="24"/>
-        </w:rPr>
-        <w:t>Священ</w:t>
-      </w:r>
-      <w:r>
-        <w:rPr>
-          <w:rFonts w:ascii="Times New Roman" w:hAnsi="Times New Roman"/>
-          <w:i/>
-          <w:color w:val="FF0000"/>
-          <w:sz w:val="24"/>
-        </w:rPr>
-        <w:t>н</w:t>
-      </w:r>
-      <w:r>
-        <w:rPr>
-          <w:rFonts w:ascii="Times New Roman" w:hAnsi="Times New Roman"/>
-          <w:i/>
-          <w:color w:val="FF0000"/>
-          <w:sz w:val="24"/>
-        </w:rPr>
-        <w:t>ик:</w:t>
-      </w:r>
-      <w:r>
-        <w:rPr>
-          <w:rFonts w:ascii="Times New Roman" w:hAnsi="Times New Roman"/>
-          <w:color w:val="FF0000"/>
-          <w:sz w:val="24"/>
-        </w:rPr>
-        <w:t xml:space="preserve"> </w:t>
-      </w:r>
-      <w:r>
-        <w:rPr>
-          <w:rFonts w:ascii="Times New Roman" w:hAnsi="Times New Roman"/>
-          <w:sz w:val="24"/>
-        </w:rPr>
-        <w:t>Благослове́нний Христо́с Бог наш, за́вжди, ни́ні, і повсякча́с, і на ві́ки вікі́в.</w:t>
+          <w:color w:val="FF4400"/>
+          <w:sz w:val="24"/>
+        </w:rPr>
+        <w:t>Священник:</w:t>
+      </w:r>
+      <w:r>
+        <w:rPr>
+          <w:rFonts w:ascii="Times New Roman" w:hAnsi="Times New Roman"/>
+          <w:sz w:val="24"/>
+        </w:rPr>
+        <w:t xml:space="preserve"> Благослове́нний Христо́с Бог наш, за́вжди, ни́ні, і повсякча́с, і на ві́ки вікі́в.</w:t>
       </w:r>
     </w:p>
     <w:p>
@@ -27942,43 +27224,17 @@
         <w:rPr>
           <w:rFonts w:ascii="Times New Roman" w:hAnsi="Times New Roman"/>
           <w:i/>
-          <w:color w:val="FF0000"/>
-          <w:sz w:val="24"/>
-        </w:rPr>
-        <w:t>Священ</w:t>
-      </w:r>
-      <w:r>
-        <w:rPr>
-          <w:rFonts w:ascii="Times New Roman" w:hAnsi="Times New Roman"/>
-          <w:i/>
-          <w:color w:val="FF0000"/>
-          <w:sz w:val="24"/>
-        </w:rPr>
-        <w:t>н</w:t>
-      </w:r>
-      <w:r>
-        <w:rPr>
-          <w:rFonts w:ascii="Times New Roman" w:hAnsi="Times New Roman"/>
-          <w:i/>
-          <w:color w:val="FF0000"/>
-          <w:sz w:val="24"/>
-        </w:rPr>
-        <w:t>ик:</w:t>
-      </w:r>
-      <w:r>
-        <w:rPr>
-          <w:rFonts w:ascii="Times New Roman" w:hAnsi="Times New Roman"/>
-          <w:color w:val="FF0000"/>
-          <w:sz w:val="24"/>
-        </w:rPr>
-        <w:t xml:space="preserve"> </w:t>
-      </w:r>
-      <w:r>
-        <w:rPr>
-          <w:rFonts w:ascii="Times New Roman" w:hAnsi="Times New Roman"/>
-          <w:sz w:val="24"/>
-        </w:rPr>
-        <w:t>Пресвята́ Богоро́дице, спаси́ нас.</w:t>
+          <w:color w:val="FF4400"/>
+          <w:sz w:val="24"/>
+        </w:rPr>
+        <w:t>Священник:</w:t>
+      </w:r>
+      <w:r>
+        <w:rPr>
+          <w:rFonts w:ascii="Times New Roman" w:hAnsi="Times New Roman"/>
+          <w:sz w:val="24"/>
+        </w:rPr>
+        <w:t xml:space="preserve"> Пресвята́ Богоро́дице, спаси́ нас.</w:t>
       </w:r>
     </w:p>
     <w:p>
@@ -28020,43 +27276,17 @@
         <w:rPr>
           <w:rFonts w:ascii="Times New Roman" w:hAnsi="Times New Roman"/>
           <w:i/>
-          <w:color w:val="FF0000"/>
-          <w:sz w:val="24"/>
-        </w:rPr>
-        <w:t>Священ</w:t>
-      </w:r>
-      <w:r>
-        <w:rPr>
-          <w:rFonts w:ascii="Times New Roman" w:hAnsi="Times New Roman"/>
-          <w:i/>
-          <w:color w:val="FF0000"/>
-          <w:sz w:val="24"/>
-        </w:rPr>
-        <w:t>н</w:t>
-      </w:r>
-      <w:r>
-        <w:rPr>
-          <w:rFonts w:ascii="Times New Roman" w:hAnsi="Times New Roman"/>
-          <w:i/>
-          <w:color w:val="FF0000"/>
-          <w:sz w:val="24"/>
-        </w:rPr>
-        <w:t>ик:</w:t>
-      </w:r>
-      <w:r>
-        <w:rPr>
-          <w:rFonts w:ascii="Times New Roman" w:hAnsi="Times New Roman"/>
-          <w:color w:val="FF0000"/>
-          <w:sz w:val="24"/>
-        </w:rPr>
-        <w:t xml:space="preserve"> </w:t>
-      </w:r>
-      <w:r>
-        <w:rPr>
-          <w:rFonts w:ascii="Times New Roman" w:hAnsi="Times New Roman"/>
-          <w:sz w:val="24"/>
-        </w:rPr>
-        <w:t>Сла́ва Тобі́, Хри́сте Бо́же, упова́ння на́ше, сла́ва Тобі́!</w:t>
+          <w:color w:val="FF4400"/>
+          <w:sz w:val="24"/>
+        </w:rPr>
+        <w:t>Священник:</w:t>
+      </w:r>
+      <w:r>
+        <w:rPr>
+          <w:rFonts w:ascii="Times New Roman" w:hAnsi="Times New Roman"/>
+          <w:sz w:val="24"/>
+        </w:rPr>
+        <w:t xml:space="preserve"> Сла́ва Тобі́, Хри́сте Бо́же, упова́ння на́ше, сла́ва Тобі́!</w:t>
       </w:r>
     </w:p>
     <w:p>
@@ -28108,57 +27338,38 @@
     <w:p>
       <w:pPr>
         <w:spacing w:after="120"/>
-        <w:jc w:val="both"/>
-        <w:rPr>
-          <w:rFonts w:ascii="Times New Roman" w:hAnsi="Times New Roman" w:cs="Times New Roman"/>
-          <w:sz w:val="24"/>
-          <w:szCs w:val="24"/>
-        </w:rPr>
-      </w:pPr>
-      <w:r>
-        <w:rPr>
-          <w:rFonts w:ascii="Times New Roman" w:hAnsi="Times New Roman" w:cs="Times New Roman"/>
-          <w:i/>
-          <w:color w:val="FF0000"/>
-          <w:sz w:val="24"/>
-          <w:szCs w:val="24"/>
-        </w:rPr>
-        <w:lastRenderedPageBreak/>
-        <w:t>Священик:</w:t>
-      </w:r>
-      <w:r>
-        <w:rPr>
-          <w:rFonts w:ascii="Times New Roman" w:hAnsi="Times New Roman" w:cs="Times New Roman"/>
-          <w:sz w:val="24"/>
-          <w:szCs w:val="24"/>
-        </w:rPr>
-        <w:t xml:space="preserve"> Христос, істинний Бог наш, молитвами пречистої Владичиці нашої Богородиці і Приснодіви Марії, якої світлий празник Введення у храм днесь урочисто </w:t>
-      </w:r>
-      <w:r>
-        <w:rPr>
-          <w:rFonts w:ascii="Times New Roman" w:hAnsi="Times New Roman" w:cs="Times New Roman"/>
-          <w:sz w:val="24"/>
-          <w:szCs w:val="24"/>
-        </w:rPr>
-        <w:t xml:space="preserve">святкуємо, і святого </w:t>
-      </w:r>
-      <w:r>
-        <w:rPr>
-          <w:rFonts w:ascii="Times New Roman" w:hAnsi="Times New Roman" w:cs="Times New Roman"/>
-          <w:i/>
-          <w:color w:val="FF0000"/>
-          <w:sz w:val="24"/>
-          <w:szCs w:val="24"/>
-        </w:rPr>
-        <w:t>(ім'я, якого є храм)</w:t>
-      </w:r>
-      <w:r>
-        <w:rPr>
-          <w:rFonts w:ascii="Times New Roman" w:hAnsi="Times New Roman" w:cs="Times New Roman"/>
-          <w:sz w:val="24"/>
-          <w:szCs w:val="24"/>
-        </w:rPr>
-        <w:t>, і всіх святих, помилує і спасе нас, як благий і людинолюбний.</w:t>
+      </w:pPr>
+      <w:r>
+        <w:rPr>
+          <w:rFonts w:ascii="Times New Roman" w:hAnsi="Times New Roman"/>
+          <w:i/>
+          <w:color w:val="FF4400"/>
+          <w:sz w:val="24"/>
+        </w:rPr>
+        <w:t>Священник:</w:t>
+      </w:r>
+      <w:r>
+        <w:rPr>
+          <w:rFonts w:ascii="Times New Roman" w:hAnsi="Times New Roman"/>
+          <w:sz w:val="24"/>
+        </w:rPr>
+        <w:t xml:space="preserve"> Христос, істинний Бог наш - молитвами пречистої Cвоєї Матері, якої Введення в храм сьогодні торжественне свято світло звершуємо, святих, славних і всехвальних апостолів, і святого, </w:t>
+      </w:r>
+      <w:r>
+        <w:rPr>
+          <w:rFonts w:ascii="Times New Roman" w:hAnsi="Times New Roman"/>
+          <w:i/>
+          <w:color w:val="FF4400"/>
+          <w:sz w:val="24"/>
+        </w:rPr>
+        <w:t>якого є храм</w:t>
+      </w:r>
+      <w:r>
+        <w:rPr>
+          <w:rFonts w:ascii="Times New Roman" w:hAnsi="Times New Roman"/>
+          <w:sz w:val="24"/>
+        </w:rPr>
+        <w:t>, і введення у храм Пресвятої Владичиці нашої Богородиці і Приснодіви Марії, і всіх святих - помилує і спасе нас як благий і людинолюбний.</w:t>
       </w:r>
     </w:p>
     <w:p>
@@ -32328,19 +31539,17 @@
       </w:pPr>
       <w:r>
         <w:rPr>
-          <w:rFonts w:ascii="Times New Roman" w:hAnsi="Times New Roman" w:cs="Times New Roman"/>
+          <w:rFonts w:ascii="Times New Roman" w:hAnsi="Times New Roman"/>
           <w:i/>
           <w:color w:val="FF4400"/>
           <w:sz w:val="24"/>
-          <w:szCs w:val="24"/>
         </w:rPr>
         <w:t>Священник:</w:t>
       </w:r>
       <w:r>
         <w:rPr>
-          <w:rFonts w:ascii="Times New Roman" w:hAnsi="Times New Roman" w:cs="Times New Roman"/>
-          <w:sz w:val="24"/>
-          <w:szCs w:val="24"/>
+          <w:rFonts w:ascii="Times New Roman" w:hAnsi="Times New Roman"/>
+          <w:sz w:val="24"/>
         </w:rPr>
         <w:t xml:space="preserve"> Бо Тобі належить усяка слава, честь і поклоніння, Отцю, і Сину, і Святому Духові, нині, і повсякчас, і на віки віків.</w:t>
       </w:r>
@@ -33616,402 +32825,9 @@
       <w:r>
         <w:rPr>
           <w:rFonts w:ascii="Times New Roman" w:hAnsi="Times New Roman"/>
-          <w:color w:val="000000"/>
-          <w:sz w:val="24"/>
-        </w:rPr>
-        <w:t xml:space="preserve"> </w:t>
-      </w:r>
-      <w:r>
-        <w:rPr>
-          <w:rFonts w:ascii="Times New Roman" w:hAnsi="Times New Roman"/>
-          <w:color w:val="000000"/>
-          <w:sz w:val="24"/>
-        </w:rPr>
-        <w:t>Бо</w:t>
-      </w:r>
-      <w:r>
-        <w:rPr>
-          <w:rFonts w:ascii="Times New Roman" w:hAnsi="Times New Roman"/>
-          <w:color w:val="000000"/>
-          <w:sz w:val="24"/>
-        </w:rPr>
-        <w:t xml:space="preserve"> </w:t>
-      </w:r>
-      <w:r>
-        <w:rPr>
-          <w:rFonts w:ascii="Times New Roman" w:hAnsi="Times New Roman"/>
-          <w:color w:val="000000"/>
-          <w:sz w:val="24"/>
-        </w:rPr>
-        <w:t>Твоя</w:t>
-      </w:r>
-      <w:r>
-        <w:rPr>
-          <w:rFonts w:ascii="Times New Roman" w:hAnsi="Times New Roman"/>
-          <w:color w:val="000000"/>
-          <w:sz w:val="24"/>
-        </w:rPr>
-        <w:t xml:space="preserve"> </w:t>
-      </w:r>
-      <w:r>
-        <w:rPr>
-          <w:rFonts w:ascii="Times New Roman" w:hAnsi="Times New Roman"/>
-          <w:color w:val="000000"/>
-          <w:sz w:val="24"/>
-        </w:rPr>
-        <w:t>є</w:t>
-      </w:r>
-      <w:r>
-        <w:rPr>
-          <w:rFonts w:ascii="Times New Roman" w:hAnsi="Times New Roman"/>
-          <w:color w:val="000000"/>
-          <w:sz w:val="24"/>
-        </w:rPr>
-        <w:t xml:space="preserve"> </w:t>
-      </w:r>
-      <w:r>
-        <w:rPr>
-          <w:rFonts w:ascii="Times New Roman" w:hAnsi="Times New Roman"/>
-          <w:color w:val="000000"/>
-          <w:sz w:val="24"/>
-        </w:rPr>
-        <w:t>влада</w:t>
-      </w:r>
-      <w:r>
-        <w:rPr>
-          <w:rFonts w:ascii="Times New Roman" w:hAnsi="Times New Roman"/>
-          <w:color w:val="000000"/>
-          <w:sz w:val="24"/>
-        </w:rPr>
-        <w:t xml:space="preserve"> </w:t>
-      </w:r>
-      <w:r>
-        <w:rPr>
-          <w:rFonts w:ascii="Times New Roman" w:hAnsi="Times New Roman"/>
-          <w:color w:val="000000"/>
-          <w:sz w:val="24"/>
-        </w:rPr>
-        <w:t>і</w:t>
-      </w:r>
-      <w:r>
-        <w:rPr>
-          <w:rFonts w:ascii="Times New Roman" w:hAnsi="Times New Roman"/>
-          <w:color w:val="000000"/>
-          <w:sz w:val="24"/>
-        </w:rPr>
-        <w:t xml:space="preserve"> </w:t>
-      </w:r>
-      <w:r>
-        <w:rPr>
-          <w:rFonts w:ascii="Times New Roman" w:hAnsi="Times New Roman"/>
-          <w:color w:val="000000"/>
-          <w:sz w:val="24"/>
-        </w:rPr>
-        <w:t>Твоє</w:t>
-      </w:r>
-      <w:r>
-        <w:rPr>
-          <w:rFonts w:ascii="Times New Roman" w:hAnsi="Times New Roman"/>
-          <w:color w:val="000000"/>
-          <w:sz w:val="24"/>
-        </w:rPr>
-        <w:t xml:space="preserve"> </w:t>
-      </w:r>
-      <w:r>
-        <w:rPr>
-          <w:rFonts w:ascii="Times New Roman" w:hAnsi="Times New Roman"/>
-          <w:color w:val="000000"/>
-          <w:sz w:val="24"/>
-        </w:rPr>
-        <w:t>є</w:t>
-      </w:r>
-      <w:r>
-        <w:rPr>
-          <w:rFonts w:ascii="Times New Roman" w:hAnsi="Times New Roman"/>
-          <w:color w:val="000000"/>
-          <w:sz w:val="24"/>
-        </w:rPr>
-        <w:t xml:space="preserve"> </w:t>
-      </w:r>
-      <w:r>
-        <w:rPr>
-          <w:rFonts w:ascii="Times New Roman" w:hAnsi="Times New Roman"/>
-          <w:color w:val="000000"/>
-          <w:sz w:val="24"/>
-        </w:rPr>
-        <w:t>царство,</w:t>
-      </w:r>
-      <w:r>
-        <w:rPr>
-          <w:rFonts w:ascii="Times New Roman" w:hAnsi="Times New Roman"/>
-          <w:color w:val="000000"/>
-          <w:sz w:val="24"/>
-        </w:rPr>
-        <w:t xml:space="preserve"> </w:t>
-      </w:r>
-      <w:r>
-        <w:rPr>
-          <w:rFonts w:ascii="Times New Roman" w:hAnsi="Times New Roman"/>
-          <w:color w:val="000000"/>
-          <w:sz w:val="24"/>
-        </w:rPr>
-        <w:t>і</w:t>
-      </w:r>
-      <w:r>
-        <w:rPr>
-          <w:rFonts w:ascii="Times New Roman" w:hAnsi="Times New Roman"/>
-          <w:color w:val="000000"/>
-          <w:sz w:val="24"/>
-        </w:rPr>
-        <w:t xml:space="preserve"> </w:t>
-      </w:r>
-      <w:r>
-        <w:rPr>
-          <w:rFonts w:ascii="Times New Roman" w:hAnsi="Times New Roman"/>
-          <w:color w:val="000000"/>
-          <w:sz w:val="24"/>
-        </w:rPr>
-        <w:t>сила,</w:t>
-      </w:r>
-      <w:r>
-        <w:rPr>
-          <w:rFonts w:ascii="Times New Roman" w:hAnsi="Times New Roman"/>
-          <w:color w:val="000000"/>
-          <w:sz w:val="24"/>
-        </w:rPr>
-        <w:t xml:space="preserve"> </w:t>
-      </w:r>
-      <w:r>
-        <w:rPr>
-          <w:rFonts w:ascii="Times New Roman" w:hAnsi="Times New Roman"/>
-          <w:color w:val="000000"/>
-          <w:sz w:val="24"/>
-        </w:rPr>
-        <w:t>і</w:t>
-      </w:r>
-      <w:r>
-        <w:rPr>
-          <w:rFonts w:ascii="Times New Roman" w:hAnsi="Times New Roman"/>
-          <w:color w:val="000000"/>
-          <w:sz w:val="24"/>
-        </w:rPr>
-        <w:t xml:space="preserve"> </w:t>
-      </w:r>
-      <w:r>
-        <w:rPr>
-          <w:rFonts w:ascii="Times New Roman" w:hAnsi="Times New Roman"/>
-          <w:color w:val="000000"/>
-          <w:sz w:val="24"/>
-        </w:rPr>
-        <w:t>слава,</w:t>
-      </w:r>
-      <w:r>
-        <w:rPr>
-          <w:rFonts w:ascii="Times New Roman" w:hAnsi="Times New Roman"/>
-          <w:color w:val="000000"/>
-          <w:sz w:val="24"/>
-        </w:rPr>
-        <w:t xml:space="preserve"> </w:t>
-      </w:r>
-      <w:r>
-        <w:rPr>
-          <w:rFonts w:ascii="Times New Roman" w:hAnsi="Times New Roman"/>
-          <w:color w:val="000000"/>
-          <w:sz w:val="24"/>
-        </w:rPr>
-        <w:t>Отця,</w:t>
-      </w:r>
-      <w:r>
-        <w:rPr>
-          <w:rFonts w:ascii="Times New Roman" w:hAnsi="Times New Roman"/>
-          <w:color w:val="000000"/>
-          <w:sz w:val="24"/>
-        </w:rPr>
-        <w:t xml:space="preserve"> </w:t>
-      </w:r>
-      <w:r>
-        <w:rPr>
-          <w:rFonts w:ascii="Times New Roman" w:hAnsi="Times New Roman"/>
-          <w:color w:val="000000"/>
-          <w:sz w:val="24"/>
-        </w:rPr>
-        <w:t>і</w:t>
-      </w:r>
-      <w:r>
-        <w:rPr>
-          <w:rFonts w:ascii="Times New Roman" w:hAnsi="Times New Roman"/>
-          <w:color w:val="000000"/>
-          <w:sz w:val="24"/>
-        </w:rPr>
-        <w:t xml:space="preserve"> </w:t>
-      </w:r>
-      <w:r>
-        <w:rPr>
-          <w:rFonts w:ascii="Times New Roman" w:hAnsi="Times New Roman"/>
-          <w:color w:val="000000"/>
-          <w:sz w:val="24"/>
-        </w:rPr>
-        <w:t>Сина,</w:t>
-      </w:r>
-      <w:r>
-        <w:rPr>
-          <w:rFonts w:ascii="Times New Roman" w:hAnsi="Times New Roman"/>
-          <w:color w:val="000000"/>
-          <w:sz w:val="24"/>
-        </w:rPr>
-        <w:t xml:space="preserve"> </w:t>
-      </w:r>
-      <w:r>
-        <w:rPr>
-          <w:rFonts w:ascii="Times New Roman" w:hAnsi="Times New Roman"/>
-          <w:color w:val="000000"/>
-          <w:sz w:val="24"/>
-        </w:rPr>
-        <w:t>і</w:t>
-      </w:r>
-      <w:r>
-        <w:rPr>
-          <w:rFonts w:ascii="Times New Roman" w:hAnsi="Times New Roman"/>
-          <w:color w:val="000000"/>
-          <w:sz w:val="24"/>
-        </w:rPr>
-        <w:t xml:space="preserve"> </w:t>
-      </w:r>
-      <w:r>
-        <w:rPr>
-          <w:rFonts w:ascii="Times New Roman" w:hAnsi="Times New Roman"/>
-          <w:color w:val="000000"/>
-          <w:sz w:val="24"/>
-        </w:rPr>
-        <w:t>Святого</w:t>
-      </w:r>
-      <w:r>
-        <w:rPr>
-          <w:rFonts w:ascii="Times New Roman" w:hAnsi="Times New Roman"/>
-          <w:color w:val="000000"/>
-          <w:sz w:val="24"/>
-        </w:rPr>
-        <w:t xml:space="preserve"> </w:t>
-      </w:r>
-      <w:r>
-        <w:rPr>
-          <w:rFonts w:ascii="Times New Roman" w:hAnsi="Times New Roman"/>
-          <w:color w:val="000000"/>
-          <w:sz w:val="24"/>
-        </w:rPr>
-        <w:t>Духа,</w:t>
-      </w:r>
-      <w:r>
-        <w:rPr>
-          <w:rFonts w:ascii="Times New Roman" w:hAnsi="Times New Roman"/>
-          <w:color w:val="000000"/>
-          <w:sz w:val="24"/>
-        </w:rPr>
-        <w:t xml:space="preserve"> </w:t>
-      </w:r>
-      <w:r>
-        <w:rPr>
-          <w:rFonts w:ascii="Times New Roman" w:hAnsi="Times New Roman"/>
-          <w:color w:val="000000"/>
-          <w:sz w:val="24"/>
-        </w:rPr>
-        <w:t>нині,</w:t>
-      </w:r>
-      <w:r>
-        <w:rPr>
-          <w:rFonts w:ascii="Times New Roman" w:hAnsi="Times New Roman"/>
-          <w:color w:val="000000"/>
-          <w:sz w:val="24"/>
-        </w:rPr>
-        <w:t xml:space="preserve"> </w:t>
-      </w:r>
-      <w:r>
-        <w:rPr>
-          <w:rFonts w:ascii="Times New Roman" w:hAnsi="Times New Roman"/>
-          <w:color w:val="000000"/>
-          <w:sz w:val="24"/>
-        </w:rPr>
-        <w:t>і</w:t>
-      </w:r>
-      <w:r>
-        <w:rPr>
-          <w:rFonts w:ascii="Times New Roman" w:hAnsi="Times New Roman"/>
-          <w:color w:val="000000"/>
-          <w:sz w:val="24"/>
-        </w:rPr>
-        <w:t xml:space="preserve"> </w:t>
-      </w:r>
-      <w:r>
-        <w:rPr>
-          <w:rFonts w:ascii="Times New Roman" w:hAnsi="Times New Roman"/>
-          <w:color w:val="000000"/>
-          <w:sz w:val="24"/>
-        </w:rPr>
-        <w:t>повсякчас,</w:t>
-      </w:r>
-      <w:r>
-        <w:rPr>
-          <w:rFonts w:ascii="Times New Roman" w:hAnsi="Times New Roman"/>
-          <w:color w:val="000000"/>
-          <w:sz w:val="24"/>
-        </w:rPr>
-        <w:t xml:space="preserve"> </w:t>
-      </w:r>
-      <w:r>
-        <w:rPr>
-          <w:rFonts w:ascii="Times New Roman" w:hAnsi="Times New Roman"/>
-          <w:color w:val="000000"/>
-          <w:sz w:val="24"/>
-        </w:rPr>
-        <w:t>і</w:t>
-      </w:r>
-      <w:r>
-        <w:rPr>
-          <w:rFonts w:ascii="Times New Roman" w:hAnsi="Times New Roman"/>
-          <w:color w:val="000000"/>
-          <w:sz w:val="24"/>
-        </w:rPr>
-        <w:t xml:space="preserve"> </w:t>
-      </w:r>
-      <w:r>
-        <w:rPr>
-          <w:rFonts w:ascii="Times New Roman" w:hAnsi="Times New Roman"/>
-          <w:color w:val="000000"/>
-          <w:sz w:val="24"/>
-        </w:rPr>
-        <w:t>на</w:t>
-      </w:r>
-      <w:r>
-        <w:rPr>
-          <w:rFonts w:ascii="Times New Roman" w:hAnsi="Times New Roman"/>
-          <w:color w:val="000000"/>
-          <w:sz w:val="24"/>
-        </w:rPr>
-        <w:t xml:space="preserve"> </w:t>
-      </w:r>
-      <w:r>
-        <w:rPr>
-          <w:rFonts w:ascii="Times New Roman" w:hAnsi="Times New Roman"/>
-          <w:color w:val="000000"/>
-          <w:sz w:val="24"/>
-        </w:rPr>
-        <w:t>віки</w:t>
-      </w:r>
-      <w:r>
-        <w:rPr>
-          <w:rFonts w:ascii="Times New Roman" w:hAnsi="Times New Roman"/>
-          <w:color w:val="000000"/>
-          <w:sz w:val="24"/>
-        </w:rPr>
-        <w:t xml:space="preserve"> </w:t>
-      </w:r>
-      <w:r>
-        <w:rPr>
-          <w:rFonts w:ascii="Times New Roman" w:hAnsi="Times New Roman"/>
-          <w:color w:val="000000"/>
-          <w:sz w:val="24"/>
-        </w:rPr>
-        <w:t>віків.</w:t>
+          <w:sz w:val="24"/>
+        </w:rPr>
+        <w:t xml:space="preserve"> Бо Твоя є влада і Твоє є царство, і сила, і слава, Отця, і Сина, і Святого Духа, нині, і повсякчас, і на віки віків.</w:t>
       </w:r>
     </w:p>
     <w:p>
@@ -40452,7 +39268,7 @@
         <w:rPr>
           <w:rFonts w:ascii="Times New Roman" w:hAnsi="Times New Roman"/>
           <w:i/>
-          <w:color w:val="FF0000"/>
+          <w:color w:val="FF4400"/>
           <w:sz w:val="24"/>
         </w:rPr>
         <w:t>Священник:</w:t>
@@ -40460,332 +39276,9 @@
       <w:r>
         <w:rPr>
           <w:rFonts w:ascii="Times New Roman" w:hAnsi="Times New Roman"/>
-          <w:i/>
-          <w:color w:val="FF0000"/>
-          <w:sz w:val="24"/>
-        </w:rPr>
-        <w:t xml:space="preserve"> </w:t>
-      </w:r>
-      <w:r>
-        <w:rPr>
-          <w:rFonts w:ascii="Times New Roman" w:hAnsi="Times New Roman"/>
-          <w:color w:val="000000"/>
-          <w:sz w:val="24"/>
-        </w:rPr>
-        <w:t>Бо</w:t>
-      </w:r>
-      <w:r>
-        <w:rPr>
-          <w:rFonts w:ascii="Times New Roman" w:hAnsi="Times New Roman"/>
-          <w:color w:val="000000"/>
-          <w:sz w:val="24"/>
-        </w:rPr>
-        <w:t xml:space="preserve"> </w:t>
-      </w:r>
-      <w:r>
-        <w:rPr>
-          <w:rFonts w:ascii="Times New Roman" w:hAnsi="Times New Roman"/>
-          <w:color w:val="000000"/>
-          <w:sz w:val="24"/>
-        </w:rPr>
-        <w:t>Ти</w:t>
-      </w:r>
-      <w:r>
-        <w:rPr>
-          <w:rFonts w:ascii="Times New Roman" w:hAnsi="Times New Roman"/>
-          <w:color w:val="000000"/>
-          <w:sz w:val="24"/>
-        </w:rPr>
-        <w:t xml:space="preserve"> </w:t>
-      </w:r>
-      <w:r>
-        <w:rPr>
-          <w:rFonts w:ascii="Times New Roman" w:hAnsi="Times New Roman"/>
-          <w:color w:val="000000"/>
-          <w:sz w:val="24"/>
-        </w:rPr>
-        <w:t>Бог</w:t>
-      </w:r>
-      <w:r>
-        <w:rPr>
-          <w:rFonts w:ascii="Times New Roman" w:hAnsi="Times New Roman"/>
-          <w:color w:val="000000"/>
-          <w:sz w:val="24"/>
-        </w:rPr>
-        <w:t xml:space="preserve"> </w:t>
-      </w:r>
-      <w:r>
-        <w:rPr>
-          <w:rFonts w:ascii="Times New Roman" w:hAnsi="Times New Roman"/>
-          <w:color w:val="000000"/>
-          <w:sz w:val="24"/>
-        </w:rPr>
-        <w:t>наш</w:t>
-      </w:r>
-      <w:r>
-        <w:rPr>
-          <w:rFonts w:ascii="Times New Roman" w:hAnsi="Times New Roman"/>
-          <w:color w:val="000000"/>
-          <w:sz w:val="24"/>
-        </w:rPr>
-        <w:t xml:space="preserve"> </w:t>
-      </w:r>
-      <w:r>
-        <w:rPr>
-          <w:rFonts w:ascii="Times New Roman" w:hAnsi="Times New Roman"/>
-          <w:color w:val="000000"/>
-          <w:sz w:val="24"/>
-        </w:rPr>
-        <w:t>і</w:t>
-      </w:r>
-      <w:r>
-        <w:rPr>
-          <w:rFonts w:ascii="Times New Roman" w:hAnsi="Times New Roman"/>
-          <w:color w:val="000000"/>
-          <w:sz w:val="24"/>
-        </w:rPr>
-        <w:t xml:space="preserve"> </w:t>
-      </w:r>
-      <w:r>
-        <w:rPr>
-          <w:rFonts w:ascii="Times New Roman" w:hAnsi="Times New Roman"/>
-          <w:color w:val="000000"/>
-          <w:sz w:val="24"/>
-        </w:rPr>
-        <w:t>Тобі</w:t>
-      </w:r>
-      <w:r>
-        <w:rPr>
-          <w:rFonts w:ascii="Times New Roman" w:hAnsi="Times New Roman"/>
-          <w:color w:val="000000"/>
-          <w:sz w:val="24"/>
-        </w:rPr>
-        <w:t xml:space="preserve"> </w:t>
-      </w:r>
-      <w:r>
-        <w:rPr>
-          <w:rFonts w:ascii="Times New Roman" w:hAnsi="Times New Roman"/>
-          <w:color w:val="000000"/>
-          <w:sz w:val="24"/>
-        </w:rPr>
-        <w:t>славу</w:t>
-      </w:r>
-      <w:r>
-        <w:rPr>
-          <w:rFonts w:ascii="Times New Roman" w:hAnsi="Times New Roman"/>
-          <w:color w:val="000000"/>
-          <w:sz w:val="24"/>
-        </w:rPr>
-        <w:t xml:space="preserve"> </w:t>
-      </w:r>
-      <w:r>
-        <w:rPr>
-          <w:rFonts w:ascii="Times New Roman" w:hAnsi="Times New Roman"/>
-          <w:color w:val="000000"/>
-          <w:sz w:val="24"/>
-        </w:rPr>
-        <w:t>возсилаємо:</w:t>
-      </w:r>
-      <w:r>
-        <w:rPr>
-          <w:rFonts w:ascii="Times New Roman" w:hAnsi="Times New Roman"/>
-          <w:color w:val="000000"/>
-          <w:sz w:val="24"/>
-        </w:rPr>
-        <w:t xml:space="preserve"> </w:t>
-      </w:r>
-      <w:r>
-        <w:rPr>
-          <w:rFonts w:ascii="Times New Roman" w:hAnsi="Times New Roman"/>
-          <w:color w:val="000000"/>
-          <w:sz w:val="24"/>
-        </w:rPr>
-        <w:t>Отцю,</w:t>
-      </w:r>
-      <w:r>
-        <w:rPr>
-          <w:rFonts w:ascii="Times New Roman" w:hAnsi="Times New Roman"/>
-          <w:color w:val="000000"/>
-          <w:sz w:val="24"/>
-        </w:rPr>
-        <w:t xml:space="preserve"> </w:t>
-      </w:r>
-      <w:r>
-        <w:rPr>
-          <w:rFonts w:ascii="Times New Roman" w:hAnsi="Times New Roman"/>
-          <w:color w:val="000000"/>
-          <w:sz w:val="24"/>
-        </w:rPr>
-        <w:t>і</w:t>
-      </w:r>
-      <w:r>
-        <w:rPr>
-          <w:rFonts w:ascii="Times New Roman" w:hAnsi="Times New Roman"/>
-          <w:color w:val="000000"/>
-          <w:sz w:val="24"/>
-        </w:rPr>
-        <w:t xml:space="preserve"> </w:t>
-      </w:r>
-      <w:r>
-        <w:rPr>
-          <w:rFonts w:ascii="Times New Roman" w:hAnsi="Times New Roman"/>
-          <w:color w:val="000000"/>
-          <w:sz w:val="24"/>
-        </w:rPr>
-        <w:t>Сину,</w:t>
-      </w:r>
-      <w:r>
-        <w:rPr>
-          <w:rFonts w:ascii="Times New Roman" w:hAnsi="Times New Roman"/>
-          <w:color w:val="000000"/>
-          <w:sz w:val="24"/>
-        </w:rPr>
-        <w:t xml:space="preserve"> </w:t>
-      </w:r>
-      <w:r>
-        <w:rPr>
-          <w:rFonts w:ascii="Times New Roman" w:hAnsi="Times New Roman"/>
-          <w:color w:val="000000"/>
-          <w:sz w:val="24"/>
-        </w:rPr>
-        <w:t>і</w:t>
-      </w:r>
-      <w:r>
-        <w:rPr>
-          <w:rFonts w:ascii="Times New Roman" w:hAnsi="Times New Roman"/>
-          <w:color w:val="000000"/>
-          <w:sz w:val="24"/>
-        </w:rPr>
-        <w:t xml:space="preserve"> </w:t>
-      </w:r>
-      <w:r>
-        <w:rPr>
-          <w:rFonts w:ascii="Times New Roman" w:hAnsi="Times New Roman"/>
-          <w:color w:val="000000"/>
-          <w:sz w:val="24"/>
-        </w:rPr>
-        <w:t>Святому</w:t>
-      </w:r>
-      <w:r>
-        <w:rPr>
-          <w:rFonts w:ascii="Times New Roman" w:hAnsi="Times New Roman"/>
-          <w:color w:val="000000"/>
-          <w:sz w:val="24"/>
-        </w:rPr>
-        <w:t xml:space="preserve"> </w:t>
-      </w:r>
-      <w:r>
-        <w:rPr>
-          <w:rFonts w:ascii="Times New Roman" w:hAnsi="Times New Roman"/>
-          <w:color w:val="000000"/>
-          <w:sz w:val="24"/>
-        </w:rPr>
-        <w:t>Духові</w:t>
-      </w:r>
-      <w:r>
-        <w:rPr>
-          <w:rFonts w:ascii="Times New Roman" w:hAnsi="Times New Roman"/>
-          <w:sz w:val="24"/>
-        </w:rPr>
-        <w:t>,</w:t>
-      </w:r>
-      <w:r>
-        <w:rPr>
-          <w:rFonts w:ascii="Times New Roman" w:hAnsi="Times New Roman"/>
-          <w:sz w:val="24"/>
-        </w:rPr>
-        <w:t xml:space="preserve"> </w:t>
-      </w:r>
-      <w:r>
-        <w:rPr>
-          <w:rFonts w:ascii="Times New Roman" w:hAnsi="Times New Roman"/>
-          <w:sz w:val="24"/>
-        </w:rPr>
-        <w:t>нині,</w:t>
-      </w:r>
-      <w:r>
-        <w:rPr>
-          <w:rFonts w:ascii="Times New Roman" w:hAnsi="Times New Roman"/>
-          <w:sz w:val="24"/>
-        </w:rPr>
-        <w:t xml:space="preserve"> </w:t>
-      </w:r>
-      <w:r>
-        <w:rPr>
-          <w:rFonts w:ascii="Times New Roman" w:hAnsi="Times New Roman"/>
-          <w:sz w:val="24"/>
-        </w:rPr>
-        <w:t>і</w:t>
-      </w:r>
-      <w:r>
-        <w:rPr>
-          <w:rFonts w:ascii="Times New Roman" w:hAnsi="Times New Roman"/>
-          <w:sz w:val="24"/>
-        </w:rPr>
-        <w:t xml:space="preserve"> </w:t>
-      </w:r>
-      <w:r>
-        <w:rPr>
-          <w:rFonts w:ascii="Times New Roman" w:hAnsi="Times New Roman"/>
-          <w:sz w:val="24"/>
-        </w:rPr>
-        <w:t>повсякчас,</w:t>
-      </w:r>
-      <w:r>
-        <w:rPr>
-          <w:rFonts w:ascii="Times New Roman" w:hAnsi="Times New Roman"/>
-          <w:sz w:val="24"/>
-        </w:rPr>
-        <w:t xml:space="preserve"> </w:t>
-      </w:r>
-      <w:r>
-        <w:rPr>
-          <w:rFonts w:ascii="Times New Roman" w:hAnsi="Times New Roman"/>
-          <w:sz w:val="24"/>
-        </w:rPr>
-        <w:t>і</w:t>
-      </w:r>
-      <w:r>
-        <w:rPr>
-          <w:rFonts w:ascii="Times New Roman" w:hAnsi="Times New Roman"/>
-          <w:sz w:val="24"/>
-        </w:rPr>
-        <w:t xml:space="preserve"> </w:t>
-      </w:r>
-      <w:r>
-        <w:rPr>
-          <w:rFonts w:ascii="Times New Roman" w:hAnsi="Times New Roman"/>
-          <w:sz w:val="24"/>
-        </w:rPr>
-        <w:t>на</w:t>
-      </w:r>
-      <w:r>
-        <w:rPr>
-          <w:rFonts w:ascii="Times New Roman" w:hAnsi="Times New Roman"/>
-          <w:sz w:val="24"/>
-        </w:rPr>
-        <w:t xml:space="preserve"> </w:t>
-      </w:r>
-      <w:r>
-        <w:rPr>
-          <w:rFonts w:ascii="Times New Roman" w:hAnsi="Times New Roman"/>
-          <w:sz w:val="24"/>
-        </w:rPr>
-        <w:t>віки</w:t>
-      </w:r>
-      <w:r>
-        <w:rPr>
-          <w:rFonts w:ascii="Times New Roman" w:hAnsi="Times New Roman"/>
-          <w:sz w:val="24"/>
-        </w:rPr>
-        <w:t xml:space="preserve"> </w:t>
-      </w:r>
-      <w:r>
-        <w:rPr>
-          <w:rFonts w:ascii="Times New Roman" w:hAnsi="Times New Roman"/>
-          <w:sz w:val="24"/>
-        </w:rPr>
-        <w:t>віків.</w:t>
+          <w:sz w:val="24"/>
+        </w:rPr>
+        <w:t xml:space="preserve"> Бо Ти Бог наш і Тобі славу возсилаємо: Отцю, і Сину, і Святому Духові, нині, і повсякчас, і на віки віків.</w:t>
       </w:r>
     </w:p>
     <w:p>
@@ -42712,7 +41205,7 @@
         <w:rPr>
           <w:rFonts w:ascii="Times New Roman" w:hAnsi="Times New Roman"/>
           <w:i/>
-          <w:color w:val="FF0000"/>
+          <w:color w:val="FF4400"/>
           <w:sz w:val="24"/>
         </w:rPr>
         <w:t>Священник:</w:t>
@@ -42720,412 +41213,9 @@
       <w:r>
         <w:rPr>
           <w:rFonts w:ascii="Times New Roman" w:hAnsi="Times New Roman"/>
-          <w:i/>
-          <w:color w:val="FF0000"/>
-          <w:sz w:val="24"/>
-        </w:rPr>
-        <w:t xml:space="preserve"> </w:t>
-      </w:r>
-      <w:r>
-        <w:rPr>
-          <w:rFonts w:ascii="Times New Roman" w:hAnsi="Times New Roman"/>
-          <w:color w:val="000000"/>
-          <w:sz w:val="24"/>
-        </w:rPr>
-        <w:t>Бо</w:t>
-      </w:r>
-      <w:r>
-        <w:rPr>
-          <w:rFonts w:ascii="Times New Roman" w:hAnsi="Times New Roman"/>
-          <w:color w:val="000000"/>
-          <w:sz w:val="24"/>
-        </w:rPr>
-        <w:t xml:space="preserve"> </w:t>
-      </w:r>
-      <w:r>
-        <w:rPr>
-          <w:rFonts w:ascii="Times New Roman" w:hAnsi="Times New Roman"/>
-          <w:color w:val="000000"/>
-          <w:sz w:val="24"/>
-        </w:rPr>
-        <w:t>Ти</w:t>
-      </w:r>
-      <w:r>
-        <w:rPr>
-          <w:rFonts w:ascii="Times New Roman" w:hAnsi="Times New Roman"/>
-          <w:color w:val="000000"/>
-          <w:sz w:val="24"/>
-        </w:rPr>
-        <w:t xml:space="preserve"> </w:t>
-      </w:r>
-      <w:r>
-        <w:rPr>
-          <w:rFonts w:ascii="Times New Roman" w:hAnsi="Times New Roman"/>
-          <w:color w:val="000000"/>
-          <w:sz w:val="24"/>
-        </w:rPr>
-        <w:t>цар</w:t>
-      </w:r>
-      <w:r>
-        <w:rPr>
-          <w:rFonts w:ascii="Times New Roman" w:hAnsi="Times New Roman"/>
-          <w:color w:val="000000"/>
-          <w:sz w:val="24"/>
-        </w:rPr>
-        <w:t xml:space="preserve"> </w:t>
-      </w:r>
-      <w:r>
-        <w:rPr>
-          <w:rFonts w:ascii="Times New Roman" w:hAnsi="Times New Roman"/>
-          <w:color w:val="000000"/>
-          <w:sz w:val="24"/>
-        </w:rPr>
-        <w:t>миру</w:t>
-      </w:r>
-      <w:r>
-        <w:rPr>
-          <w:rFonts w:ascii="Times New Roman" w:hAnsi="Times New Roman"/>
-          <w:color w:val="000000"/>
-          <w:sz w:val="24"/>
-        </w:rPr>
-        <w:t xml:space="preserve"> </w:t>
-      </w:r>
-      <w:r>
-        <w:rPr>
-          <w:rFonts w:ascii="Times New Roman" w:hAnsi="Times New Roman"/>
-          <w:color w:val="000000"/>
-          <w:sz w:val="24"/>
-        </w:rPr>
-        <w:t>і</w:t>
-      </w:r>
-      <w:r>
-        <w:rPr>
-          <w:rFonts w:ascii="Times New Roman" w:hAnsi="Times New Roman"/>
-          <w:color w:val="000000"/>
-          <w:sz w:val="24"/>
-        </w:rPr>
-        <w:t xml:space="preserve"> </w:t>
-      </w:r>
-      <w:r>
-        <w:rPr>
-          <w:rFonts w:ascii="Times New Roman" w:hAnsi="Times New Roman"/>
-          <w:color w:val="000000"/>
-          <w:sz w:val="24"/>
-        </w:rPr>
-        <w:t>Спас</w:t>
-      </w:r>
-      <w:r>
-        <w:rPr>
-          <w:rFonts w:ascii="Times New Roman" w:hAnsi="Times New Roman"/>
-          <w:color w:val="000000"/>
-          <w:sz w:val="24"/>
-        </w:rPr>
-        <w:t xml:space="preserve"> </w:t>
-      </w:r>
-      <w:r>
-        <w:rPr>
-          <w:rFonts w:ascii="Times New Roman" w:hAnsi="Times New Roman"/>
-          <w:color w:val="000000"/>
-          <w:sz w:val="24"/>
-        </w:rPr>
-        <w:t>душ</w:t>
-      </w:r>
-      <w:r>
-        <w:rPr>
-          <w:rFonts w:ascii="Times New Roman" w:hAnsi="Times New Roman"/>
-          <w:color w:val="000000"/>
-          <w:sz w:val="24"/>
-        </w:rPr>
-        <w:t xml:space="preserve"> </w:t>
-      </w:r>
-      <w:r>
-        <w:rPr>
-          <w:rFonts w:ascii="Times New Roman" w:hAnsi="Times New Roman"/>
-          <w:color w:val="000000"/>
-          <w:sz w:val="24"/>
-        </w:rPr>
-        <w:t>наших</w:t>
-      </w:r>
-      <w:r>
-        <w:rPr>
-          <w:rFonts w:ascii="Times New Roman" w:hAnsi="Times New Roman"/>
-          <w:color w:val="000000"/>
-          <w:sz w:val="24"/>
-        </w:rPr>
-        <w:t xml:space="preserve"> </w:t>
-      </w:r>
-      <w:r>
-        <w:rPr>
-          <w:rFonts w:ascii="Times New Roman" w:hAnsi="Times New Roman"/>
-          <w:color w:val="000000"/>
-          <w:sz w:val="24"/>
-        </w:rPr>
-        <w:t>–</w:t>
-      </w:r>
-      <w:r>
-        <w:rPr>
-          <w:rFonts w:ascii="Times New Roman" w:hAnsi="Times New Roman"/>
-          <w:color w:val="000000"/>
-          <w:sz w:val="24"/>
-        </w:rPr>
-        <w:t xml:space="preserve"> </w:t>
-      </w:r>
-      <w:r>
-        <w:rPr>
-          <w:rFonts w:ascii="Times New Roman" w:hAnsi="Times New Roman"/>
-          <w:color w:val="000000"/>
-          <w:sz w:val="24"/>
-        </w:rPr>
-        <w:t>і</w:t>
-      </w:r>
-      <w:r>
-        <w:rPr>
-          <w:rFonts w:ascii="Times New Roman" w:hAnsi="Times New Roman"/>
-          <w:color w:val="000000"/>
-          <w:sz w:val="24"/>
-        </w:rPr>
-        <w:t xml:space="preserve"> </w:t>
-      </w:r>
-      <w:r>
-        <w:rPr>
-          <w:rFonts w:ascii="Times New Roman" w:hAnsi="Times New Roman"/>
-          <w:color w:val="000000"/>
-          <w:sz w:val="24"/>
-        </w:rPr>
-        <w:t>Тобі</w:t>
-      </w:r>
-      <w:r>
-        <w:rPr>
-          <w:rFonts w:ascii="Times New Roman" w:hAnsi="Times New Roman"/>
-          <w:color w:val="000000"/>
-          <w:sz w:val="24"/>
-        </w:rPr>
-        <w:t xml:space="preserve"> </w:t>
-      </w:r>
-      <w:r>
-        <w:rPr>
-          <w:rFonts w:ascii="Times New Roman" w:hAnsi="Times New Roman"/>
-          <w:color w:val="000000"/>
-          <w:sz w:val="24"/>
-        </w:rPr>
-        <w:t>славу</w:t>
-      </w:r>
-      <w:r>
-        <w:rPr>
-          <w:rFonts w:ascii="Times New Roman" w:hAnsi="Times New Roman"/>
-          <w:color w:val="000000"/>
-          <w:sz w:val="24"/>
-        </w:rPr>
-        <w:t xml:space="preserve"> </w:t>
-      </w:r>
-      <w:r>
-        <w:rPr>
-          <w:rFonts w:ascii="Times New Roman" w:hAnsi="Times New Roman"/>
-          <w:color w:val="000000"/>
-          <w:sz w:val="24"/>
-        </w:rPr>
-        <w:t>возсилаємо,</w:t>
-      </w:r>
-      <w:r>
-        <w:rPr>
-          <w:rFonts w:ascii="Times New Roman" w:hAnsi="Times New Roman"/>
-          <w:color w:val="000000"/>
-          <w:sz w:val="24"/>
-        </w:rPr>
-        <w:t xml:space="preserve"> </w:t>
-      </w:r>
-      <w:r>
-        <w:rPr>
-          <w:rFonts w:ascii="Times New Roman" w:hAnsi="Times New Roman"/>
-          <w:color w:val="000000"/>
-          <w:sz w:val="24"/>
-        </w:rPr>
-        <w:t>Отцю,</w:t>
-      </w:r>
-      <w:r>
-        <w:rPr>
-          <w:rFonts w:ascii="Times New Roman" w:hAnsi="Times New Roman"/>
-          <w:color w:val="000000"/>
-          <w:sz w:val="24"/>
-        </w:rPr>
-        <w:t xml:space="preserve"> </w:t>
-      </w:r>
-      <w:r>
-        <w:rPr>
-          <w:rFonts w:ascii="Times New Roman" w:hAnsi="Times New Roman"/>
-          <w:color w:val="000000"/>
-          <w:sz w:val="24"/>
-        </w:rPr>
-        <w:t>і</w:t>
-      </w:r>
-      <w:r>
-        <w:rPr>
-          <w:rFonts w:ascii="Times New Roman" w:hAnsi="Times New Roman"/>
-          <w:color w:val="000000"/>
-          <w:sz w:val="24"/>
-        </w:rPr>
-        <w:t xml:space="preserve"> </w:t>
-      </w:r>
-      <w:r>
-        <w:rPr>
-          <w:rFonts w:ascii="Times New Roman" w:hAnsi="Times New Roman"/>
-          <w:color w:val="000000"/>
-          <w:sz w:val="24"/>
-        </w:rPr>
-        <w:t>Сину,</w:t>
-      </w:r>
-      <w:r>
-        <w:rPr>
-          <w:rFonts w:ascii="Times New Roman" w:hAnsi="Times New Roman"/>
-          <w:color w:val="000000"/>
-          <w:sz w:val="24"/>
-        </w:rPr>
-        <w:t xml:space="preserve"> </w:t>
-      </w:r>
-      <w:r>
-        <w:rPr>
-          <w:rFonts w:ascii="Times New Roman" w:hAnsi="Times New Roman"/>
-          <w:color w:val="000000"/>
-          <w:sz w:val="24"/>
-        </w:rPr>
-        <w:t>і</w:t>
-      </w:r>
-      <w:r>
-        <w:rPr>
-          <w:rFonts w:ascii="Times New Roman" w:hAnsi="Times New Roman"/>
-          <w:color w:val="000000"/>
-          <w:sz w:val="24"/>
-        </w:rPr>
-        <w:t xml:space="preserve"> </w:t>
-      </w:r>
-      <w:r>
-        <w:rPr>
-          <w:rFonts w:ascii="Times New Roman" w:hAnsi="Times New Roman"/>
-          <w:color w:val="000000"/>
-          <w:sz w:val="24"/>
-        </w:rPr>
-        <w:t>Святому</w:t>
-      </w:r>
-      <w:r>
-        <w:rPr>
-          <w:rFonts w:ascii="Times New Roman" w:hAnsi="Times New Roman"/>
-          <w:color w:val="000000"/>
-          <w:sz w:val="24"/>
-        </w:rPr>
-        <w:t xml:space="preserve"> </w:t>
-      </w:r>
-      <w:r>
-        <w:rPr>
-          <w:rFonts w:ascii="Times New Roman" w:hAnsi="Times New Roman"/>
-          <w:color w:val="000000"/>
-          <w:sz w:val="24"/>
-        </w:rPr>
-        <w:t>Духові</w:t>
-      </w:r>
-      <w:r>
-        <w:rPr>
-          <w:rFonts w:ascii="Times New Roman" w:hAnsi="Times New Roman"/>
-          <w:sz w:val="24"/>
-        </w:rPr>
-        <w:t>,</w:t>
-      </w:r>
-      <w:r>
-        <w:rPr>
-          <w:rFonts w:ascii="Times New Roman" w:hAnsi="Times New Roman"/>
-          <w:sz w:val="24"/>
-        </w:rPr>
-        <w:t xml:space="preserve"> </w:t>
-      </w:r>
-      <w:r>
-        <w:rPr>
-          <w:rFonts w:ascii="Times New Roman" w:hAnsi="Times New Roman"/>
-          <w:sz w:val="24"/>
-        </w:rPr>
-        <w:t>нині,</w:t>
-      </w:r>
-      <w:r>
-        <w:rPr>
-          <w:rFonts w:ascii="Times New Roman" w:hAnsi="Times New Roman"/>
-          <w:sz w:val="24"/>
-        </w:rPr>
-        <w:t xml:space="preserve"> </w:t>
-      </w:r>
-      <w:r>
-        <w:rPr>
-          <w:rFonts w:ascii="Times New Roman" w:hAnsi="Times New Roman"/>
-          <w:sz w:val="24"/>
-        </w:rPr>
-        <w:t>і</w:t>
-      </w:r>
-      <w:r>
-        <w:rPr>
-          <w:rFonts w:ascii="Times New Roman" w:hAnsi="Times New Roman"/>
-          <w:sz w:val="24"/>
-        </w:rPr>
-        <w:t xml:space="preserve"> </w:t>
-      </w:r>
-      <w:r>
-        <w:rPr>
-          <w:rFonts w:ascii="Times New Roman" w:hAnsi="Times New Roman"/>
-          <w:sz w:val="24"/>
-        </w:rPr>
-        <w:t>повсякчас,</w:t>
-      </w:r>
-      <w:r>
-        <w:rPr>
-          <w:rFonts w:ascii="Times New Roman" w:hAnsi="Times New Roman"/>
-          <w:sz w:val="24"/>
-        </w:rPr>
-        <w:t xml:space="preserve"> </w:t>
-      </w:r>
-      <w:r>
-        <w:rPr>
-          <w:rFonts w:ascii="Times New Roman" w:hAnsi="Times New Roman"/>
-          <w:sz w:val="24"/>
-        </w:rPr>
-        <w:t>і</w:t>
-      </w:r>
-      <w:r>
-        <w:rPr>
-          <w:rFonts w:ascii="Times New Roman" w:hAnsi="Times New Roman"/>
-          <w:sz w:val="24"/>
-        </w:rPr>
-        <w:t xml:space="preserve"> </w:t>
-      </w:r>
-      <w:r>
-        <w:rPr>
-          <w:rFonts w:ascii="Times New Roman" w:hAnsi="Times New Roman"/>
-          <w:sz w:val="24"/>
-        </w:rPr>
-        <w:t>на</w:t>
-      </w:r>
-      <w:r>
-        <w:rPr>
-          <w:rFonts w:ascii="Times New Roman" w:hAnsi="Times New Roman"/>
-          <w:sz w:val="24"/>
-        </w:rPr>
-        <w:t xml:space="preserve"> </w:t>
-      </w:r>
-      <w:r>
-        <w:rPr>
-          <w:rFonts w:ascii="Times New Roman" w:hAnsi="Times New Roman"/>
-          <w:sz w:val="24"/>
-        </w:rPr>
-        <w:t>віки</w:t>
-      </w:r>
-      <w:r>
-        <w:rPr>
-          <w:rFonts w:ascii="Times New Roman" w:hAnsi="Times New Roman"/>
-          <w:sz w:val="24"/>
-        </w:rPr>
-        <w:t xml:space="preserve"> </w:t>
-      </w:r>
-      <w:r>
-        <w:rPr>
-          <w:rFonts w:ascii="Times New Roman" w:hAnsi="Times New Roman"/>
-          <w:sz w:val="24"/>
-        </w:rPr>
-        <w:t>віків.</w:t>
+          <w:sz w:val="24"/>
+        </w:rPr>
+        <w:t xml:space="preserve"> Бо Ти цар миру і Спас душ наших – і Тобі славу возсилаємо, Отцю, і Сину, і Святому Духові, нині, і повсякчас, і на віки віків.</w:t>
       </w:r>
     </w:p>
     <w:p>
@@ -47551,21 +45641,19 @@
       </w:pPr>
       <w:r>
         <w:rPr>
-          <w:rFonts w:ascii="Times New Roman" w:hAnsi="Times New Roman" w:cs="Times New Roman"/>
+          <w:rFonts w:ascii="Times New Roman" w:hAnsi="Times New Roman"/>
           <w:i/>
           <w:color w:val="FF4400"/>
           <w:sz w:val="24"/>
-          <w:szCs w:val="24"/>
-        </w:rPr>
-        <w:t xml:space="preserve">Священник: </w:t>
-      </w:r>
-      <w:r>
-        <w:rPr>
-          <w:rFonts w:ascii="Times New Roman" w:hAnsi="Times New Roman" w:cs="Times New Roman"/>
-          <w:sz w:val="24"/>
-          <w:szCs w:val="24"/>
-        </w:rPr>
-        <w:t>Бо милостивий і людинолюбний Бог єси, і Тобі славу возсилаємо, Отцю, і Сину, і Святому Духові, нині, і повсякчас, і на віки віків.</w:t>
+        </w:rPr>
+        <w:t>Священник:</w:t>
+      </w:r>
+      <w:r>
+        <w:rPr>
+          <w:rFonts w:ascii="Times New Roman" w:hAnsi="Times New Roman"/>
+          <w:sz w:val="24"/>
+        </w:rPr>
+        <w:t xml:space="preserve"> Бо милостивий і людинолюбний Бог єси, і Тобі славу возсилаємо, Отцю, і Сину, і Святому Духові, нині, і повсякчас, і на віки віків.</w:t>
       </w:r>
     </w:p>
     <w:p>
@@ -48811,57 +46899,38 @@
     <w:p>
       <w:pPr>
         <w:spacing w:after="120"/>
-        <w:jc w:val="both"/>
-        <w:rPr>
-          <w:rFonts w:ascii="Times New Roman" w:hAnsi="Times New Roman" w:cs="Times New Roman"/>
-          <w:sz w:val="24"/>
-          <w:szCs w:val="24"/>
-        </w:rPr>
-      </w:pPr>
-      <w:r>
-        <w:rPr>
-          <w:rFonts w:ascii="Times New Roman" w:hAnsi="Times New Roman" w:cs="Times New Roman"/>
-          <w:i/>
-          <w:color w:val="FF0000"/>
-          <w:sz w:val="24"/>
-          <w:szCs w:val="24"/>
-        </w:rPr>
-        <w:lastRenderedPageBreak/>
-        <w:t>Священик:</w:t>
-      </w:r>
-      <w:r>
-        <w:rPr>
-          <w:rFonts w:ascii="Times New Roman" w:hAnsi="Times New Roman" w:cs="Times New Roman"/>
-          <w:sz w:val="24"/>
-          <w:szCs w:val="24"/>
-        </w:rPr>
-        <w:t xml:space="preserve"> Христос, істинний Бог наш, молитвами пречистої Владичиці нашої Богородиці і Приснодіви Марії, якої світлий празник Введення у храм днесь урочисто святкуємо, і святого </w:t>
-      </w:r>
-      <w:r>
-        <w:rPr>
-          <w:rFonts w:ascii="Times New Roman" w:hAnsi="Times New Roman" w:cs="Times New Roman"/>
-          <w:i/>
-          <w:color w:val="FF0000"/>
-          <w:sz w:val="24"/>
-          <w:szCs w:val="24"/>
-        </w:rPr>
-        <w:t>(ім'я, якого є храм)</w:t>
-      </w:r>
-      <w:r>
-        <w:rPr>
-          <w:rFonts w:ascii="Times New Roman" w:hAnsi="Times New Roman" w:cs="Times New Roman"/>
-          <w:sz w:val="24"/>
-          <w:szCs w:val="24"/>
-        </w:rPr>
-        <w:t xml:space="preserve">, і всіх святих, </w:t>
-      </w:r>
-      <w:r>
-        <w:rPr>
-          <w:rFonts w:ascii="Times New Roman" w:hAnsi="Times New Roman" w:cs="Times New Roman"/>
-          <w:sz w:val="24"/>
-          <w:szCs w:val="24"/>
-        </w:rPr>
-        <w:t>помилує і спасе нас, як благий і людинолюбний.</w:t>
+      </w:pPr>
+      <w:r>
+        <w:rPr>
+          <w:rFonts w:ascii="Times New Roman" w:hAnsi="Times New Roman"/>
+          <w:i/>
+          <w:color w:val="FF4400"/>
+          <w:sz w:val="24"/>
+        </w:rPr>
+        <w:t>Священник:</w:t>
+      </w:r>
+      <w:r>
+        <w:rPr>
+          <w:rFonts w:ascii="Times New Roman" w:hAnsi="Times New Roman"/>
+          <w:sz w:val="24"/>
+        </w:rPr>
+        <w:t xml:space="preserve"> Христос, істинний Бог наш - молитвами пречистої Cвоєї Матері, якої Введення в храм сьогодні торжественне свято світло звершуємо, святих, славних і всехвальних апостолів, і святого, </w:t>
+      </w:r>
+      <w:r>
+        <w:rPr>
+          <w:rFonts w:ascii="Times New Roman" w:hAnsi="Times New Roman"/>
+          <w:i/>
+          <w:color w:val="FF4400"/>
+          <w:sz w:val="24"/>
+        </w:rPr>
+        <w:t>якого є храм</w:t>
+      </w:r>
+      <w:r>
+        <w:rPr>
+          <w:rFonts w:ascii="Times New Roman" w:hAnsi="Times New Roman"/>
+          <w:sz w:val="24"/>
+        </w:rPr>
+        <w:t>, і введення у храм Пресвятої Владичиці нашої Богородиці і Приснодіви Марії, і всіх святих - помилує і спасе нас як благий і людинолюбний.</w:t>
       </w:r>
     </w:p>
     <w:p>
